--- a/Dosificaciones/D Nov-Dic/N8 HIS D DIC.docx
+++ b/Dosificaciones/D Nov-Dic/N8 HIS D DIC.docx
@@ -60,12 +60,12 @@
         </w:tblCellMar>
       </w:tblPr>
       <w:tblGrid>
-        <w:gridCol w:w="1377"/>
-        <w:gridCol w:w="4075"/>
-        <w:gridCol w:w="2635"/>
-        <w:gridCol w:w="2447"/>
-        <w:gridCol w:w="2102"/>
-        <w:gridCol w:w="2101"/>
+        <w:gridCol w:w="1555"/>
+        <w:gridCol w:w="2409"/>
+        <w:gridCol w:w="2977"/>
+        <w:gridCol w:w="2693"/>
+        <w:gridCol w:w="2552"/>
+        <w:gridCol w:w="2551"/>
       </w:tblGrid>
       <w:tr>
         <w:tblPrEx>
@@ -178,9 +178,20 @@
             <w:pPr>
               <w:spacing w:after="0" w:line="240" w:lineRule="auto"/>
               <w:jc w:val="center"/>
+              <w:rPr>
+                <w:rFonts w:hint="default"/>
+                <w:lang w:val="es-MX"/>
+              </w:rPr>
             </w:pPr>
             <w:r>
               <w:t>Semana 4</w:t>
+            </w:r>
+            <w:r>
+              <w:rPr>
+                <w:rFonts w:hint="default"/>
+                <w:lang w:val="es-MX"/>
+              </w:rPr>
+              <w:t xml:space="preserve"> </w:t>
             </w:r>
           </w:p>
         </w:tc>
@@ -806,12 +817,6 @@
             <w:insideH w:val="single" w:color="auto" w:sz="4" w:space="0"/>
             <w:insideV w:val="single" w:color="auto" w:sz="4" w:space="0"/>
           </w:tblBorders>
-          <w:tblCellMar>
-            <w:top w:w="0" w:type="dxa"/>
-            <w:left w:w="108" w:type="dxa"/>
-            <w:bottom w:w="0" w:type="dxa"/>
-            <w:right w:w="108" w:type="dxa"/>
-          </w:tblCellMar>
         </w:tblPrEx>
         <w:tc>
           <w:tcPr>
@@ -1743,13 +1748,6 @@
                 <w:lang w:val="es-MX"/>
               </w:rPr>
             </w:pPr>
-            <w:r>
-              <w:rPr>
-                <w:rFonts w:hint="default" w:ascii="Calibri" w:hAnsi="Calibri"/>
-                <w:lang w:val="es-MX"/>
-              </w:rPr>
-              <w:t>https://www.youtube.com/watch?v=XaMjFlw-0qY</w:t>
-            </w:r>
           </w:p>
         </w:tc>
         <w:tc>
@@ -1802,7 +1800,7 @@
                 <w:szCs w:val="22"/>
                 <w:lang w:val="es-MX" w:eastAsia="en-US"/>
               </w:rPr>
-              <w:t xml:space="preserve">Relato imaginario: la Ley Lerdo  </w:t>
+              <w:t>¿Liberal o conservador?</w:t>
             </w:r>
           </w:p>
         </w:tc>
@@ -2263,51 +2261,6 @@
         </w:tc>
       </w:tr>
     </w:tbl>
-    <w:p>
-      <w:pPr>
-        <w:spacing w:after="0"/>
-        <w:rPr>
-          <w:sz w:val="6"/>
-          <w:szCs w:val="6"/>
-        </w:rPr>
-      </w:pPr>
-    </w:p>
-    <w:p>
-      <w:pPr>
-        <w:spacing w:after="0"/>
-        <w:rPr>
-          <w:sz w:val="6"/>
-          <w:szCs w:val="6"/>
-        </w:rPr>
-      </w:pPr>
-    </w:p>
-    <w:p>
-      <w:pPr>
-        <w:spacing w:after="0"/>
-        <w:rPr>
-          <w:sz w:val="6"/>
-          <w:szCs w:val="6"/>
-        </w:rPr>
-      </w:pPr>
-    </w:p>
-    <w:p>
-      <w:pPr>
-        <w:spacing w:after="0"/>
-        <w:rPr>
-          <w:sz w:val="6"/>
-          <w:szCs w:val="6"/>
-        </w:rPr>
-      </w:pPr>
-    </w:p>
-    <w:p>
-      <w:pPr>
-        <w:spacing w:after="0"/>
-        <w:rPr>
-          <w:sz w:val="6"/>
-          <w:szCs w:val="6"/>
-        </w:rPr>
-      </w:pPr>
-    </w:p>
     <w:p>
       <w:pPr>
         <w:spacing w:after="0"/>
@@ -2465,12 +2418,12 @@
         </w:tblCellMar>
       </w:tblPr>
       <w:tblGrid>
-        <w:gridCol w:w="1127"/>
-        <w:gridCol w:w="3355"/>
-        <w:gridCol w:w="4075"/>
-        <w:gridCol w:w="3355"/>
-        <w:gridCol w:w="1412"/>
-        <w:gridCol w:w="1413"/>
+        <w:gridCol w:w="1555"/>
+        <w:gridCol w:w="2409"/>
+        <w:gridCol w:w="2977"/>
+        <w:gridCol w:w="2693"/>
+        <w:gridCol w:w="2552"/>
+        <w:gridCol w:w="2551"/>
       </w:tblGrid>
       <w:tr>
         <w:tblPrEx>
@@ -2594,20 +2547,9 @@
             <w:pPr>
               <w:spacing w:after="0" w:line="240" w:lineRule="auto"/>
               <w:jc w:val="center"/>
-              <w:rPr>
-                <w:rFonts w:hint="default"/>
-                <w:lang w:val="es-MX"/>
-              </w:rPr>
-            </w:pPr>
-            <w:r>
-              <w:t xml:space="preserve">Semana </w:t>
-            </w:r>
-            <w:r>
-              <w:rPr>
-                <w:rFonts w:hint="default"/>
-                <w:lang w:val="es-MX"/>
-              </w:rPr>
-              <w:t>1</w:t>
+            </w:pPr>
+            <w:r>
+              <w:t>Semana 4</w:t>
             </w:r>
           </w:p>
         </w:tc>
@@ -2681,7 +2623,7 @@
                 <w:rFonts w:hint="default"/>
                 <w:lang w:val="es-MX"/>
               </w:rPr>
-              <w:t>33</w:t>
+              <w:t>30</w:t>
             </w:r>
           </w:p>
         </w:tc>
@@ -2708,7 +2650,7 @@
                 <w:rFonts w:hint="default"/>
                 <w:lang w:val="es-MX"/>
               </w:rPr>
-              <w:t>34</w:t>
+              <w:t>31</w:t>
             </w:r>
           </w:p>
         </w:tc>
@@ -2735,7 +2677,7 @@
                 <w:rFonts w:hint="default"/>
                 <w:lang w:val="es-MX"/>
               </w:rPr>
-              <w:t>35</w:t>
+              <w:t>32</w:t>
             </w:r>
           </w:p>
         </w:tc>
@@ -2861,7 +2803,7 @@
                 <w:rFonts w:hint="default"/>
                 <w:lang w:val="es-MX"/>
               </w:rPr>
-              <w:t>08 de diciembre</w:t>
+              <w:t>01 de diciembre</w:t>
             </w:r>
           </w:p>
         </w:tc>
@@ -2888,7 +2830,7 @@
                 <w:rFonts w:hint="default"/>
                 <w:lang w:val="es-MX"/>
               </w:rPr>
-              <w:t xml:space="preserve">09 de diciembre </w:t>
+              <w:t xml:space="preserve">02 de diciembre </w:t>
             </w:r>
           </w:p>
         </w:tc>
@@ -2915,7 +2857,7 @@
                 <w:rFonts w:hint="default"/>
                 <w:lang w:val="es-MX"/>
               </w:rPr>
-              <w:t xml:space="preserve">10 de diciembre </w:t>
+              <w:t xml:space="preserve">03 de diciembre </w:t>
             </w:r>
           </w:p>
         </w:tc>
@@ -2942,7 +2884,7 @@
                 <w:rFonts w:hint="default"/>
                 <w:lang w:val="es-MX"/>
               </w:rPr>
-              <w:t>11 de diciembre</w:t>
+              <w:t>04 de diciembre</w:t>
             </w:r>
           </w:p>
         </w:tc>
@@ -2980,7 +2922,7 @@
                 <w:shd w:val="clear" w:color="FFFFFF" w:fill="D9D9D9"/>
                 <w:lang w:val="es-MX"/>
               </w:rPr>
-              <w:t>12 de diciembre</w:t>
+              <w:t>05 de diciembre</w:t>
             </w:r>
           </w:p>
         </w:tc>
@@ -3494,11 +3436,22 @@
             <w:r>
               <w:rPr>
                 <w:rFonts w:hint="default" w:asciiTheme="minorHAnsi" w:hAnsiTheme="minorHAnsi" w:eastAsiaTheme="minorHAnsi" w:cstheme="minorBidi"/>
+                <w:b w:val="0"/>
+                <w:bCs w:val="0"/>
                 <w:sz w:val="22"/>
                 <w:szCs w:val="22"/>
                 <w:lang w:val="es-MX" w:eastAsia="en-US" w:bidi="ar-SA"/>
               </w:rPr>
-              <w:t xml:space="preserve">La Ley Lerdo. Desamortización de bienes. </w:t>
+              <w:t>La Ley Lerdo.</w:t>
+            </w:r>
+            <w:r>
+              <w:rPr>
+                <w:rFonts w:hint="default" w:asciiTheme="minorHAnsi" w:hAnsiTheme="minorHAnsi" w:eastAsiaTheme="minorHAnsi" w:cstheme="minorBidi"/>
+                <w:sz w:val="22"/>
+                <w:szCs w:val="22"/>
+                <w:lang w:val="es-MX" w:eastAsia="en-US" w:bidi="ar-SA"/>
+              </w:rPr>
+              <w:t xml:space="preserve"> Desamortización de bienes. </w:t>
             </w:r>
           </w:p>
         </w:tc>
@@ -3517,6 +3470,13 @@
                 <w:lang w:val="es-MX"/>
               </w:rPr>
             </w:pPr>
+            <w:r>
+              <w:rPr>
+                <w:rFonts w:hint="default"/>
+                <w:lang w:val="es-MX"/>
+              </w:rPr>
+              <w:t xml:space="preserve">Leyes de Reforma </w:t>
+            </w:r>
           </w:p>
         </w:tc>
         <w:tc>
@@ -3732,6 +3692,13 @@
               <w:t xml:space="preserve">Anexos: Los antecedentes de la guerra de Reforma “Liberales y conservadores”, parte y comparte. La ley Juárez. </w:t>
             </w:r>
           </w:p>
+        </w:tc>
+        <w:tc>
+          <w:tcPr>
+            <w:tcW w:w="2977" w:type="dxa"/>
+            <w:shd w:val="clear" w:color="auto" w:fill="auto"/>
+            <w:vAlign w:val="center"/>
+          </w:tcPr>
           <w:p>
             <w:pPr>
               <w:pStyle w:val="13"/>
@@ -3749,19 +3716,18 @@
             </w:pPr>
             <w:r>
               <w:rPr>
-                <w:rFonts w:hint="default" w:ascii="Calibri" w:hAnsi="Calibri"/>
-                <w:lang w:val="es-MX"/>
-              </w:rPr>
-              <w:t>Video la Ley Lerdo https://www.youtube.com/watch?v=pDfrmEVmGWo</w:t>
-            </w:r>
-          </w:p>
-        </w:tc>
-        <w:tc>
-          <w:tcPr>
-            <w:tcW w:w="2977" w:type="dxa"/>
-            <w:shd w:val="clear" w:color="auto" w:fill="auto"/>
-            <w:vAlign w:val="center"/>
-          </w:tcPr>
+                <w:rFonts w:ascii="Calibri" w:hAnsi="Calibri" w:cs="Calibri"/>
+              </w:rPr>
+              <w:t>Lápiz Lector</w:t>
+            </w:r>
+            <w:r>
+              <w:rPr>
+                <w:rFonts w:hint="default" w:ascii="Calibri" w:hAnsi="Calibri" w:cs="Calibri"/>
+                <w:lang w:val="es-MX"/>
+              </w:rPr>
+              <w:t>.</w:t>
+            </w:r>
+          </w:p>
           <w:p>
             <w:pPr>
               <w:pStyle w:val="13"/>
@@ -3781,14 +3747,14 @@
               <w:rPr>
                 <w:rFonts w:ascii="Calibri" w:hAnsi="Calibri" w:cs="Calibri"/>
               </w:rPr>
-              <w:t>Lápiz Lector</w:t>
+              <w:t xml:space="preserve">Realizar los ejercicios de libro </w:t>
             </w:r>
             <w:r>
               <w:rPr>
                 <w:rFonts w:hint="default" w:ascii="Calibri" w:hAnsi="Calibri" w:cs="Calibri"/>
                 <w:lang w:val="es-MX"/>
               </w:rPr>
-              <w:t>.</w:t>
+              <w:t>2 p.p. 25, 26, 27, 28, 29.</w:t>
             </w:r>
           </w:p>
           <w:p>
@@ -3808,18 +3774,19 @@
             </w:pPr>
             <w:r>
               <w:rPr>
-                <w:rFonts w:ascii="Calibri" w:hAnsi="Calibri" w:cs="Calibri"/>
-              </w:rPr>
-              <w:t xml:space="preserve">Realizar los ejercicios de libro </w:t>
-            </w:r>
-            <w:r>
-              <w:rPr>
                 <w:rFonts w:hint="default" w:ascii="Calibri" w:hAnsi="Calibri" w:cs="Calibri"/>
                 <w:lang w:val="es-MX"/>
               </w:rPr>
-              <w:t>2 p.p. 25, 26, 27, 28, 29.</w:t>
-            </w:r>
-          </w:p>
+              <w:t xml:space="preserve">Anexos: “Cuentas claras, Libertades y garantías”, “La Reforma en la vida cotidiana”.  </w:t>
+            </w:r>
+          </w:p>
+        </w:tc>
+        <w:tc>
+          <w:tcPr>
+            <w:tcW w:w="2693" w:type="dxa"/>
+            <w:shd w:val="clear" w:color="auto" w:fill="auto"/>
+            <w:vAlign w:val="center"/>
+          </w:tcPr>
           <w:p>
             <w:pPr>
               <w:pStyle w:val="13"/>
@@ -3837,91 +3804,18 @@
             </w:pPr>
             <w:r>
               <w:rPr>
+                <w:rFonts w:ascii="Calibri" w:hAnsi="Calibri" w:cs="Calibri"/>
+              </w:rPr>
+              <w:t>Lápiz Lector</w:t>
+            </w:r>
+            <w:r>
+              <w:rPr>
                 <w:rFonts w:hint="default" w:ascii="Calibri" w:hAnsi="Calibri" w:cs="Calibri"/>
                 <w:lang w:val="es-MX"/>
               </w:rPr>
-              <w:t xml:space="preserve">Anexos: Cuentas claras, Libertades y garantías, La Reforma en la vida cotidiana. </w:t>
-            </w:r>
-          </w:p>
-          <w:p>
-            <w:pPr>
-              <w:pStyle w:val="13"/>
-              <w:numPr>
-                <w:numId w:val="0"/>
-              </w:numPr>
-              <w:tabs>
-                <w:tab w:val="left" w:pos="420"/>
-              </w:tabs>
-              <w:spacing w:after="0" w:line="240" w:lineRule="auto"/>
-              <w:contextualSpacing/>
-              <w:jc w:val="both"/>
-              <w:rPr>
-                <w:rFonts w:hint="default" w:ascii="Calibri" w:hAnsi="Calibri" w:cs="Calibri"/>
-                <w:lang w:val="es-MX"/>
-              </w:rPr>
-            </w:pPr>
-          </w:p>
-          <w:p>
-            <w:pPr>
-              <w:pStyle w:val="13"/>
-              <w:numPr>
-                <w:numId w:val="0"/>
-              </w:numPr>
-              <w:tabs>
-                <w:tab w:val="left" w:pos="420"/>
-              </w:tabs>
-              <w:spacing w:after="0" w:line="240" w:lineRule="auto"/>
-              <w:contextualSpacing/>
-              <w:jc w:val="both"/>
-              <w:rPr>
-                <w:rFonts w:hint="default" w:ascii="Calibri" w:hAnsi="Calibri" w:cs="Calibri"/>
-                <w:lang w:val="es-MX"/>
-              </w:rPr>
-            </w:pPr>
-          </w:p>
-          <w:p>
-            <w:pPr>
-              <w:pStyle w:val="13"/>
-              <w:numPr>
-                <w:numId w:val="0"/>
-              </w:numPr>
-              <w:tabs>
-                <w:tab w:val="left" w:pos="420"/>
-              </w:tabs>
-              <w:spacing w:after="0" w:line="240" w:lineRule="auto"/>
-              <w:contextualSpacing/>
-              <w:jc w:val="both"/>
-              <w:rPr>
-                <w:rFonts w:hint="default" w:ascii="Calibri" w:hAnsi="Calibri" w:cs="Calibri"/>
-                <w:lang w:val="es-MX"/>
-              </w:rPr>
-            </w:pPr>
-          </w:p>
-          <w:p>
-            <w:pPr>
-              <w:pStyle w:val="13"/>
-              <w:numPr>
-                <w:numId w:val="0"/>
-              </w:numPr>
-              <w:tabs>
-                <w:tab w:val="left" w:pos="420"/>
-              </w:tabs>
-              <w:spacing w:after="0" w:line="240" w:lineRule="auto"/>
-              <w:contextualSpacing/>
-              <w:jc w:val="both"/>
-              <w:rPr>
-                <w:rFonts w:hint="default" w:ascii="Calibri" w:hAnsi="Calibri" w:cs="Calibri"/>
-                <w:lang w:val="es-MX"/>
-              </w:rPr>
-            </w:pPr>
-          </w:p>
-        </w:tc>
-        <w:tc>
-          <w:tcPr>
-            <w:tcW w:w="2693" w:type="dxa"/>
-            <w:shd w:val="clear" w:color="auto" w:fill="auto"/>
-            <w:vAlign w:val="center"/>
-          </w:tcPr>
+              <w:t>.</w:t>
+            </w:r>
+          </w:p>
           <w:p>
             <w:pPr>
               <w:pStyle w:val="13"/>
@@ -3941,14 +3835,14 @@
               <w:rPr>
                 <w:rFonts w:ascii="Calibri" w:hAnsi="Calibri" w:cs="Calibri"/>
               </w:rPr>
-              <w:t>Lápiz Lector</w:t>
+              <w:t xml:space="preserve">Realizar los ejercicios de libro </w:t>
             </w:r>
             <w:r>
               <w:rPr>
                 <w:rFonts w:hint="default" w:ascii="Calibri" w:hAnsi="Calibri" w:cs="Calibri"/>
                 <w:lang w:val="es-MX"/>
               </w:rPr>
-              <w:t>.</w:t>
+              <w:t>2 p.p. 30, 31, 32, 33.</w:t>
             </w:r>
           </w:p>
           <w:p>
@@ -3968,16 +3862,10 @@
             </w:pPr>
             <w:r>
               <w:rPr>
-                <w:rFonts w:ascii="Calibri" w:hAnsi="Calibri" w:cs="Calibri"/>
-              </w:rPr>
-              <w:t xml:space="preserve">Realizar los ejercicios de libro </w:t>
-            </w:r>
-            <w:r>
-              <w:rPr>
                 <w:rFonts w:hint="default" w:ascii="Calibri" w:hAnsi="Calibri" w:cs="Calibri"/>
                 <w:lang w:val="es-MX"/>
               </w:rPr>
-              <w:t>2 p.p. 30, 31, 32, 33.</w:t>
+              <w:t xml:space="preserve">Spark P19. Guerra de Reforma. </w:t>
             </w:r>
           </w:p>
           <w:p>
@@ -4000,75 +3888,8 @@
                 <w:rFonts w:hint="default" w:ascii="Calibri" w:hAnsi="Calibri" w:cs="Calibri"/>
                 <w:lang w:val="es-MX"/>
               </w:rPr>
-              <w:t xml:space="preserve">Sparks P19. Guerra de Reforma. </w:t>
-            </w:r>
-          </w:p>
-          <w:p>
-            <w:pPr>
-              <w:pStyle w:val="13"/>
-              <w:numPr>
-                <w:ilvl w:val="0"/>
-                <w:numId w:val="1"/>
-              </w:numPr>
-              <w:spacing w:after="0" w:line="240" w:lineRule="auto"/>
-              <w:ind w:left="420" w:leftChars="0" w:hanging="420" w:firstLineChars="0"/>
-              <w:jc w:val="both"/>
-              <w:rPr>
-                <w:rFonts w:hint="default" w:ascii="Calibri" w:hAnsi="Calibri" w:cs="Calibri"/>
-                <w:lang w:val="es-MX"/>
-              </w:rPr>
-            </w:pPr>
-            <w:r>
-              <w:rPr>
-                <w:rFonts w:hint="default" w:ascii="Calibri" w:hAnsi="Calibri"/>
-                <w:lang w:val="es-MX"/>
-              </w:rPr>
-              <w:fldChar w:fldCharType="begin"/>
-            </w:r>
-            <w:r>
-              <w:rPr>
-                <w:rFonts w:hint="default" w:ascii="Calibri" w:hAnsi="Calibri"/>
-                <w:lang w:val="es-MX"/>
-              </w:rPr>
-              <w:instrText xml:space="preserve"> HYPERLINK "https://www.youtube.com/watch?v=KIS9QLL5rh8" </w:instrText>
-            </w:r>
-            <w:r>
-              <w:rPr>
-                <w:rFonts w:hint="default" w:ascii="Calibri" w:hAnsi="Calibri"/>
-                <w:lang w:val="es-MX"/>
-              </w:rPr>
-              <w:fldChar w:fldCharType="separate"/>
-            </w:r>
-            <w:r>
-              <w:rPr>
-                <w:rStyle w:val="4"/>
-                <w:rFonts w:hint="default" w:ascii="Calibri" w:hAnsi="Calibri"/>
-                <w:lang w:val="es-MX"/>
-              </w:rPr>
-              <w:t>https://www.youtube.com/watch?v=KIS9QLL5rh8</w:t>
-            </w:r>
-            <w:r>
-              <w:rPr>
-                <w:rFonts w:hint="default" w:ascii="Calibri" w:hAnsi="Calibri"/>
-                <w:lang w:val="es-MX"/>
-              </w:rPr>
-              <w:fldChar w:fldCharType="end"/>
-            </w:r>
-          </w:p>
-          <w:p>
-            <w:pPr>
-              <w:pStyle w:val="13"/>
-              <w:numPr>
-                <w:numId w:val="0"/>
-              </w:numPr>
-              <w:spacing w:after="0" w:line="240" w:lineRule="auto"/>
-              <w:ind w:leftChars="0"/>
-              <w:jc w:val="both"/>
-              <w:rPr>
-                <w:rFonts w:hint="default" w:ascii="Calibri" w:hAnsi="Calibri" w:cs="Calibri"/>
-                <w:lang w:val="es-MX"/>
-              </w:rPr>
-            </w:pPr>
+              <w:t>Spark “Liberales y conservadores”.</w:t>
+            </w:r>
           </w:p>
           <w:p>
             <w:pPr>
@@ -4366,7 +4187,7 @@
                 <w:rFonts w:hint="default" w:ascii="Calibri" w:hAnsi="Calibri" w:cs="Calibri"/>
                 <w:lang w:val="es-MX"/>
               </w:rPr>
-              <w:t xml:space="preserve">Collage de las Guerras de Reforma. </w:t>
+              <w:t xml:space="preserve">Collage de las Guerras de Reforma </w:t>
             </w:r>
           </w:p>
         </w:tc>
@@ -4380,7 +4201,8 @@
             <w:pPr>
               <w:pStyle w:val="13"/>
               <w:spacing w:after="0"/>
-              <w:jc w:val="both"/>
+              <w:ind w:left="0" w:leftChars="0" w:firstLine="0" w:firstLineChars="0"/>
+              <w:jc w:val="center"/>
               <w:rPr>
                 <w:rFonts w:hint="default" w:ascii="Calibri" w:hAnsi="Calibri" w:cs="Calibri"/>
                 <w:lang w:val="es-MX"/>
@@ -4391,25 +4213,7 @@
                 <w:rFonts w:hint="default" w:ascii="Calibri" w:hAnsi="Calibri" w:cs="Calibri"/>
                 <w:lang w:val="es-MX"/>
               </w:rPr>
-              <w:t xml:space="preserve">Mini biografía de Benito Juárez </w:t>
-            </w:r>
-          </w:p>
-          <w:p>
-            <w:pPr>
-              <w:pStyle w:val="13"/>
-              <w:spacing w:after="0"/>
-              <w:jc w:val="both"/>
-              <w:rPr>
-                <w:rFonts w:hint="default" w:ascii="Calibri" w:hAnsi="Calibri" w:cs="Calibri"/>
-                <w:lang w:val="es-MX"/>
-              </w:rPr>
-            </w:pPr>
-            <w:r>
-              <w:rPr>
-                <w:rFonts w:hint="default" w:ascii="Calibri" w:hAnsi="Calibri"/>
-                <w:lang w:val="es-MX"/>
-              </w:rPr>
-              <w:t>https://www.youtube.com/watch?v=sas-FlsLBaQ</w:t>
+              <w:t xml:space="preserve">La Ley Lerdo </w:t>
             </w:r>
           </w:p>
         </w:tc>
@@ -4423,7 +4227,7 @@
             <w:pPr>
               <w:pStyle w:val="8"/>
               <w:spacing w:before="0" w:beforeAutospacing="0" w:after="0" w:afterAutospacing="0"/>
-              <w:ind w:left="720"/>
+              <w:jc w:val="center"/>
               <w:rPr>
                 <w:rFonts w:hint="default" w:ascii="Calibri" w:hAnsi="Calibri" w:cs="Calibri" w:eastAsiaTheme="minorHAnsi"/>
                 <w:sz w:val="22"/>
@@ -4438,2388 +4242,7 @@
                 <w:szCs w:val="22"/>
                 <w:lang w:val="es-MX" w:eastAsia="en-US"/>
               </w:rPr>
-              <w:t xml:space="preserve"> ¿ Qué leyes actuales rigen a la iglesia y al ejército?</w:t>
-            </w:r>
-          </w:p>
-        </w:tc>
-        <w:tc>
-          <w:tcPr>
-            <w:tcW w:w="2552" w:type="dxa"/>
-            <w:shd w:val="clear" w:color="auto" w:fill="D8D8D8" w:themeFill="background1" w:themeFillShade="D9"/>
-            <w:vAlign w:val="center"/>
-          </w:tcPr>
-          <w:p>
-            <w:pPr>
-              <w:pStyle w:val="13"/>
-              <w:spacing w:after="0" w:line="240" w:lineRule="auto"/>
-              <w:jc w:val="both"/>
-            </w:pPr>
-          </w:p>
-        </w:tc>
-        <w:tc>
-          <w:tcPr>
-            <w:tcW w:w="2551" w:type="dxa"/>
-            <w:tcBorders>
-              <w:right w:val="single" w:color="auto" w:sz="12" w:space="0"/>
-            </w:tcBorders>
-            <w:shd w:val="clear" w:color="auto" w:fill="E7E6E6" w:themeFill="background2"/>
-            <w:vAlign w:val="center"/>
-          </w:tcPr>
-          <w:p>
-            <w:pPr>
-              <w:spacing w:after="0" w:line="240" w:lineRule="auto"/>
-              <w:jc w:val="center"/>
-              <w:rPr>
-                <w:color w:val="FFFFFF" w:themeColor="background1"/>
-                <w14:textFill>
-                  <w14:solidFill>
-                    <w14:schemeClr w14:val="bg1"/>
-                  </w14:solidFill>
-                </w14:textFill>
-              </w:rPr>
-            </w:pPr>
-          </w:p>
-        </w:tc>
-      </w:tr>
-      <w:tr>
-        <w:tblPrEx>
-          <w:tblBorders>
-            <w:top w:val="single" w:color="auto" w:sz="4" w:space="0"/>
-            <w:left w:val="single" w:color="auto" w:sz="4" w:space="0"/>
-            <w:bottom w:val="single" w:color="auto" w:sz="4" w:space="0"/>
-            <w:right w:val="single" w:color="auto" w:sz="4" w:space="0"/>
-            <w:insideH w:val="single" w:color="auto" w:sz="4" w:space="0"/>
-            <w:insideV w:val="single" w:color="auto" w:sz="4" w:space="0"/>
-          </w:tblBorders>
-          <w:tblCellMar>
-            <w:top w:w="0" w:type="dxa"/>
-            <w:left w:w="108" w:type="dxa"/>
-            <w:bottom w:w="0" w:type="dxa"/>
-            <w:right w:w="108" w:type="dxa"/>
-          </w:tblCellMar>
-        </w:tblPrEx>
-        <w:tc>
-          <w:tcPr>
-            <w:tcW w:w="1555" w:type="dxa"/>
-            <w:tcBorders>
-              <w:left w:val="single" w:color="auto" w:sz="12" w:space="0"/>
-              <w:right w:val="single" w:color="auto" w:sz="12" w:space="0"/>
-            </w:tcBorders>
-            <w:vAlign w:val="center"/>
-          </w:tcPr>
-          <w:p>
-            <w:pPr>
-              <w:spacing w:after="0" w:line="240" w:lineRule="auto"/>
-              <w:jc w:val="center"/>
-              <w:rPr>
-                <w:sz w:val="18"/>
-                <w:szCs w:val="18"/>
-              </w:rPr>
-            </w:pPr>
-            <w:r>
-              <w:rPr>
-                <w:sz w:val="18"/>
-                <w:szCs w:val="18"/>
-              </w:rPr>
-              <w:t>Recortable</w:t>
-            </w:r>
-          </w:p>
-        </w:tc>
-        <w:tc>
-          <w:tcPr>
-            <w:tcW w:w="2409" w:type="dxa"/>
-            <w:tcBorders>
-              <w:left w:val="single" w:color="auto" w:sz="12" w:space="0"/>
-            </w:tcBorders>
-            <w:shd w:val="clear" w:color="auto" w:fill="auto"/>
-            <w:vAlign w:val="center"/>
-          </w:tcPr>
-          <w:p>
-            <w:pPr>
-              <w:spacing w:after="0" w:line="240" w:lineRule="auto"/>
-              <w:jc w:val="center"/>
-              <w:rPr>
-                <w:rFonts w:hint="default"/>
-                <w:lang w:val="es-MX"/>
-              </w:rPr>
-            </w:pPr>
-            <w:r>
-              <w:rPr>
-                <w:rFonts w:hint="default"/>
-                <w:lang w:val="es-MX"/>
-              </w:rPr>
-              <w:t xml:space="preserve">No </w:t>
-            </w:r>
-          </w:p>
-        </w:tc>
-        <w:tc>
-          <w:tcPr>
-            <w:tcW w:w="2977" w:type="dxa"/>
-            <w:shd w:val="clear" w:color="auto" w:fill="auto"/>
-            <w:vAlign w:val="center"/>
-          </w:tcPr>
-          <w:p>
-            <w:pPr>
-              <w:spacing w:after="0" w:line="240" w:lineRule="auto"/>
-              <w:jc w:val="center"/>
-              <w:rPr>
-                <w:rFonts w:hint="default"/>
-                <w:lang w:val="es-MX"/>
-              </w:rPr>
-            </w:pPr>
-            <w:r>
-              <w:rPr>
-                <w:rFonts w:hint="default"/>
-                <w:lang w:val="es-MX"/>
-              </w:rPr>
-              <w:t>No</w:t>
-            </w:r>
-          </w:p>
-        </w:tc>
-        <w:tc>
-          <w:tcPr>
-            <w:tcW w:w="2693" w:type="dxa"/>
-            <w:shd w:val="clear" w:color="auto" w:fill="auto"/>
-            <w:vAlign w:val="center"/>
-          </w:tcPr>
-          <w:p>
-            <w:pPr>
-              <w:spacing w:after="0" w:line="240" w:lineRule="auto"/>
-              <w:jc w:val="center"/>
-              <w:rPr>
-                <w:rFonts w:hint="default"/>
-                <w:lang w:val="es-MX"/>
-              </w:rPr>
-            </w:pPr>
-            <w:r>
-              <w:rPr>
-                <w:rFonts w:hint="default"/>
-                <w:lang w:val="es-MX"/>
-              </w:rPr>
-              <w:t xml:space="preserve">No </w:t>
-            </w:r>
-          </w:p>
-        </w:tc>
-        <w:tc>
-          <w:tcPr>
-            <w:tcW w:w="2552" w:type="dxa"/>
-            <w:shd w:val="clear" w:color="auto" w:fill="D8D8D8" w:themeFill="background1" w:themeFillShade="D9"/>
-            <w:vAlign w:val="center"/>
-          </w:tcPr>
-          <w:p>
-            <w:pPr>
-              <w:spacing w:after="0" w:line="240" w:lineRule="auto"/>
-              <w:jc w:val="center"/>
-            </w:pPr>
-          </w:p>
-        </w:tc>
-        <w:tc>
-          <w:tcPr>
-            <w:tcW w:w="2551" w:type="dxa"/>
-            <w:tcBorders>
-              <w:right w:val="single" w:color="auto" w:sz="12" w:space="0"/>
-            </w:tcBorders>
-            <w:shd w:val="clear" w:color="auto" w:fill="E7E6E6" w:themeFill="background2"/>
-            <w:vAlign w:val="center"/>
-          </w:tcPr>
-          <w:p>
-            <w:pPr>
-              <w:spacing w:after="0" w:line="240" w:lineRule="auto"/>
-              <w:jc w:val="center"/>
-              <w:rPr>
-                <w:color w:val="FFFFFF" w:themeColor="background1"/>
-                <w14:textFill>
-                  <w14:solidFill>
-                    <w14:schemeClr w14:val="bg1"/>
-                  </w14:solidFill>
-                </w14:textFill>
-              </w:rPr>
-            </w:pPr>
-          </w:p>
-        </w:tc>
-      </w:tr>
-      <w:tr>
-        <w:tblPrEx>
-          <w:tblBorders>
-            <w:top w:val="single" w:color="auto" w:sz="4" w:space="0"/>
-            <w:left w:val="single" w:color="auto" w:sz="4" w:space="0"/>
-            <w:bottom w:val="single" w:color="auto" w:sz="4" w:space="0"/>
-            <w:right w:val="single" w:color="auto" w:sz="4" w:space="0"/>
-            <w:insideH w:val="single" w:color="auto" w:sz="4" w:space="0"/>
-            <w:insideV w:val="single" w:color="auto" w:sz="4" w:space="0"/>
-          </w:tblBorders>
-          <w:tblCellMar>
-            <w:top w:w="0" w:type="dxa"/>
-            <w:left w:w="108" w:type="dxa"/>
-            <w:bottom w:w="0" w:type="dxa"/>
-            <w:right w:w="108" w:type="dxa"/>
-          </w:tblCellMar>
-        </w:tblPrEx>
-        <w:tc>
-          <w:tcPr>
-            <w:tcW w:w="1555" w:type="dxa"/>
-            <w:tcBorders>
-              <w:left w:val="single" w:color="auto" w:sz="12" w:space="0"/>
-              <w:bottom w:val="single" w:color="auto" w:sz="12" w:space="0"/>
-              <w:right w:val="single" w:color="auto" w:sz="12" w:space="0"/>
-            </w:tcBorders>
-            <w:vAlign w:val="center"/>
-          </w:tcPr>
-          <w:p>
-            <w:pPr>
-              <w:spacing w:after="0" w:line="240" w:lineRule="auto"/>
-              <w:jc w:val="center"/>
-              <w:rPr>
-                <w:sz w:val="18"/>
-                <w:szCs w:val="18"/>
-              </w:rPr>
-            </w:pPr>
-            <w:r>
-              <w:rPr>
-                <w:sz w:val="18"/>
-                <w:szCs w:val="18"/>
-              </w:rPr>
-              <w:t>Copia AMCO</w:t>
-            </w:r>
-          </w:p>
-        </w:tc>
-        <w:tc>
-          <w:tcPr>
-            <w:tcW w:w="2409" w:type="dxa"/>
-            <w:tcBorders>
-              <w:left w:val="single" w:color="auto" w:sz="12" w:space="0"/>
-              <w:bottom w:val="single" w:color="auto" w:sz="12" w:space="0"/>
-            </w:tcBorders>
-            <w:shd w:val="clear" w:color="auto" w:fill="auto"/>
-            <w:vAlign w:val="center"/>
-          </w:tcPr>
-          <w:p>
-            <w:pPr>
-              <w:spacing w:after="0" w:line="240" w:lineRule="auto"/>
-              <w:jc w:val="center"/>
-              <w:rPr>
-                <w:rFonts w:hint="default"/>
-                <w:lang w:val="es-MX"/>
-              </w:rPr>
-            </w:pPr>
-            <w:r>
-              <w:rPr>
-                <w:rFonts w:hint="default"/>
-                <w:lang w:val="es-MX"/>
-              </w:rPr>
-              <w:t xml:space="preserve">No </w:t>
-            </w:r>
-          </w:p>
-        </w:tc>
-        <w:tc>
-          <w:tcPr>
-            <w:tcW w:w="2977" w:type="dxa"/>
-            <w:tcBorders>
-              <w:bottom w:val="single" w:color="auto" w:sz="12" w:space="0"/>
-            </w:tcBorders>
-            <w:shd w:val="clear" w:color="auto" w:fill="auto"/>
-            <w:vAlign w:val="center"/>
-          </w:tcPr>
-          <w:p>
-            <w:pPr>
-              <w:spacing w:after="0" w:line="240" w:lineRule="auto"/>
-              <w:jc w:val="center"/>
-              <w:rPr>
-                <w:rFonts w:hint="default"/>
-                <w:lang w:val="es-MX"/>
-              </w:rPr>
-            </w:pPr>
-            <w:r>
-              <w:rPr>
-                <w:rFonts w:hint="default"/>
-                <w:lang w:val="es-MX"/>
-              </w:rPr>
-              <w:t>No</w:t>
-            </w:r>
-          </w:p>
-        </w:tc>
-        <w:tc>
-          <w:tcPr>
-            <w:tcW w:w="2693" w:type="dxa"/>
-            <w:tcBorders>
-              <w:bottom w:val="single" w:color="auto" w:sz="12" w:space="0"/>
-            </w:tcBorders>
-            <w:shd w:val="clear" w:color="auto" w:fill="auto"/>
-            <w:vAlign w:val="center"/>
-          </w:tcPr>
-          <w:p>
-            <w:pPr>
-              <w:spacing w:after="0" w:line="240" w:lineRule="auto"/>
-              <w:jc w:val="center"/>
-              <w:rPr>
-                <w:rFonts w:hint="default"/>
-                <w:lang w:val="es-MX"/>
-              </w:rPr>
-            </w:pPr>
-            <w:r>
-              <w:rPr>
-                <w:rFonts w:hint="default"/>
-                <w:lang w:val="es-MX"/>
-              </w:rPr>
-              <w:t xml:space="preserve">No </w:t>
-            </w:r>
-          </w:p>
-        </w:tc>
-        <w:tc>
-          <w:tcPr>
-            <w:tcW w:w="2552" w:type="dxa"/>
-            <w:tcBorders>
-              <w:bottom w:val="single" w:color="auto" w:sz="12" w:space="0"/>
-            </w:tcBorders>
-            <w:shd w:val="clear" w:color="auto" w:fill="D8D8D8" w:themeFill="background1" w:themeFillShade="D9"/>
-            <w:vAlign w:val="center"/>
-          </w:tcPr>
-          <w:p>
-            <w:pPr>
-              <w:spacing w:after="0" w:line="240" w:lineRule="auto"/>
-              <w:jc w:val="center"/>
-            </w:pPr>
-          </w:p>
-        </w:tc>
-        <w:tc>
-          <w:tcPr>
-            <w:tcW w:w="2551" w:type="dxa"/>
-            <w:tcBorders>
-              <w:bottom w:val="single" w:color="auto" w:sz="12" w:space="0"/>
-              <w:right w:val="single" w:color="auto" w:sz="12" w:space="0"/>
-            </w:tcBorders>
-            <w:shd w:val="clear" w:color="auto" w:fill="E7E6E6" w:themeFill="background2"/>
-            <w:vAlign w:val="center"/>
-          </w:tcPr>
-          <w:p>
-            <w:pPr>
-              <w:spacing w:after="0" w:line="240" w:lineRule="auto"/>
-              <w:jc w:val="center"/>
-              <w:rPr>
-                <w:color w:val="FFFFFF" w:themeColor="background1"/>
-                <w14:textFill>
-                  <w14:solidFill>
-                    <w14:schemeClr w14:val="bg1"/>
-                  </w14:solidFill>
-                </w14:textFill>
-              </w:rPr>
-            </w:pPr>
-          </w:p>
-        </w:tc>
-      </w:tr>
-      <w:tr>
-        <w:tblPrEx>
-          <w:tblBorders>
-            <w:top w:val="single" w:color="auto" w:sz="4" w:space="0"/>
-            <w:left w:val="single" w:color="auto" w:sz="4" w:space="0"/>
-            <w:bottom w:val="single" w:color="auto" w:sz="4" w:space="0"/>
-            <w:right w:val="single" w:color="auto" w:sz="4" w:space="0"/>
-            <w:insideH w:val="single" w:color="auto" w:sz="4" w:space="0"/>
-            <w:insideV w:val="single" w:color="auto" w:sz="4" w:space="0"/>
-          </w:tblBorders>
-          <w:tblCellMar>
-            <w:top w:w="0" w:type="dxa"/>
-            <w:left w:w="108" w:type="dxa"/>
-            <w:bottom w:w="0" w:type="dxa"/>
-            <w:right w:w="108" w:type="dxa"/>
-          </w:tblCellMar>
-        </w:tblPrEx>
-        <w:tc>
-          <w:tcPr>
-            <w:tcW w:w="1555" w:type="dxa"/>
-            <w:tcBorders>
-              <w:top w:val="single" w:color="auto" w:sz="12" w:space="0"/>
-              <w:left w:val="single" w:color="auto" w:sz="12" w:space="0"/>
-              <w:bottom w:val="single" w:color="auto" w:sz="12" w:space="0"/>
-              <w:right w:val="single" w:color="auto" w:sz="12" w:space="0"/>
-            </w:tcBorders>
-            <w:vAlign w:val="center"/>
-          </w:tcPr>
-          <w:p>
-            <w:pPr>
-              <w:spacing w:after="0" w:line="240" w:lineRule="auto"/>
-              <w:jc w:val="center"/>
-            </w:pPr>
-            <w:r>
-              <w:t>Proyecto Mes</w:t>
-            </w:r>
-          </w:p>
-        </w:tc>
-        <w:tc>
-          <w:tcPr>
-            <w:tcW w:w="13182" w:type="dxa"/>
-            <w:gridSpan w:val="5"/>
-            <w:tcBorders>
-              <w:top w:val="single" w:color="auto" w:sz="12" w:space="0"/>
-              <w:left w:val="single" w:color="auto" w:sz="12" w:space="0"/>
-              <w:bottom w:val="single" w:color="auto" w:sz="12" w:space="0"/>
-              <w:right w:val="single" w:color="auto" w:sz="12" w:space="0"/>
-            </w:tcBorders>
-            <w:vAlign w:val="center"/>
-          </w:tcPr>
-          <w:p>
-            <w:pPr>
-              <w:spacing w:after="0" w:line="240" w:lineRule="auto"/>
-              <w:jc w:val="both"/>
-              <w:rPr>
-                <w:rFonts w:asciiTheme="majorHAnsi" w:hAnsiTheme="majorHAnsi" w:cstheme="majorHAnsi"/>
-                <w:sz w:val="20"/>
-                <w:szCs w:val="20"/>
-              </w:rPr>
-            </w:pPr>
-          </w:p>
-        </w:tc>
-      </w:tr>
-    </w:tbl>
-    <w:p>
-      <w:pPr>
-        <w:spacing w:after="0"/>
-        <w:rPr>
-          <w:sz w:val="6"/>
-          <w:szCs w:val="6"/>
-        </w:rPr>
-      </w:pPr>
-    </w:p>
-    <w:p>
-      <w:pPr>
-        <w:spacing w:after="0"/>
-        <w:rPr>
-          <w:sz w:val="6"/>
-          <w:szCs w:val="6"/>
-        </w:rPr>
-      </w:pPr>
-    </w:p>
-    <w:p>
-      <w:pPr>
-        <w:spacing w:after="0"/>
-        <w:rPr>
-          <w:sz w:val="6"/>
-          <w:szCs w:val="6"/>
-        </w:rPr>
-      </w:pPr>
-    </w:p>
-    <w:p>
-      <w:pPr>
-        <w:spacing w:after="0"/>
-        <w:rPr>
-          <w:sz w:val="6"/>
-          <w:szCs w:val="6"/>
-        </w:rPr>
-      </w:pPr>
-    </w:p>
-    <w:p>
-      <w:pPr>
-        <w:spacing w:after="0"/>
-        <w:rPr>
-          <w:sz w:val="6"/>
-          <w:szCs w:val="6"/>
-        </w:rPr>
-      </w:pPr>
-    </w:p>
-    <w:p>
-      <w:pPr>
-        <w:spacing w:after="0"/>
-        <w:rPr>
-          <w:sz w:val="6"/>
-          <w:szCs w:val="6"/>
-        </w:rPr>
-      </w:pPr>
-    </w:p>
-    <w:p>
-      <w:pPr>
-        <w:spacing w:after="0"/>
-        <w:rPr>
-          <w:sz w:val="6"/>
-          <w:szCs w:val="6"/>
-        </w:rPr>
-      </w:pPr>
-    </w:p>
-    <w:p>
-      <w:pPr>
-        <w:spacing w:after="0"/>
-        <w:rPr>
-          <w:sz w:val="6"/>
-          <w:szCs w:val="6"/>
-        </w:rPr>
-      </w:pPr>
-    </w:p>
-    <w:p>
-      <w:pPr>
-        <w:spacing w:after="0"/>
-        <w:rPr>
-          <w:sz w:val="6"/>
-          <w:szCs w:val="6"/>
-        </w:rPr>
-      </w:pPr>
-    </w:p>
-    <w:p>
-      <w:pPr>
-        <w:spacing w:after="0"/>
-        <w:rPr>
-          <w:sz w:val="6"/>
-          <w:szCs w:val="6"/>
-        </w:rPr>
-      </w:pPr>
-    </w:p>
-    <w:tbl>
-      <w:tblPr>
-        <w:tblStyle w:val="10"/>
-        <w:tblW w:w="14737" w:type="dxa"/>
-        <w:tblInd w:w="-10" w:type="dxa"/>
-        <w:tblBorders>
-          <w:top w:val="single" w:color="auto" w:sz="4" w:space="0"/>
-          <w:left w:val="single" w:color="auto" w:sz="4" w:space="0"/>
-          <w:bottom w:val="single" w:color="auto" w:sz="4" w:space="0"/>
-          <w:right w:val="single" w:color="auto" w:sz="4" w:space="0"/>
-          <w:insideH w:val="single" w:color="auto" w:sz="4" w:space="0"/>
-          <w:insideV w:val="single" w:color="auto" w:sz="4" w:space="0"/>
-        </w:tblBorders>
-        <w:tblLayout w:type="autofit"/>
-        <w:tblCellMar>
-          <w:top w:w="0" w:type="dxa"/>
-          <w:left w:w="108" w:type="dxa"/>
-          <w:bottom w:w="0" w:type="dxa"/>
-          <w:right w:w="108" w:type="dxa"/>
-        </w:tblCellMar>
-      </w:tblPr>
-      <w:tblGrid>
-        <w:gridCol w:w="1338"/>
-        <w:gridCol w:w="3355"/>
-        <w:gridCol w:w="2321"/>
-        <w:gridCol w:w="3775"/>
-        <w:gridCol w:w="1974"/>
-        <w:gridCol w:w="1974"/>
-      </w:tblGrid>
-      <w:tr>
-        <w:tblPrEx>
-          <w:tblBorders>
-            <w:top w:val="single" w:color="auto" w:sz="4" w:space="0"/>
-            <w:left w:val="single" w:color="auto" w:sz="4" w:space="0"/>
-            <w:bottom w:val="single" w:color="auto" w:sz="4" w:space="0"/>
-            <w:right w:val="single" w:color="auto" w:sz="4" w:space="0"/>
-            <w:insideH w:val="single" w:color="auto" w:sz="4" w:space="0"/>
-            <w:insideV w:val="single" w:color="auto" w:sz="4" w:space="0"/>
-          </w:tblBorders>
-          <w:tblCellMar>
-            <w:top w:w="0" w:type="dxa"/>
-            <w:left w:w="108" w:type="dxa"/>
-            <w:bottom w:w="0" w:type="dxa"/>
-            <w:right w:w="108" w:type="dxa"/>
-          </w:tblCellMar>
-        </w:tblPrEx>
-        <w:tc>
-          <w:tcPr>
-            <w:tcW w:w="14737" w:type="dxa"/>
-            <w:gridSpan w:val="6"/>
-            <w:tcBorders>
-              <w:top w:val="single" w:color="auto" w:sz="12" w:space="0"/>
-              <w:left w:val="single" w:color="auto" w:sz="12" w:space="0"/>
-              <w:bottom w:val="single" w:color="auto" w:sz="12" w:space="0"/>
-              <w:right w:val="single" w:color="auto" w:sz="12" w:space="0"/>
-            </w:tcBorders>
-          </w:tcPr>
-          <w:p>
-            <w:pPr>
-              <w:spacing w:after="0" w:line="240" w:lineRule="auto"/>
-              <w:jc w:val="center"/>
-              <w:rPr>
-                <w:sz w:val="26"/>
-                <w:szCs w:val="26"/>
-              </w:rPr>
-            </w:pPr>
-            <w:r>
-              <w:rPr>
-                <w:rFonts w:asciiTheme="majorHAnsi" w:hAnsiTheme="majorHAnsi" w:cstheme="majorHAnsi"/>
-                <w:b/>
-                <w:color w:val="EE0000"/>
-                <w:sz w:val="24"/>
-                <w:szCs w:val="24"/>
-              </w:rPr>
-              <w:t>HISTORIA: SEGUNDO DE SECUNDARIA (N8)</w:t>
-            </w:r>
-          </w:p>
-        </w:tc>
-      </w:tr>
-      <w:tr>
-        <w:tblPrEx>
-          <w:tblBorders>
-            <w:top w:val="single" w:color="auto" w:sz="4" w:space="0"/>
-            <w:left w:val="single" w:color="auto" w:sz="4" w:space="0"/>
-            <w:bottom w:val="single" w:color="auto" w:sz="4" w:space="0"/>
-            <w:right w:val="single" w:color="auto" w:sz="4" w:space="0"/>
-            <w:insideH w:val="single" w:color="auto" w:sz="4" w:space="0"/>
-            <w:insideV w:val="single" w:color="auto" w:sz="4" w:space="0"/>
-          </w:tblBorders>
-          <w:tblCellMar>
-            <w:top w:w="0" w:type="dxa"/>
-            <w:left w:w="108" w:type="dxa"/>
-            <w:bottom w:w="0" w:type="dxa"/>
-            <w:right w:w="108" w:type="dxa"/>
-          </w:tblCellMar>
-        </w:tblPrEx>
-        <w:tc>
-          <w:tcPr>
-            <w:tcW w:w="1555" w:type="dxa"/>
-            <w:tcBorders>
-              <w:left w:val="single" w:color="auto" w:sz="12" w:space="0"/>
-              <w:bottom w:val="single" w:color="auto" w:sz="12" w:space="0"/>
-              <w:right w:val="single" w:color="auto" w:sz="12" w:space="0"/>
-            </w:tcBorders>
-            <w:vAlign w:val="center"/>
-          </w:tcPr>
-          <w:p>
-            <w:pPr>
-              <w:spacing w:after="0" w:line="240" w:lineRule="auto"/>
-              <w:jc w:val="center"/>
-              <w:rPr>
-                <w:rFonts w:hint="default"/>
-                <w:sz w:val="18"/>
-                <w:szCs w:val="18"/>
-                <w:lang w:val="es-MX"/>
-              </w:rPr>
-            </w:pPr>
-            <w:r>
-              <w:rPr>
-                <w:sz w:val="18"/>
-                <w:szCs w:val="18"/>
-              </w:rPr>
-              <w:t xml:space="preserve">Semana </w:t>
-            </w:r>
-            <w:r>
-              <w:rPr>
-                <w:rFonts w:hint="default"/>
-                <w:sz w:val="18"/>
-                <w:szCs w:val="18"/>
-                <w:lang w:val="es-MX"/>
-              </w:rPr>
-              <w:t>2</w:t>
-            </w:r>
-          </w:p>
-        </w:tc>
-        <w:tc>
-          <w:tcPr>
-            <w:tcW w:w="13182" w:type="dxa"/>
-            <w:gridSpan w:val="5"/>
-            <w:tcBorders>
-              <w:left w:val="single" w:color="auto" w:sz="12" w:space="0"/>
-              <w:bottom w:val="single" w:color="auto" w:sz="12" w:space="0"/>
-              <w:right w:val="single" w:color="auto" w:sz="12" w:space="0"/>
-            </w:tcBorders>
-            <w:shd w:val="clear" w:color="auto" w:fill="BEBEBE" w:themeFill="background1" w:themeFillShade="BF"/>
-            <w:vAlign w:val="center"/>
-          </w:tcPr>
-          <w:p>
-            <w:pPr>
-              <w:spacing w:after="0" w:line="240" w:lineRule="auto"/>
-              <w:jc w:val="center"/>
-            </w:pPr>
-            <w:r>
-              <w:t>Semana 4</w:t>
-            </w:r>
-          </w:p>
-        </w:tc>
-      </w:tr>
-      <w:tr>
-        <w:tblPrEx>
-          <w:tblBorders>
-            <w:top w:val="single" w:color="auto" w:sz="4" w:space="0"/>
-            <w:left w:val="single" w:color="auto" w:sz="4" w:space="0"/>
-            <w:bottom w:val="single" w:color="auto" w:sz="4" w:space="0"/>
-            <w:right w:val="single" w:color="auto" w:sz="4" w:space="0"/>
-            <w:insideH w:val="single" w:color="auto" w:sz="4" w:space="0"/>
-            <w:insideV w:val="single" w:color="auto" w:sz="4" w:space="0"/>
-          </w:tblBorders>
-          <w:tblCellMar>
-            <w:top w:w="0" w:type="dxa"/>
-            <w:left w:w="108" w:type="dxa"/>
-            <w:bottom w:w="0" w:type="dxa"/>
-            <w:right w:w="108" w:type="dxa"/>
-          </w:tblCellMar>
-        </w:tblPrEx>
-        <w:tc>
-          <w:tcPr>
-            <w:tcW w:w="1555" w:type="dxa"/>
-            <w:tcBorders>
-              <w:top w:val="single" w:color="auto" w:sz="12" w:space="0"/>
-              <w:left w:val="single" w:color="auto" w:sz="12" w:space="0"/>
-              <w:right w:val="single" w:color="auto" w:sz="12" w:space="0"/>
-            </w:tcBorders>
-            <w:vAlign w:val="center"/>
-          </w:tcPr>
-          <w:p>
-            <w:pPr>
-              <w:spacing w:after="0" w:line="240" w:lineRule="auto"/>
-              <w:jc w:val="center"/>
-              <w:rPr>
-                <w:sz w:val="18"/>
-                <w:szCs w:val="18"/>
-              </w:rPr>
-            </w:pPr>
-            <w:r>
-              <w:rPr>
-                <w:sz w:val="18"/>
-                <w:szCs w:val="18"/>
-              </w:rPr>
-              <w:t>Núm. Lección</w:t>
-            </w:r>
-          </w:p>
-        </w:tc>
-        <w:tc>
-          <w:tcPr>
-            <w:tcW w:w="2409" w:type="dxa"/>
-            <w:tcBorders>
-              <w:top w:val="single" w:color="auto" w:sz="12" w:space="0"/>
-              <w:left w:val="single" w:color="auto" w:sz="12" w:space="0"/>
-            </w:tcBorders>
-            <w:shd w:val="clear" w:color="auto" w:fill="auto"/>
-            <w:vAlign w:val="center"/>
-          </w:tcPr>
-          <w:p>
-            <w:pPr>
-              <w:spacing w:after="0" w:line="240" w:lineRule="auto"/>
-              <w:jc w:val="center"/>
-              <w:rPr>
-                <w:rFonts w:hint="default"/>
-                <w:lang w:val="es-MX"/>
-              </w:rPr>
-            </w:pPr>
-            <w:r>
-              <w:rPr>
-                <w:rFonts w:hint="default"/>
-                <w:lang w:val="es-MX"/>
-              </w:rPr>
-              <w:t>30</w:t>
-            </w:r>
-          </w:p>
-        </w:tc>
-        <w:tc>
-          <w:tcPr>
-            <w:tcW w:w="2977" w:type="dxa"/>
-            <w:tcBorders>
-              <w:top w:val="single" w:color="auto" w:sz="12" w:space="0"/>
-            </w:tcBorders>
-            <w:shd w:val="clear" w:color="auto" w:fill="auto"/>
-            <w:vAlign w:val="center"/>
-          </w:tcPr>
-          <w:p>
-            <w:pPr>
-              <w:spacing w:after="0" w:line="240" w:lineRule="auto"/>
-              <w:jc w:val="center"/>
-              <w:rPr>
-                <w:rFonts w:hint="default"/>
-                <w:lang w:val="es-MX"/>
-              </w:rPr>
-            </w:pPr>
-            <w:r>
-              <w:rPr>
-                <w:rFonts w:hint="default"/>
-                <w:lang w:val="es-MX"/>
-              </w:rPr>
-              <w:t>31</w:t>
-            </w:r>
-          </w:p>
-        </w:tc>
-        <w:tc>
-          <w:tcPr>
-            <w:tcW w:w="2693" w:type="dxa"/>
-            <w:tcBorders>
-              <w:top w:val="single" w:color="auto" w:sz="12" w:space="0"/>
-            </w:tcBorders>
-            <w:shd w:val="clear" w:color="auto" w:fill="auto"/>
-            <w:vAlign w:val="center"/>
-          </w:tcPr>
-          <w:p>
-            <w:pPr>
-              <w:spacing w:after="0" w:line="240" w:lineRule="auto"/>
-              <w:jc w:val="center"/>
-              <w:rPr>
-                <w:rFonts w:hint="default"/>
-                <w:lang w:val="es-MX"/>
-              </w:rPr>
-            </w:pPr>
-            <w:r>
-              <w:rPr>
-                <w:rFonts w:hint="default"/>
-                <w:lang w:val="es-MX"/>
-              </w:rPr>
-              <w:t>32</w:t>
-            </w:r>
-          </w:p>
-        </w:tc>
-        <w:tc>
-          <w:tcPr>
-            <w:tcW w:w="2552" w:type="dxa"/>
-            <w:tcBorders>
-              <w:top w:val="single" w:color="auto" w:sz="12" w:space="0"/>
-            </w:tcBorders>
-            <w:shd w:val="clear" w:color="auto" w:fill="CFCECE" w:themeFill="background2" w:themeFillShade="E5"/>
-            <w:vAlign w:val="center"/>
-          </w:tcPr>
-          <w:p>
-            <w:pPr>
-              <w:spacing w:after="0" w:line="240" w:lineRule="auto"/>
-              <w:jc w:val="center"/>
-            </w:pPr>
-            <w:r>
-              <w:t>N/A</w:t>
-            </w:r>
-          </w:p>
-        </w:tc>
-        <w:tc>
-          <w:tcPr>
-            <w:tcW w:w="2551" w:type="dxa"/>
-            <w:tcBorders>
-              <w:top w:val="single" w:color="auto" w:sz="12" w:space="0"/>
-              <w:right w:val="single" w:color="auto" w:sz="12" w:space="0"/>
-            </w:tcBorders>
-            <w:shd w:val="clear" w:color="auto" w:fill="CFCECE" w:themeFill="background2" w:themeFillShade="E5"/>
-            <w:vAlign w:val="center"/>
-          </w:tcPr>
-          <w:p>
-            <w:pPr>
-              <w:spacing w:after="0" w:line="240" w:lineRule="auto"/>
-              <w:jc w:val="center"/>
-              <w:rPr>
-                <w:rFonts w:hint="default"/>
-                <w:color w:val="auto"/>
-                <w:shd w:val="clear" w:color="FFFFFF" w:fill="D9D9D9"/>
-                <w:lang w:val="es-MX"/>
-              </w:rPr>
-            </w:pPr>
-            <w:r>
-              <w:rPr>
-                <w:rFonts w:hint="default"/>
-                <w:color w:val="auto"/>
-                <w:shd w:val="clear" w:color="FFFFFF" w:fill="D9D9D9"/>
-                <w:lang w:val="es-MX"/>
-              </w:rPr>
-              <w:t>N/A</w:t>
-            </w:r>
-          </w:p>
-        </w:tc>
-      </w:tr>
-      <w:tr>
-        <w:tblPrEx>
-          <w:tblBorders>
-            <w:top w:val="single" w:color="auto" w:sz="4" w:space="0"/>
-            <w:left w:val="single" w:color="auto" w:sz="4" w:space="0"/>
-            <w:bottom w:val="single" w:color="auto" w:sz="4" w:space="0"/>
-            <w:right w:val="single" w:color="auto" w:sz="4" w:space="0"/>
-            <w:insideH w:val="single" w:color="auto" w:sz="4" w:space="0"/>
-            <w:insideV w:val="single" w:color="auto" w:sz="4" w:space="0"/>
-          </w:tblBorders>
-          <w:tblCellMar>
-            <w:top w:w="0" w:type="dxa"/>
-            <w:left w:w="108" w:type="dxa"/>
-            <w:bottom w:w="0" w:type="dxa"/>
-            <w:right w:w="108" w:type="dxa"/>
-          </w:tblCellMar>
-        </w:tblPrEx>
-        <w:tc>
-          <w:tcPr>
-            <w:tcW w:w="1555" w:type="dxa"/>
-            <w:tcBorders>
-              <w:left w:val="single" w:color="auto" w:sz="12" w:space="0"/>
-              <w:right w:val="single" w:color="auto" w:sz="12" w:space="0"/>
-            </w:tcBorders>
-            <w:vAlign w:val="center"/>
-          </w:tcPr>
-          <w:p>
-            <w:pPr>
-              <w:spacing w:after="0" w:line="240" w:lineRule="auto"/>
-              <w:jc w:val="center"/>
-              <w:rPr>
-                <w:sz w:val="18"/>
-                <w:szCs w:val="18"/>
-              </w:rPr>
-            </w:pPr>
-            <w:r>
-              <w:rPr>
-                <w:sz w:val="18"/>
-                <w:szCs w:val="18"/>
-              </w:rPr>
-              <w:t>Fecha aplicación</w:t>
-            </w:r>
-          </w:p>
-        </w:tc>
-        <w:tc>
-          <w:tcPr>
-            <w:tcW w:w="2409" w:type="dxa"/>
-            <w:tcBorders>
-              <w:left w:val="single" w:color="auto" w:sz="12" w:space="0"/>
-            </w:tcBorders>
-            <w:shd w:val="clear" w:color="auto" w:fill="auto"/>
-            <w:vAlign w:val="center"/>
-          </w:tcPr>
-          <w:p>
-            <w:pPr>
-              <w:spacing w:after="0" w:line="240" w:lineRule="auto"/>
-              <w:jc w:val="center"/>
-              <w:rPr>
-                <w:rFonts w:hint="default"/>
-                <w:lang w:val="es-MX"/>
-              </w:rPr>
-            </w:pPr>
-            <w:r>
-              <w:t xml:space="preserve">Lunes </w:t>
-            </w:r>
-            <w:r>
-              <w:rPr>
-                <w:rFonts w:hint="default"/>
-                <w:lang w:val="es-MX"/>
-              </w:rPr>
-              <w:t>01 de diciembre</w:t>
-            </w:r>
-          </w:p>
-        </w:tc>
-        <w:tc>
-          <w:tcPr>
-            <w:tcW w:w="2977" w:type="dxa"/>
-            <w:shd w:val="clear" w:color="auto" w:fill="auto"/>
-            <w:vAlign w:val="center"/>
-          </w:tcPr>
-          <w:p>
-            <w:pPr>
-              <w:spacing w:after="0" w:line="240" w:lineRule="auto"/>
-              <w:jc w:val="center"/>
-              <w:rPr>
-                <w:rFonts w:hint="default"/>
-                <w:lang w:val="es-MX"/>
-              </w:rPr>
-            </w:pPr>
-            <w:r>
-              <w:t xml:space="preserve">Martes </w:t>
-            </w:r>
-            <w:r>
-              <w:rPr>
-                <w:rFonts w:hint="default"/>
-                <w:lang w:val="es-MX"/>
-              </w:rPr>
-              <w:t xml:space="preserve">02 de diciembre </w:t>
-            </w:r>
-          </w:p>
-        </w:tc>
-        <w:tc>
-          <w:tcPr>
-            <w:tcW w:w="2693" w:type="dxa"/>
-            <w:shd w:val="clear" w:color="auto" w:fill="auto"/>
-            <w:vAlign w:val="center"/>
-          </w:tcPr>
-          <w:p>
-            <w:pPr>
-              <w:spacing w:after="0" w:line="240" w:lineRule="auto"/>
-              <w:jc w:val="center"/>
-              <w:rPr>
-                <w:rFonts w:hint="default"/>
-                <w:lang w:val="es-MX"/>
-              </w:rPr>
-            </w:pPr>
-            <w:r>
-              <w:t xml:space="preserve">Miércoles </w:t>
-            </w:r>
-            <w:r>
-              <w:rPr>
-                <w:rFonts w:hint="default"/>
-                <w:lang w:val="es-MX"/>
-              </w:rPr>
-              <w:t xml:space="preserve">03 de diciembre </w:t>
-            </w:r>
-          </w:p>
-        </w:tc>
-        <w:tc>
-          <w:tcPr>
-            <w:tcW w:w="2552" w:type="dxa"/>
-            <w:shd w:val="clear" w:color="auto" w:fill="CFCECE" w:themeFill="background2" w:themeFillShade="E5"/>
-            <w:vAlign w:val="center"/>
-          </w:tcPr>
-          <w:p>
-            <w:pPr>
-              <w:spacing w:after="0" w:line="240" w:lineRule="auto"/>
-              <w:jc w:val="center"/>
-              <w:rPr>
-                <w:rFonts w:hint="default"/>
-                <w:lang w:val="es-MX"/>
-              </w:rPr>
-            </w:pPr>
-            <w:r>
-              <w:t xml:space="preserve">Jueves </w:t>
-            </w:r>
-            <w:r>
-              <w:rPr>
-                <w:rFonts w:hint="default"/>
-                <w:lang w:val="es-MX"/>
-              </w:rPr>
-              <w:t>04 de diciembre</w:t>
-            </w:r>
-          </w:p>
-        </w:tc>
-        <w:tc>
-          <w:tcPr>
-            <w:tcW w:w="2551" w:type="dxa"/>
-            <w:tcBorders>
-              <w:right w:val="single" w:color="auto" w:sz="12" w:space="0"/>
-            </w:tcBorders>
-            <w:shd w:val="clear" w:color="auto" w:fill="CFCECE" w:themeFill="background2" w:themeFillShade="E5"/>
-            <w:vAlign w:val="center"/>
-          </w:tcPr>
-          <w:p>
-            <w:pPr>
-              <w:spacing w:after="0" w:line="240" w:lineRule="auto"/>
-              <w:jc w:val="center"/>
-              <w:rPr>
-                <w:rFonts w:hint="default"/>
-                <w:color w:val="auto"/>
-                <w:shd w:val="clear" w:color="FFFFFF" w:fill="D9D9D9"/>
-                <w:lang w:val="es-MX"/>
-              </w:rPr>
-            </w:pPr>
-            <w:r>
-              <w:rPr>
-                <w:color w:val="auto"/>
-                <w:shd w:val="clear" w:color="FFFFFF" w:fill="D9D9D9"/>
-              </w:rPr>
-              <w:t xml:space="preserve">Viernes </w:t>
-            </w:r>
-            <w:r>
-              <w:rPr>
-                <w:rFonts w:hint="default"/>
-                <w:color w:val="auto"/>
-                <w:shd w:val="clear" w:color="FFFFFF" w:fill="D9D9D9"/>
-                <w:lang w:val="es-MX"/>
-              </w:rPr>
-              <w:t>05 de diciembre</w:t>
-            </w:r>
-          </w:p>
-        </w:tc>
-      </w:tr>
-      <w:tr>
-        <w:tblPrEx>
-          <w:tblBorders>
-            <w:top w:val="single" w:color="auto" w:sz="4" w:space="0"/>
-            <w:left w:val="single" w:color="auto" w:sz="4" w:space="0"/>
-            <w:bottom w:val="single" w:color="auto" w:sz="4" w:space="0"/>
-            <w:right w:val="single" w:color="auto" w:sz="4" w:space="0"/>
-            <w:insideH w:val="single" w:color="auto" w:sz="4" w:space="0"/>
-            <w:insideV w:val="single" w:color="auto" w:sz="4" w:space="0"/>
-          </w:tblBorders>
-          <w:tblCellMar>
-            <w:top w:w="0" w:type="dxa"/>
-            <w:left w:w="108" w:type="dxa"/>
-            <w:bottom w:w="0" w:type="dxa"/>
-            <w:right w:w="108" w:type="dxa"/>
-          </w:tblCellMar>
-        </w:tblPrEx>
-        <w:tc>
-          <w:tcPr>
-            <w:tcW w:w="1555" w:type="dxa"/>
-            <w:tcBorders>
-              <w:left w:val="single" w:color="auto" w:sz="12" w:space="0"/>
-              <w:right w:val="single" w:color="auto" w:sz="12" w:space="0"/>
-            </w:tcBorders>
-            <w:vAlign w:val="center"/>
-          </w:tcPr>
-          <w:p>
-            <w:pPr>
-              <w:spacing w:after="0" w:line="240" w:lineRule="auto"/>
-              <w:jc w:val="center"/>
-              <w:rPr>
-                <w:sz w:val="18"/>
-                <w:szCs w:val="18"/>
-              </w:rPr>
-            </w:pPr>
-            <w:r>
-              <w:rPr>
-                <w:sz w:val="18"/>
-                <w:szCs w:val="18"/>
-              </w:rPr>
-              <w:t>FECHA REAL</w:t>
-            </w:r>
-          </w:p>
-        </w:tc>
-        <w:tc>
-          <w:tcPr>
-            <w:tcW w:w="2409" w:type="dxa"/>
-            <w:tcBorders>
-              <w:left w:val="single" w:color="auto" w:sz="12" w:space="0"/>
-            </w:tcBorders>
-            <w:shd w:val="clear" w:color="auto" w:fill="auto"/>
-            <w:vAlign w:val="center"/>
-          </w:tcPr>
-          <w:p>
-            <w:pPr>
-              <w:spacing w:after="0" w:line="240" w:lineRule="auto"/>
-              <w:jc w:val="center"/>
-            </w:pPr>
-          </w:p>
-        </w:tc>
-        <w:tc>
-          <w:tcPr>
-            <w:tcW w:w="2977" w:type="dxa"/>
-            <w:shd w:val="clear" w:color="auto" w:fill="auto"/>
-            <w:vAlign w:val="center"/>
-          </w:tcPr>
-          <w:p>
-            <w:pPr>
-              <w:spacing w:after="0" w:line="240" w:lineRule="auto"/>
-              <w:jc w:val="center"/>
-            </w:pPr>
-          </w:p>
-        </w:tc>
-        <w:tc>
-          <w:tcPr>
-            <w:tcW w:w="2693" w:type="dxa"/>
-            <w:shd w:val="clear" w:color="auto" w:fill="auto"/>
-            <w:vAlign w:val="center"/>
-          </w:tcPr>
-          <w:p>
-            <w:pPr>
-              <w:spacing w:after="0" w:line="240" w:lineRule="auto"/>
-              <w:jc w:val="center"/>
-            </w:pPr>
-          </w:p>
-        </w:tc>
-        <w:tc>
-          <w:tcPr>
-            <w:tcW w:w="2552" w:type="dxa"/>
-            <w:shd w:val="clear" w:color="auto" w:fill="CFCECE" w:themeFill="background2" w:themeFillShade="E5"/>
-            <w:vAlign w:val="center"/>
-          </w:tcPr>
-          <w:p>
-            <w:pPr>
-              <w:spacing w:after="0" w:line="240" w:lineRule="auto"/>
-              <w:jc w:val="center"/>
-            </w:pPr>
-          </w:p>
-        </w:tc>
-        <w:tc>
-          <w:tcPr>
-            <w:tcW w:w="2551" w:type="dxa"/>
-            <w:tcBorders>
-              <w:right w:val="single" w:color="auto" w:sz="12" w:space="0"/>
-            </w:tcBorders>
-            <w:shd w:val="clear" w:color="auto" w:fill="CFCECE" w:themeFill="background2" w:themeFillShade="E5"/>
-            <w:vAlign w:val="center"/>
-          </w:tcPr>
-          <w:p>
-            <w:pPr>
-              <w:spacing w:after="0" w:line="240" w:lineRule="auto"/>
-              <w:jc w:val="center"/>
-              <w:rPr>
-                <w:color w:val="FFFFFF" w:themeColor="background1"/>
-                <w14:textFill>
-                  <w14:solidFill>
-                    <w14:schemeClr w14:val="bg1"/>
-                  </w14:solidFill>
-                </w14:textFill>
-              </w:rPr>
-            </w:pPr>
-          </w:p>
-        </w:tc>
-      </w:tr>
-      <w:tr>
-        <w:tblPrEx>
-          <w:tblBorders>
-            <w:top w:val="single" w:color="auto" w:sz="4" w:space="0"/>
-            <w:left w:val="single" w:color="auto" w:sz="4" w:space="0"/>
-            <w:bottom w:val="single" w:color="auto" w:sz="4" w:space="0"/>
-            <w:right w:val="single" w:color="auto" w:sz="4" w:space="0"/>
-            <w:insideH w:val="single" w:color="auto" w:sz="4" w:space="0"/>
-            <w:insideV w:val="single" w:color="auto" w:sz="4" w:space="0"/>
-          </w:tblBorders>
-          <w:tblCellMar>
-            <w:top w:w="0" w:type="dxa"/>
-            <w:left w:w="108" w:type="dxa"/>
-            <w:bottom w:w="0" w:type="dxa"/>
-            <w:right w:w="108" w:type="dxa"/>
-          </w:tblCellMar>
-        </w:tblPrEx>
-        <w:tc>
-          <w:tcPr>
-            <w:tcW w:w="1555" w:type="dxa"/>
-            <w:tcBorders>
-              <w:left w:val="single" w:color="auto" w:sz="12" w:space="0"/>
-              <w:right w:val="single" w:color="auto" w:sz="12" w:space="0"/>
-            </w:tcBorders>
-            <w:vAlign w:val="center"/>
-          </w:tcPr>
-          <w:p>
-            <w:pPr>
-              <w:spacing w:after="0" w:line="240" w:lineRule="auto"/>
-              <w:jc w:val="center"/>
-              <w:rPr>
-                <w:sz w:val="18"/>
-                <w:szCs w:val="18"/>
-              </w:rPr>
-            </w:pPr>
-            <w:r>
-              <w:rPr>
-                <w:sz w:val="18"/>
-                <w:szCs w:val="18"/>
-              </w:rPr>
-              <w:t>Título</w:t>
-            </w:r>
-          </w:p>
-        </w:tc>
-        <w:tc>
-          <w:tcPr>
-            <w:tcW w:w="2409" w:type="dxa"/>
-            <w:tcBorders>
-              <w:left w:val="single" w:color="auto" w:sz="12" w:space="0"/>
-            </w:tcBorders>
-            <w:shd w:val="clear" w:color="auto" w:fill="auto"/>
-            <w:vAlign w:val="center"/>
-          </w:tcPr>
-          <w:p>
-            <w:pPr>
-              <w:spacing w:after="0" w:line="240" w:lineRule="auto"/>
-              <w:jc w:val="center"/>
-              <w:rPr>
-                <w:rFonts w:hint="default"/>
-                <w:lang w:val="es-MX"/>
-              </w:rPr>
-            </w:pPr>
-            <w:r>
-              <w:rPr>
-                <w:rFonts w:hint="default"/>
-                <w:lang w:val="es-MX"/>
-              </w:rPr>
-              <w:t xml:space="preserve">Inicio de la Guerra de Reforma </w:t>
-            </w:r>
-          </w:p>
-        </w:tc>
-        <w:tc>
-          <w:tcPr>
-            <w:tcW w:w="2977" w:type="dxa"/>
-            <w:shd w:val="clear" w:color="auto" w:fill="auto"/>
-            <w:vAlign w:val="center"/>
-          </w:tcPr>
-          <w:p>
-            <w:pPr>
-              <w:spacing w:after="0" w:line="240" w:lineRule="auto"/>
-              <w:jc w:val="center"/>
-              <w:rPr>
-                <w:rFonts w:hint="default"/>
-                <w:lang w:val="es-MX"/>
-              </w:rPr>
-            </w:pPr>
-            <w:r>
-              <w:rPr>
-                <w:rFonts w:hint="default"/>
-                <w:lang w:val="es-MX"/>
-              </w:rPr>
-              <w:t>Leyes de Reforma</w:t>
-            </w:r>
-          </w:p>
-        </w:tc>
-        <w:tc>
-          <w:tcPr>
-            <w:tcW w:w="2693" w:type="dxa"/>
-            <w:shd w:val="clear" w:color="auto" w:fill="auto"/>
-            <w:vAlign w:val="center"/>
-          </w:tcPr>
-          <w:p>
-            <w:pPr>
-              <w:spacing w:after="0" w:line="240" w:lineRule="auto"/>
-              <w:jc w:val="center"/>
-              <w:rPr>
-                <w:rFonts w:hint="default"/>
-                <w:lang w:val="es-MX"/>
-              </w:rPr>
-            </w:pPr>
-            <w:r>
-              <w:rPr>
-                <w:rFonts w:hint="default"/>
-                <w:lang w:val="es-MX"/>
-              </w:rPr>
-              <w:t>Liberales y conservadores</w:t>
-            </w:r>
-          </w:p>
-        </w:tc>
-        <w:tc>
-          <w:tcPr>
-            <w:tcW w:w="2552" w:type="dxa"/>
-            <w:shd w:val="clear" w:color="auto" w:fill="CFCECE" w:themeFill="background2" w:themeFillShade="E5"/>
-            <w:vAlign w:val="center"/>
-          </w:tcPr>
-          <w:p>
-            <w:pPr>
-              <w:spacing w:after="0" w:line="240" w:lineRule="auto"/>
-              <w:jc w:val="center"/>
-            </w:pPr>
-          </w:p>
-        </w:tc>
-        <w:tc>
-          <w:tcPr>
-            <w:tcW w:w="2551" w:type="dxa"/>
-            <w:tcBorders>
-              <w:right w:val="single" w:color="auto" w:sz="12" w:space="0"/>
-            </w:tcBorders>
-            <w:shd w:val="clear" w:color="auto" w:fill="CFCECE" w:themeFill="background2" w:themeFillShade="E5"/>
-            <w:vAlign w:val="center"/>
-          </w:tcPr>
-          <w:p>
-            <w:pPr>
-              <w:spacing w:after="0" w:line="240" w:lineRule="auto"/>
-              <w:jc w:val="center"/>
-              <w:rPr>
-                <w:color w:val="FFFFFF" w:themeColor="background1"/>
-                <w14:textFill>
-                  <w14:solidFill>
-                    <w14:schemeClr w14:val="bg1"/>
-                  </w14:solidFill>
-                </w14:textFill>
-              </w:rPr>
-            </w:pPr>
-          </w:p>
-        </w:tc>
-      </w:tr>
-      <w:tr>
-        <w:tblPrEx>
-          <w:tblBorders>
-            <w:top w:val="single" w:color="auto" w:sz="4" w:space="0"/>
-            <w:left w:val="single" w:color="auto" w:sz="4" w:space="0"/>
-            <w:bottom w:val="single" w:color="auto" w:sz="4" w:space="0"/>
-            <w:right w:val="single" w:color="auto" w:sz="4" w:space="0"/>
-            <w:insideH w:val="single" w:color="auto" w:sz="4" w:space="0"/>
-            <w:insideV w:val="single" w:color="auto" w:sz="4" w:space="0"/>
-          </w:tblBorders>
-          <w:tblCellMar>
-            <w:top w:w="0" w:type="dxa"/>
-            <w:left w:w="108" w:type="dxa"/>
-            <w:bottom w:w="0" w:type="dxa"/>
-            <w:right w:w="108" w:type="dxa"/>
-          </w:tblCellMar>
-        </w:tblPrEx>
-        <w:tc>
-          <w:tcPr>
-            <w:tcW w:w="1555" w:type="dxa"/>
-            <w:tcBorders>
-              <w:left w:val="single" w:color="auto" w:sz="12" w:space="0"/>
-              <w:right w:val="single" w:color="auto" w:sz="12" w:space="0"/>
-            </w:tcBorders>
-            <w:vAlign w:val="center"/>
-          </w:tcPr>
-          <w:p>
-            <w:pPr>
-              <w:spacing w:after="0" w:line="240" w:lineRule="auto"/>
-              <w:jc w:val="center"/>
-              <w:rPr>
-                <w:sz w:val="18"/>
-                <w:szCs w:val="18"/>
-              </w:rPr>
-            </w:pPr>
-            <w:r>
-              <w:rPr>
-                <w:sz w:val="18"/>
-                <w:szCs w:val="18"/>
-              </w:rPr>
-              <w:t>Rutina Diaria</w:t>
-            </w:r>
-          </w:p>
-        </w:tc>
-        <w:tc>
-          <w:tcPr>
-            <w:tcW w:w="2409" w:type="dxa"/>
-            <w:tcBorders>
-              <w:left w:val="single" w:color="auto" w:sz="12" w:space="0"/>
-            </w:tcBorders>
-            <w:shd w:val="clear" w:color="auto" w:fill="auto"/>
-            <w:vAlign w:val="center"/>
-          </w:tcPr>
-          <w:p>
-            <w:pPr>
-              <w:spacing w:after="0" w:line="240" w:lineRule="auto"/>
-              <w:jc w:val="center"/>
-              <w:rPr>
-                <w:rFonts w:hint="default"/>
-                <w:lang w:val="es-MX"/>
-              </w:rPr>
-            </w:pPr>
-            <w:r>
-              <w:rPr>
-                <w:rFonts w:hint="default"/>
-                <w:lang w:val="es-MX"/>
-              </w:rPr>
-              <w:t>Sí</w:t>
-            </w:r>
-          </w:p>
-        </w:tc>
-        <w:tc>
-          <w:tcPr>
-            <w:tcW w:w="2977" w:type="dxa"/>
-            <w:shd w:val="clear" w:color="auto" w:fill="auto"/>
-            <w:vAlign w:val="center"/>
-          </w:tcPr>
-          <w:p>
-            <w:pPr>
-              <w:spacing w:after="0" w:line="240" w:lineRule="auto"/>
-              <w:jc w:val="center"/>
-              <w:rPr>
-                <w:rFonts w:hint="default"/>
-                <w:lang w:val="es-MX"/>
-              </w:rPr>
-            </w:pPr>
-            <w:r>
-              <w:rPr>
-                <w:rFonts w:hint="default"/>
-                <w:lang w:val="es-MX"/>
-              </w:rPr>
-              <w:t>Sí</w:t>
-            </w:r>
-          </w:p>
-        </w:tc>
-        <w:tc>
-          <w:tcPr>
-            <w:tcW w:w="2693" w:type="dxa"/>
-            <w:shd w:val="clear" w:color="auto" w:fill="auto"/>
-            <w:vAlign w:val="center"/>
-          </w:tcPr>
-          <w:p>
-            <w:pPr>
-              <w:spacing w:after="0" w:line="240" w:lineRule="auto"/>
-              <w:jc w:val="center"/>
-              <w:rPr>
-                <w:rFonts w:hint="default"/>
-                <w:lang w:val="es-MX"/>
-              </w:rPr>
-            </w:pPr>
-            <w:r>
-              <w:rPr>
-                <w:rFonts w:hint="default"/>
-                <w:lang w:val="es-MX"/>
-              </w:rPr>
-              <w:t>Sí</w:t>
-            </w:r>
-          </w:p>
-        </w:tc>
-        <w:tc>
-          <w:tcPr>
-            <w:tcW w:w="2552" w:type="dxa"/>
-            <w:shd w:val="clear" w:color="auto" w:fill="CFCECE" w:themeFill="background2" w:themeFillShade="E5"/>
-            <w:vAlign w:val="center"/>
-          </w:tcPr>
-          <w:p>
-            <w:pPr>
-              <w:spacing w:after="0" w:line="240" w:lineRule="auto"/>
-              <w:jc w:val="center"/>
-            </w:pPr>
-          </w:p>
-        </w:tc>
-        <w:tc>
-          <w:tcPr>
-            <w:tcW w:w="2551" w:type="dxa"/>
-            <w:tcBorders>
-              <w:right w:val="single" w:color="auto" w:sz="12" w:space="0"/>
-            </w:tcBorders>
-            <w:shd w:val="clear" w:color="auto" w:fill="CFCECE" w:themeFill="background2" w:themeFillShade="E5"/>
-            <w:vAlign w:val="center"/>
-          </w:tcPr>
-          <w:p>
-            <w:pPr>
-              <w:spacing w:after="0" w:line="240" w:lineRule="auto"/>
-              <w:jc w:val="center"/>
-              <w:rPr>
-                <w:color w:val="FFFFFF" w:themeColor="background1"/>
-                <w14:textFill>
-                  <w14:solidFill>
-                    <w14:schemeClr w14:val="bg1"/>
-                  </w14:solidFill>
-                </w14:textFill>
-              </w:rPr>
-            </w:pPr>
-          </w:p>
-        </w:tc>
-      </w:tr>
-      <w:tr>
-        <w:tblPrEx>
-          <w:tblBorders>
-            <w:top w:val="single" w:color="auto" w:sz="4" w:space="0"/>
-            <w:left w:val="single" w:color="auto" w:sz="4" w:space="0"/>
-            <w:bottom w:val="single" w:color="auto" w:sz="4" w:space="0"/>
-            <w:right w:val="single" w:color="auto" w:sz="4" w:space="0"/>
-            <w:insideH w:val="single" w:color="auto" w:sz="4" w:space="0"/>
-            <w:insideV w:val="single" w:color="auto" w:sz="4" w:space="0"/>
-          </w:tblBorders>
-          <w:tblCellMar>
-            <w:top w:w="0" w:type="dxa"/>
-            <w:left w:w="108" w:type="dxa"/>
-            <w:bottom w:w="0" w:type="dxa"/>
-            <w:right w:w="108" w:type="dxa"/>
-          </w:tblCellMar>
-        </w:tblPrEx>
-        <w:tc>
-          <w:tcPr>
-            <w:tcW w:w="1555" w:type="dxa"/>
-            <w:tcBorders>
-              <w:left w:val="single" w:color="auto" w:sz="12" w:space="0"/>
-              <w:right w:val="single" w:color="auto" w:sz="12" w:space="0"/>
-            </w:tcBorders>
-            <w:vAlign w:val="center"/>
-          </w:tcPr>
-          <w:p>
-            <w:pPr>
-              <w:spacing w:after="0" w:line="240" w:lineRule="auto"/>
-              <w:jc w:val="center"/>
-              <w:rPr>
-                <w:sz w:val="18"/>
-                <w:szCs w:val="18"/>
-              </w:rPr>
-            </w:pPr>
-            <w:r>
-              <w:rPr>
-                <w:sz w:val="18"/>
-                <w:szCs w:val="18"/>
-              </w:rPr>
-              <w:t>Concepto Sig.</w:t>
-            </w:r>
-          </w:p>
-        </w:tc>
-        <w:tc>
-          <w:tcPr>
-            <w:tcW w:w="2409" w:type="dxa"/>
-            <w:tcBorders>
-              <w:left w:val="single" w:color="auto" w:sz="12" w:space="0"/>
-            </w:tcBorders>
-            <w:shd w:val="clear" w:color="auto" w:fill="auto"/>
-            <w:vAlign w:val="center"/>
-          </w:tcPr>
-          <w:p>
-            <w:pPr>
-              <w:pStyle w:val="8"/>
-              <w:keepNext w:val="0"/>
-              <w:keepLines w:val="0"/>
-              <w:widowControl/>
-              <w:suppressLineNumbers w:val="0"/>
-              <w:spacing w:before="0" w:beforeAutospacing="1" w:after="0" w:afterAutospacing="1"/>
-              <w:ind w:left="0" w:right="0"/>
-              <w:jc w:val="both"/>
-              <w:rPr>
-                <w:rFonts w:hint="default"/>
-                <w:lang w:val="es-MX"/>
-              </w:rPr>
-            </w:pPr>
-            <w:r>
-              <w:rPr>
-                <w:rFonts w:hint="default" w:asciiTheme="minorHAnsi" w:hAnsiTheme="minorHAnsi" w:eastAsiaTheme="minorHAnsi" w:cstheme="minorBidi"/>
-                <w:sz w:val="22"/>
-                <w:szCs w:val="22"/>
-                <w:lang w:val="es-MX" w:eastAsia="en-US" w:bidi="ar-SA"/>
-              </w:rPr>
-              <w:t xml:space="preserve">La Ley Lerdo. Desamortización de bienes. </w:t>
-            </w:r>
-          </w:p>
-        </w:tc>
-        <w:tc>
-          <w:tcPr>
-            <w:tcW w:w="2977" w:type="dxa"/>
-            <w:shd w:val="clear" w:color="auto" w:fill="auto"/>
-            <w:vAlign w:val="center"/>
-          </w:tcPr>
-          <w:p>
-            <w:pPr>
-              <w:spacing w:after="0" w:line="240" w:lineRule="auto"/>
-              <w:jc w:val="center"/>
-              <w:rPr>
-                <w:rFonts w:hint="default"/>
-                <w:lang w:val="es-MX"/>
-              </w:rPr>
-            </w:pPr>
-            <w:r>
-              <w:rPr>
-                <w:rFonts w:hint="default"/>
-                <w:lang w:val="es-MX"/>
-              </w:rPr>
-              <w:t xml:space="preserve">Leyes de Reforma </w:t>
-            </w:r>
-          </w:p>
-        </w:tc>
-        <w:tc>
-          <w:tcPr>
-            <w:tcW w:w="2693" w:type="dxa"/>
-            <w:shd w:val="clear" w:color="auto" w:fill="auto"/>
-            <w:vAlign w:val="center"/>
-          </w:tcPr>
-          <w:p>
-            <w:pPr>
-              <w:spacing w:after="0" w:line="240" w:lineRule="auto"/>
-              <w:jc w:val="center"/>
-              <w:rPr>
-                <w:rFonts w:hint="default"/>
-                <w:lang w:val="es-MX"/>
-              </w:rPr>
-            </w:pPr>
-            <w:r>
-              <w:rPr>
-                <w:rFonts w:hint="default"/>
-                <w:lang w:val="es-MX"/>
-              </w:rPr>
-              <w:t>Inestabilidad.</w:t>
-            </w:r>
-          </w:p>
-          <w:p>
-            <w:pPr>
-              <w:spacing w:after="0" w:line="240" w:lineRule="auto"/>
-              <w:jc w:val="center"/>
-              <w:rPr>
-                <w:rFonts w:hint="default"/>
-                <w:lang w:val="es-MX"/>
-              </w:rPr>
-            </w:pPr>
-            <w:r>
-              <w:rPr>
-                <w:rFonts w:hint="default"/>
-                <w:lang w:val="es-MX"/>
-              </w:rPr>
-              <w:t>Estratos.</w:t>
-            </w:r>
-          </w:p>
-        </w:tc>
-        <w:tc>
-          <w:tcPr>
-            <w:tcW w:w="2552" w:type="dxa"/>
-            <w:shd w:val="clear" w:color="auto" w:fill="CFCECE" w:themeFill="background2" w:themeFillShade="E5"/>
-            <w:vAlign w:val="center"/>
-          </w:tcPr>
-          <w:p>
-            <w:pPr>
-              <w:spacing w:after="0" w:line="240" w:lineRule="auto"/>
-              <w:jc w:val="center"/>
-            </w:pPr>
-          </w:p>
-        </w:tc>
-        <w:tc>
-          <w:tcPr>
-            <w:tcW w:w="2551" w:type="dxa"/>
-            <w:tcBorders>
-              <w:right w:val="single" w:color="auto" w:sz="12" w:space="0"/>
-            </w:tcBorders>
-            <w:shd w:val="clear" w:color="auto" w:fill="CFCECE" w:themeFill="background2" w:themeFillShade="E5"/>
-            <w:vAlign w:val="center"/>
-          </w:tcPr>
-          <w:p>
-            <w:pPr>
-              <w:spacing w:after="0" w:line="240" w:lineRule="auto"/>
-              <w:jc w:val="center"/>
-              <w:rPr>
-                <w:color w:val="FFFFFF" w:themeColor="background1"/>
-                <w14:textFill>
-                  <w14:solidFill>
-                    <w14:schemeClr w14:val="bg1"/>
-                  </w14:solidFill>
-                </w14:textFill>
-              </w:rPr>
-            </w:pPr>
-          </w:p>
-        </w:tc>
-      </w:tr>
-      <w:tr>
-        <w:tblPrEx>
-          <w:tblBorders>
-            <w:top w:val="single" w:color="auto" w:sz="4" w:space="0"/>
-            <w:left w:val="single" w:color="auto" w:sz="4" w:space="0"/>
-            <w:bottom w:val="single" w:color="auto" w:sz="4" w:space="0"/>
-            <w:right w:val="single" w:color="auto" w:sz="4" w:space="0"/>
-            <w:insideH w:val="single" w:color="auto" w:sz="4" w:space="0"/>
-            <w:insideV w:val="single" w:color="auto" w:sz="4" w:space="0"/>
-          </w:tblBorders>
-          <w:tblCellMar>
-            <w:top w:w="0" w:type="dxa"/>
-            <w:left w:w="108" w:type="dxa"/>
-            <w:bottom w:w="0" w:type="dxa"/>
-            <w:right w:w="108" w:type="dxa"/>
-          </w:tblCellMar>
-        </w:tblPrEx>
-        <w:tc>
-          <w:tcPr>
-            <w:tcW w:w="1555" w:type="dxa"/>
-            <w:tcBorders>
-              <w:left w:val="single" w:color="auto" w:sz="12" w:space="0"/>
-              <w:right w:val="single" w:color="auto" w:sz="12" w:space="0"/>
-            </w:tcBorders>
-            <w:vAlign w:val="center"/>
-          </w:tcPr>
-          <w:p>
-            <w:pPr>
-              <w:spacing w:after="0" w:line="240" w:lineRule="auto"/>
-              <w:jc w:val="center"/>
-              <w:rPr>
-                <w:sz w:val="18"/>
-                <w:szCs w:val="18"/>
-              </w:rPr>
-            </w:pPr>
-            <w:r>
-              <w:rPr>
-                <w:sz w:val="18"/>
-                <w:szCs w:val="18"/>
-              </w:rPr>
-              <w:t>Actividad</w:t>
-            </w:r>
-          </w:p>
-        </w:tc>
-        <w:tc>
-          <w:tcPr>
-            <w:tcW w:w="2409" w:type="dxa"/>
-            <w:tcBorders>
-              <w:left w:val="single" w:color="auto" w:sz="12" w:space="0"/>
-            </w:tcBorders>
-            <w:shd w:val="clear" w:color="auto" w:fill="auto"/>
-            <w:vAlign w:val="center"/>
-          </w:tcPr>
-          <w:p>
-            <w:pPr>
-              <w:pStyle w:val="13"/>
-              <w:numPr>
-                <w:ilvl w:val="0"/>
-                <w:numId w:val="1"/>
-              </w:numPr>
-              <w:spacing w:after="0" w:line="240" w:lineRule="auto"/>
-              <w:ind w:left="420" w:leftChars="0" w:hanging="420" w:firstLineChars="0"/>
-              <w:jc w:val="both"/>
-              <w:rPr>
-                <w:rFonts w:hint="default" w:ascii="Calibri" w:hAnsi="Calibri" w:cs="Calibri"/>
-                <w:lang w:val="es-MX"/>
-              </w:rPr>
-            </w:pPr>
-            <w:r>
-              <w:rPr>
-                <w:rFonts w:ascii="Calibri" w:hAnsi="Calibri" w:cs="Calibri"/>
-              </w:rPr>
-              <w:t>Lápiz Lector</w:t>
-            </w:r>
-            <w:r>
-              <w:rPr>
-                <w:rFonts w:hint="default" w:ascii="Calibri" w:hAnsi="Calibri" w:cs="Calibri"/>
-                <w:lang w:val="es-MX"/>
-              </w:rPr>
-              <w:t>.</w:t>
-            </w:r>
-          </w:p>
-          <w:p>
-            <w:pPr>
-              <w:pStyle w:val="13"/>
-              <w:numPr>
-                <w:ilvl w:val="0"/>
-                <w:numId w:val="1"/>
-              </w:numPr>
-              <w:spacing w:after="0" w:line="240" w:lineRule="auto"/>
-              <w:ind w:left="420" w:leftChars="0" w:hanging="420" w:firstLineChars="0"/>
-              <w:jc w:val="both"/>
-              <w:rPr>
-                <w:rFonts w:hint="default" w:ascii="Calibri" w:hAnsi="Calibri" w:cs="Calibri"/>
-                <w:lang w:val="es-MX"/>
-              </w:rPr>
-            </w:pPr>
-            <w:r>
-              <w:rPr>
-                <w:rFonts w:ascii="Calibri" w:hAnsi="Calibri" w:cs="Calibri"/>
-              </w:rPr>
-              <w:t xml:space="preserve">Realizar los ejercicios de libro </w:t>
-            </w:r>
-            <w:r>
-              <w:rPr>
-                <w:rFonts w:hint="default" w:ascii="Calibri" w:hAnsi="Calibri" w:cs="Calibri"/>
-                <w:lang w:val="es-MX"/>
-              </w:rPr>
-              <w:t xml:space="preserve">2 p.p. 21, 22,23,24.  </w:t>
-            </w:r>
-          </w:p>
-          <w:p>
-            <w:pPr>
-              <w:pStyle w:val="13"/>
-              <w:numPr>
-                <w:ilvl w:val="0"/>
-                <w:numId w:val="1"/>
-              </w:numPr>
-              <w:spacing w:after="0" w:line="240" w:lineRule="auto"/>
-              <w:ind w:left="420" w:leftChars="0" w:hanging="420" w:firstLineChars="0"/>
-              <w:jc w:val="both"/>
-              <w:rPr>
-                <w:rFonts w:hint="default" w:ascii="Calibri" w:hAnsi="Calibri" w:cs="Calibri"/>
-                <w:lang w:val="es-MX"/>
-              </w:rPr>
-            </w:pPr>
-            <w:r>
-              <w:rPr>
-                <w:rFonts w:hint="default" w:ascii="Calibri" w:hAnsi="Calibri" w:cs="Calibri"/>
-                <w:lang w:val="es-MX"/>
-              </w:rPr>
-              <w:t xml:space="preserve">Anexos: Los antecedentes de la guerra de Reforma “Liberales y conservadores”, parte y comparte. La ley Juárez. </w:t>
-            </w:r>
-          </w:p>
-          <w:p>
-            <w:pPr>
-              <w:pStyle w:val="13"/>
-              <w:numPr>
-                <w:ilvl w:val="0"/>
-                <w:numId w:val="1"/>
-              </w:numPr>
-              <w:spacing w:after="0" w:line="240" w:lineRule="auto"/>
-              <w:ind w:left="420" w:leftChars="0" w:hanging="420" w:firstLineChars="0"/>
-              <w:jc w:val="both"/>
-              <w:rPr>
-                <w:rFonts w:hint="default" w:ascii="Calibri" w:hAnsi="Calibri" w:cs="Calibri"/>
-                <w:lang w:val="es-MX"/>
-              </w:rPr>
-            </w:pPr>
-            <w:r>
-              <w:rPr>
-                <w:rFonts w:hint="default" w:ascii="Calibri" w:hAnsi="Calibri"/>
-                <w:lang w:val="es-MX"/>
-              </w:rPr>
-              <w:t>Video la Ley Lerdo https://www.youtube.com/watch?v=pDfrmEVmGWo</w:t>
-            </w:r>
-          </w:p>
-        </w:tc>
-        <w:tc>
-          <w:tcPr>
-            <w:tcW w:w="2977" w:type="dxa"/>
-            <w:shd w:val="clear" w:color="auto" w:fill="auto"/>
-            <w:vAlign w:val="center"/>
-          </w:tcPr>
-          <w:p>
-            <w:pPr>
-              <w:pStyle w:val="13"/>
-              <w:numPr>
-                <w:ilvl w:val="0"/>
-                <w:numId w:val="1"/>
-              </w:numPr>
-              <w:spacing w:after="0" w:line="240" w:lineRule="auto"/>
-              <w:ind w:left="420" w:leftChars="0" w:hanging="420" w:firstLineChars="0"/>
-              <w:jc w:val="both"/>
-              <w:rPr>
-                <w:rFonts w:hint="default" w:ascii="Calibri" w:hAnsi="Calibri" w:cs="Calibri"/>
-                <w:lang w:val="es-MX"/>
-              </w:rPr>
-            </w:pPr>
-            <w:r>
-              <w:rPr>
-                <w:rFonts w:ascii="Calibri" w:hAnsi="Calibri" w:cs="Calibri"/>
-              </w:rPr>
-              <w:t>Lápiz Lector</w:t>
-            </w:r>
-            <w:r>
-              <w:rPr>
-                <w:rFonts w:hint="default" w:ascii="Calibri" w:hAnsi="Calibri" w:cs="Calibri"/>
-                <w:lang w:val="es-MX"/>
-              </w:rPr>
-              <w:t>.</w:t>
-            </w:r>
-          </w:p>
-          <w:p>
-            <w:pPr>
-              <w:pStyle w:val="13"/>
-              <w:numPr>
-                <w:ilvl w:val="0"/>
-                <w:numId w:val="1"/>
-              </w:numPr>
-              <w:spacing w:after="0" w:line="240" w:lineRule="auto"/>
-              <w:ind w:left="420" w:leftChars="0" w:hanging="420" w:firstLineChars="0"/>
-              <w:jc w:val="both"/>
-              <w:rPr>
-                <w:rFonts w:hint="default" w:ascii="Calibri" w:hAnsi="Calibri" w:cs="Calibri"/>
-                <w:lang w:val="es-MX"/>
-              </w:rPr>
-            </w:pPr>
-            <w:r>
-              <w:rPr>
-                <w:rFonts w:ascii="Calibri" w:hAnsi="Calibri" w:cs="Calibri"/>
-              </w:rPr>
-              <w:t xml:space="preserve">Realizar los ejercicios de libro </w:t>
-            </w:r>
-            <w:r>
-              <w:rPr>
-                <w:rFonts w:hint="default" w:ascii="Calibri" w:hAnsi="Calibri" w:cs="Calibri"/>
-                <w:lang w:val="es-MX"/>
-              </w:rPr>
-              <w:t>2 p.p. 25, 26, 27, 28, 29.</w:t>
-            </w:r>
-          </w:p>
-          <w:p>
-            <w:pPr>
-              <w:pStyle w:val="13"/>
-              <w:numPr>
-                <w:ilvl w:val="0"/>
-                <w:numId w:val="1"/>
-              </w:numPr>
-              <w:spacing w:after="0" w:line="240" w:lineRule="auto"/>
-              <w:ind w:left="420" w:leftChars="0" w:hanging="420" w:firstLineChars="0"/>
-              <w:jc w:val="both"/>
-              <w:rPr>
-                <w:rFonts w:hint="default" w:ascii="Calibri" w:hAnsi="Calibri" w:cs="Calibri"/>
-                <w:lang w:val="es-MX"/>
-              </w:rPr>
-            </w:pPr>
-            <w:r>
-              <w:rPr>
-                <w:rFonts w:hint="default" w:ascii="Calibri" w:hAnsi="Calibri" w:cs="Calibri"/>
-                <w:lang w:val="es-MX"/>
-              </w:rPr>
-              <w:t xml:space="preserve">Anexos: Cuentas claras, Libertades y garantías, La Reforma en la vida cotidiana. </w:t>
-            </w:r>
-          </w:p>
-        </w:tc>
-        <w:tc>
-          <w:tcPr>
-            <w:tcW w:w="2693" w:type="dxa"/>
-            <w:shd w:val="clear" w:color="auto" w:fill="auto"/>
-            <w:vAlign w:val="center"/>
-          </w:tcPr>
-          <w:p>
-            <w:pPr>
-              <w:pStyle w:val="13"/>
-              <w:numPr>
-                <w:ilvl w:val="0"/>
-                <w:numId w:val="1"/>
-              </w:numPr>
-              <w:spacing w:after="0" w:line="240" w:lineRule="auto"/>
-              <w:ind w:left="420" w:leftChars="0" w:hanging="420" w:firstLineChars="0"/>
-              <w:jc w:val="both"/>
-              <w:rPr>
-                <w:rFonts w:hint="default" w:ascii="Calibri" w:hAnsi="Calibri" w:cs="Calibri"/>
-                <w:lang w:val="es-MX"/>
-              </w:rPr>
-            </w:pPr>
-            <w:r>
-              <w:rPr>
-                <w:rFonts w:ascii="Calibri" w:hAnsi="Calibri" w:cs="Calibri"/>
-              </w:rPr>
-              <w:t>Lápiz Lector</w:t>
-            </w:r>
-            <w:r>
-              <w:rPr>
-                <w:rFonts w:hint="default" w:ascii="Calibri" w:hAnsi="Calibri" w:cs="Calibri"/>
-                <w:lang w:val="es-MX"/>
-              </w:rPr>
-              <w:t>.</w:t>
-            </w:r>
-          </w:p>
-          <w:p>
-            <w:pPr>
-              <w:pStyle w:val="13"/>
-              <w:numPr>
-                <w:ilvl w:val="0"/>
-                <w:numId w:val="1"/>
-              </w:numPr>
-              <w:spacing w:after="0" w:line="240" w:lineRule="auto"/>
-              <w:ind w:left="420" w:leftChars="0" w:hanging="420" w:firstLineChars="0"/>
-              <w:jc w:val="both"/>
-              <w:rPr>
-                <w:rFonts w:hint="default" w:ascii="Calibri" w:hAnsi="Calibri" w:cs="Calibri"/>
-                <w:lang w:val="es-MX"/>
-              </w:rPr>
-            </w:pPr>
-            <w:r>
-              <w:rPr>
-                <w:rFonts w:ascii="Calibri" w:hAnsi="Calibri" w:cs="Calibri"/>
-              </w:rPr>
-              <w:t xml:space="preserve">Realizar los ejercicios de libro </w:t>
-            </w:r>
-            <w:r>
-              <w:rPr>
-                <w:rFonts w:hint="default" w:ascii="Calibri" w:hAnsi="Calibri" w:cs="Calibri"/>
-                <w:lang w:val="es-MX"/>
-              </w:rPr>
-              <w:t>2 p.p. 30, 31, 32, 33.</w:t>
-            </w:r>
-          </w:p>
-          <w:p>
-            <w:pPr>
-              <w:pStyle w:val="13"/>
-              <w:numPr>
-                <w:ilvl w:val="0"/>
-                <w:numId w:val="1"/>
-              </w:numPr>
-              <w:spacing w:after="0" w:line="240" w:lineRule="auto"/>
-              <w:ind w:left="420" w:leftChars="0" w:hanging="420" w:firstLineChars="0"/>
-              <w:jc w:val="both"/>
-              <w:rPr>
-                <w:rFonts w:hint="default" w:ascii="Calibri" w:hAnsi="Calibri" w:cs="Calibri"/>
-                <w:lang w:val="es-MX"/>
-              </w:rPr>
-            </w:pPr>
-            <w:r>
-              <w:rPr>
-                <w:rFonts w:hint="default" w:ascii="Calibri" w:hAnsi="Calibri" w:cs="Calibri"/>
-                <w:lang w:val="es-MX"/>
-              </w:rPr>
-              <w:t xml:space="preserve">Sparks P19. Guerra de Reforma. </w:t>
-            </w:r>
-          </w:p>
-          <w:p>
-            <w:pPr>
-              <w:pStyle w:val="13"/>
-              <w:numPr>
-                <w:ilvl w:val="0"/>
-                <w:numId w:val="1"/>
-              </w:numPr>
-              <w:spacing w:after="0" w:line="240" w:lineRule="auto"/>
-              <w:ind w:left="420" w:leftChars="0" w:hanging="420" w:firstLineChars="0"/>
-              <w:jc w:val="both"/>
-              <w:rPr>
-                <w:rFonts w:hint="default" w:ascii="Calibri" w:hAnsi="Calibri" w:cs="Calibri"/>
-                <w:lang w:val="es-MX"/>
-              </w:rPr>
-            </w:pPr>
-            <w:r>
-              <w:rPr>
-                <w:rFonts w:hint="default" w:ascii="Calibri" w:hAnsi="Calibri"/>
-                <w:lang w:val="es-MX"/>
-              </w:rPr>
-              <w:t>https://www.youtube.com/watch?v=KIS9QLL5rh8</w:t>
-            </w:r>
-          </w:p>
-          <w:p>
-            <w:pPr>
-              <w:pStyle w:val="13"/>
-              <w:numPr>
-                <w:ilvl w:val="0"/>
-                <w:numId w:val="0"/>
-              </w:numPr>
-              <w:spacing w:after="0" w:line="240" w:lineRule="auto"/>
-              <w:ind w:leftChars="0"/>
-              <w:jc w:val="both"/>
-              <w:rPr>
-                <w:rFonts w:hint="default" w:ascii="Calibri" w:hAnsi="Calibri" w:cs="Calibri"/>
-                <w:lang w:val="es-MX"/>
-              </w:rPr>
-            </w:pPr>
-          </w:p>
-          <w:p>
-            <w:pPr>
-              <w:pStyle w:val="13"/>
-              <w:spacing w:after="0" w:line="240" w:lineRule="auto"/>
-              <w:ind w:left="0" w:leftChars="0" w:firstLine="0" w:firstLineChars="0"/>
-              <w:jc w:val="both"/>
-              <w:rPr>
-                <w:rFonts w:hint="default" w:ascii="Calibri" w:hAnsi="Calibri" w:cs="Calibri"/>
-                <w:lang w:val="es-MX"/>
-              </w:rPr>
-            </w:pPr>
-          </w:p>
-        </w:tc>
-        <w:tc>
-          <w:tcPr>
-            <w:tcW w:w="2552" w:type="dxa"/>
-            <w:shd w:val="clear" w:color="auto" w:fill="CFCECE" w:themeFill="background2" w:themeFillShade="E5"/>
-            <w:vAlign w:val="center"/>
-          </w:tcPr>
-          <w:p>
-            <w:pPr>
-              <w:spacing w:after="0" w:line="240" w:lineRule="auto"/>
-              <w:jc w:val="both"/>
-              <w:rPr>
-                <w:rFonts w:ascii="Calibri" w:hAnsi="Calibri" w:cs="Calibri"/>
-              </w:rPr>
-            </w:pPr>
-          </w:p>
-        </w:tc>
-        <w:tc>
-          <w:tcPr>
-            <w:tcW w:w="2551" w:type="dxa"/>
-            <w:tcBorders>
-              <w:right w:val="single" w:color="auto" w:sz="12" w:space="0"/>
-            </w:tcBorders>
-            <w:shd w:val="clear" w:color="auto" w:fill="CFCECE" w:themeFill="background2" w:themeFillShade="E5"/>
-            <w:vAlign w:val="center"/>
-          </w:tcPr>
-          <w:p>
-            <w:pPr>
-              <w:spacing w:after="0" w:line="240" w:lineRule="auto"/>
-              <w:jc w:val="center"/>
-              <w:rPr>
-                <w:color w:val="FFFFFF" w:themeColor="background1"/>
-                <w14:textFill>
-                  <w14:solidFill>
-                    <w14:schemeClr w14:val="bg1"/>
-                  </w14:solidFill>
-                </w14:textFill>
-              </w:rPr>
-            </w:pPr>
-          </w:p>
-        </w:tc>
-      </w:tr>
-      <w:tr>
-        <w:tblPrEx>
-          <w:tblBorders>
-            <w:top w:val="single" w:color="auto" w:sz="4" w:space="0"/>
-            <w:left w:val="single" w:color="auto" w:sz="4" w:space="0"/>
-            <w:bottom w:val="single" w:color="auto" w:sz="4" w:space="0"/>
-            <w:right w:val="single" w:color="auto" w:sz="4" w:space="0"/>
-            <w:insideH w:val="single" w:color="auto" w:sz="4" w:space="0"/>
-            <w:insideV w:val="single" w:color="auto" w:sz="4" w:space="0"/>
-          </w:tblBorders>
-          <w:tblCellMar>
-            <w:top w:w="0" w:type="dxa"/>
-            <w:left w:w="108" w:type="dxa"/>
-            <w:bottom w:w="0" w:type="dxa"/>
-            <w:right w:w="108" w:type="dxa"/>
-          </w:tblCellMar>
-        </w:tblPrEx>
-        <w:tc>
-          <w:tcPr>
-            <w:tcW w:w="1555" w:type="dxa"/>
-            <w:tcBorders>
-              <w:left w:val="single" w:color="auto" w:sz="12" w:space="0"/>
-              <w:right w:val="single" w:color="auto" w:sz="12" w:space="0"/>
-            </w:tcBorders>
-            <w:vAlign w:val="center"/>
-          </w:tcPr>
-          <w:p>
-            <w:pPr>
-              <w:spacing w:after="0" w:line="240" w:lineRule="auto"/>
-              <w:jc w:val="center"/>
-              <w:rPr>
-                <w:sz w:val="18"/>
-                <w:szCs w:val="18"/>
-              </w:rPr>
-            </w:pPr>
-            <w:r>
-              <w:rPr>
-                <w:sz w:val="18"/>
-                <w:szCs w:val="18"/>
-              </w:rPr>
-              <w:t>Libro</w:t>
-            </w:r>
-          </w:p>
-        </w:tc>
-        <w:tc>
-          <w:tcPr>
-            <w:tcW w:w="2409" w:type="dxa"/>
-            <w:tcBorders>
-              <w:left w:val="single" w:color="auto" w:sz="12" w:space="0"/>
-            </w:tcBorders>
-            <w:shd w:val="clear" w:color="auto" w:fill="auto"/>
-            <w:vAlign w:val="center"/>
-          </w:tcPr>
-          <w:p>
-            <w:pPr>
-              <w:spacing w:after="0" w:line="240" w:lineRule="auto"/>
-              <w:jc w:val="center"/>
-              <w:rPr>
-                <w:rFonts w:hint="default"/>
-                <w:lang w:val="es-MX"/>
-              </w:rPr>
-            </w:pPr>
-            <w:r>
-              <w:rPr>
-                <w:rFonts w:hint="default"/>
-                <w:lang w:val="es-MX"/>
-              </w:rPr>
-              <w:t>Sí</w:t>
-            </w:r>
-          </w:p>
-        </w:tc>
-        <w:tc>
-          <w:tcPr>
-            <w:tcW w:w="2977" w:type="dxa"/>
-            <w:shd w:val="clear" w:color="auto" w:fill="auto"/>
-            <w:vAlign w:val="center"/>
-          </w:tcPr>
-          <w:p>
-            <w:pPr>
-              <w:spacing w:after="0" w:line="240" w:lineRule="auto"/>
-              <w:jc w:val="center"/>
-              <w:rPr>
-                <w:rFonts w:hint="default"/>
-                <w:lang w:val="es-MX"/>
-              </w:rPr>
-            </w:pPr>
-            <w:r>
-              <w:rPr>
-                <w:rFonts w:hint="default"/>
-                <w:lang w:val="es-MX"/>
-              </w:rPr>
-              <w:t xml:space="preserve">Sí </w:t>
-            </w:r>
-          </w:p>
-        </w:tc>
-        <w:tc>
-          <w:tcPr>
-            <w:tcW w:w="2693" w:type="dxa"/>
-            <w:shd w:val="clear" w:color="auto" w:fill="auto"/>
-            <w:vAlign w:val="center"/>
-          </w:tcPr>
-          <w:p>
-            <w:pPr>
-              <w:spacing w:after="0" w:line="240" w:lineRule="auto"/>
-              <w:jc w:val="center"/>
-              <w:rPr>
-                <w:rFonts w:hint="default"/>
-                <w:lang w:val="es-MX"/>
-              </w:rPr>
-            </w:pPr>
-            <w:r>
-              <w:rPr>
-                <w:rFonts w:hint="default"/>
-                <w:lang w:val="es-MX"/>
-              </w:rPr>
-              <w:t xml:space="preserve">Sí </w:t>
-            </w:r>
-          </w:p>
-        </w:tc>
-        <w:tc>
-          <w:tcPr>
-            <w:tcW w:w="2552" w:type="dxa"/>
-            <w:shd w:val="clear" w:color="auto" w:fill="D8D8D8" w:themeFill="background1" w:themeFillShade="D9"/>
-            <w:vAlign w:val="center"/>
-          </w:tcPr>
-          <w:p>
-            <w:pPr>
-              <w:spacing w:after="0" w:line="240" w:lineRule="auto"/>
-              <w:jc w:val="center"/>
-            </w:pPr>
-          </w:p>
-        </w:tc>
-        <w:tc>
-          <w:tcPr>
-            <w:tcW w:w="2551" w:type="dxa"/>
-            <w:tcBorders>
-              <w:right w:val="single" w:color="auto" w:sz="12" w:space="0"/>
-            </w:tcBorders>
-            <w:shd w:val="clear" w:color="auto" w:fill="E7E6E6" w:themeFill="background2"/>
-            <w:vAlign w:val="center"/>
-          </w:tcPr>
-          <w:p>
-            <w:pPr>
-              <w:spacing w:after="0" w:line="240" w:lineRule="auto"/>
-              <w:jc w:val="center"/>
-              <w:rPr>
-                <w:color w:val="FFFFFF" w:themeColor="background1"/>
-                <w14:textFill>
-                  <w14:solidFill>
-                    <w14:schemeClr w14:val="bg1"/>
-                  </w14:solidFill>
-                </w14:textFill>
-              </w:rPr>
-            </w:pPr>
-          </w:p>
-        </w:tc>
-      </w:tr>
-      <w:tr>
-        <w:tblPrEx>
-          <w:tblBorders>
-            <w:top w:val="single" w:color="auto" w:sz="4" w:space="0"/>
-            <w:left w:val="single" w:color="auto" w:sz="4" w:space="0"/>
-            <w:bottom w:val="single" w:color="auto" w:sz="4" w:space="0"/>
-            <w:right w:val="single" w:color="auto" w:sz="4" w:space="0"/>
-            <w:insideH w:val="single" w:color="auto" w:sz="4" w:space="0"/>
-            <w:insideV w:val="single" w:color="auto" w:sz="4" w:space="0"/>
-          </w:tblBorders>
-          <w:tblCellMar>
-            <w:top w:w="0" w:type="dxa"/>
-            <w:left w:w="108" w:type="dxa"/>
-            <w:bottom w:w="0" w:type="dxa"/>
-            <w:right w:w="108" w:type="dxa"/>
-          </w:tblCellMar>
-        </w:tblPrEx>
-        <w:tc>
-          <w:tcPr>
-            <w:tcW w:w="1555" w:type="dxa"/>
-            <w:tcBorders>
-              <w:left w:val="single" w:color="auto" w:sz="12" w:space="0"/>
-              <w:right w:val="single" w:color="auto" w:sz="12" w:space="0"/>
-            </w:tcBorders>
-            <w:vAlign w:val="center"/>
-          </w:tcPr>
-          <w:p>
-            <w:pPr>
-              <w:spacing w:after="0" w:line="240" w:lineRule="auto"/>
-              <w:jc w:val="center"/>
-              <w:rPr>
-                <w:sz w:val="18"/>
-                <w:szCs w:val="18"/>
-              </w:rPr>
-            </w:pPr>
-            <w:r>
-              <w:rPr>
-                <w:sz w:val="18"/>
-                <w:szCs w:val="18"/>
-              </w:rPr>
-              <w:t>Tarea</w:t>
-            </w:r>
-          </w:p>
-        </w:tc>
-        <w:tc>
-          <w:tcPr>
-            <w:tcW w:w="2409" w:type="dxa"/>
-            <w:tcBorders>
-              <w:left w:val="single" w:color="auto" w:sz="12" w:space="0"/>
-            </w:tcBorders>
-            <w:shd w:val="clear" w:color="auto" w:fill="auto"/>
-            <w:vAlign w:val="center"/>
-          </w:tcPr>
-          <w:p>
-            <w:pPr>
-              <w:pStyle w:val="13"/>
-              <w:spacing w:after="0" w:line="240" w:lineRule="auto"/>
-              <w:ind w:left="0" w:leftChars="0" w:firstLine="0" w:firstLineChars="0"/>
-              <w:jc w:val="center"/>
-              <w:rPr>
-                <w:rFonts w:hint="default" w:ascii="Calibri" w:hAnsi="Calibri" w:cs="Calibri"/>
-                <w:lang w:val="es-MX"/>
-              </w:rPr>
-            </w:pPr>
-            <w:r>
-              <w:rPr>
-                <w:rFonts w:hint="default" w:ascii="Calibri" w:hAnsi="Calibri" w:cs="Calibri"/>
-                <w:lang w:val="es-MX"/>
-              </w:rPr>
-              <w:t xml:space="preserve">Collage de las Guerras de Reforma </w:t>
-            </w:r>
-          </w:p>
-        </w:tc>
-        <w:tc>
-          <w:tcPr>
-            <w:tcW w:w="2977" w:type="dxa"/>
-            <w:shd w:val="clear" w:color="auto" w:fill="auto"/>
-            <w:vAlign w:val="center"/>
-          </w:tcPr>
-          <w:p>
-            <w:pPr>
-              <w:pStyle w:val="13"/>
-              <w:spacing w:after="0"/>
-              <w:ind w:left="0" w:leftChars="0" w:firstLine="0" w:firstLineChars="0"/>
-              <w:jc w:val="center"/>
-              <w:rPr>
-                <w:rFonts w:hint="default" w:ascii="Calibri" w:hAnsi="Calibri" w:cs="Calibri"/>
-                <w:lang w:val="es-MX"/>
-              </w:rPr>
-            </w:pPr>
-            <w:r>
-              <w:rPr>
-                <w:rFonts w:hint="default" w:ascii="Calibri" w:hAnsi="Calibri" w:cs="Calibri"/>
-                <w:lang w:val="es-MX"/>
-              </w:rPr>
-              <w:t>Constitución de 1857</w:t>
-            </w:r>
-          </w:p>
-        </w:tc>
-        <w:tc>
-          <w:tcPr>
-            <w:tcW w:w="2693" w:type="dxa"/>
-            <w:shd w:val="clear" w:color="auto" w:fill="auto"/>
-            <w:vAlign w:val="center"/>
-          </w:tcPr>
-          <w:p>
-            <w:pPr>
-              <w:pStyle w:val="8"/>
-              <w:spacing w:before="0" w:beforeAutospacing="0" w:after="0" w:afterAutospacing="0"/>
-              <w:ind w:left="720"/>
-              <w:rPr>
-                <w:rFonts w:hint="default" w:ascii="Calibri" w:hAnsi="Calibri" w:cs="Calibri" w:eastAsiaTheme="minorHAnsi"/>
-                <w:sz w:val="22"/>
-                <w:szCs w:val="22"/>
-                <w:lang w:val="es-MX" w:eastAsia="en-US"/>
-              </w:rPr>
-            </w:pPr>
-            <w:r>
-              <w:rPr>
-                <w:rFonts w:hint="default" w:ascii="Calibri" w:hAnsi="Calibri" w:cs="Calibri" w:eastAsiaTheme="minorHAnsi"/>
-                <w:sz w:val="22"/>
-                <w:szCs w:val="22"/>
-                <w:lang w:val="es-MX" w:eastAsia="en-US"/>
-              </w:rPr>
-              <w:t xml:space="preserve"> ¿ Qué leyes actuales rigen a la iglesia y al ejército?</w:t>
+              <w:t xml:space="preserve">Símbolos: Liberales y Conservadores </w:t>
             </w:r>
           </w:p>
         </w:tc>
@@ -7490,12 +4913,12 @@
         </w:tblCellMar>
       </w:tblPr>
       <w:tblGrid>
-        <w:gridCol w:w="1517"/>
-        <w:gridCol w:w="2353"/>
-        <w:gridCol w:w="3355"/>
-        <w:gridCol w:w="2607"/>
-        <w:gridCol w:w="2453"/>
-        <w:gridCol w:w="2452"/>
+        <w:gridCol w:w="1555"/>
+        <w:gridCol w:w="2409"/>
+        <w:gridCol w:w="2977"/>
+        <w:gridCol w:w="2824"/>
+        <w:gridCol w:w="2421"/>
+        <w:gridCol w:w="2551"/>
       </w:tblGrid>
       <w:tr>
         <w:tblPrEx>
@@ -7687,12 +5110,14 @@
               <w:jc w:val="center"/>
               <w:rPr>
                 <w:rFonts w:hint="default"/>
-                <w:lang w:val="es-MX"/>
-              </w:rPr>
-            </w:pPr>
-            <w:r>
-              <w:rPr>
-                <w:rFonts w:hint="default"/>
+                <w:color w:val="auto"/>
+                <w:lang w:val="es-MX"/>
+              </w:rPr>
+            </w:pPr>
+            <w:r>
+              <w:rPr>
+                <w:rFonts w:hint="default"/>
+                <w:color w:val="auto"/>
                 <w:lang w:val="es-MX"/>
               </w:rPr>
               <w:t>33</w:t>
@@ -7714,12 +5139,14 @@
               <w:jc w:val="center"/>
               <w:rPr>
                 <w:rFonts w:hint="default"/>
-                <w:lang w:val="es-MX"/>
-              </w:rPr>
-            </w:pPr>
-            <w:r>
-              <w:rPr>
-                <w:rFonts w:hint="default"/>
+                <w:color w:val="auto"/>
+                <w:lang w:val="es-MX"/>
+              </w:rPr>
+            </w:pPr>
+            <w:r>
+              <w:rPr>
+                <w:rFonts w:hint="default"/>
+                <w:color w:val="auto"/>
                 <w:lang w:val="es-MX"/>
               </w:rPr>
               <w:t>34</w:t>
@@ -7728,7 +5155,7 @@
         </w:tc>
         <w:tc>
           <w:tcPr>
-            <w:tcW w:w="2693" w:type="dxa"/>
+            <w:tcW w:w="2824" w:type="dxa"/>
             <w:tcBorders>
               <w:top w:val="single" w:color="auto" w:sz="12" w:space="0"/>
             </w:tcBorders>
@@ -7741,12 +5168,14 @@
               <w:jc w:val="center"/>
               <w:rPr>
                 <w:rFonts w:hint="default"/>
-                <w:lang w:val="es-MX"/>
-              </w:rPr>
-            </w:pPr>
-            <w:r>
-              <w:rPr>
-                <w:rFonts w:hint="default"/>
+                <w:color w:val="auto"/>
+                <w:lang w:val="es-MX"/>
+              </w:rPr>
+            </w:pPr>
+            <w:r>
+              <w:rPr>
+                <w:rFonts w:hint="default"/>
+                <w:color w:val="auto"/>
                 <w:lang w:val="es-MX"/>
               </w:rPr>
               <w:t>35</w:t>
@@ -7755,7 +5184,7 @@
         </w:tc>
         <w:tc>
           <w:tcPr>
-            <w:tcW w:w="2552" w:type="dxa"/>
+            <w:tcW w:w="2421" w:type="dxa"/>
             <w:tcBorders>
               <w:top w:val="single" w:color="auto" w:sz="12" w:space="0"/>
             </w:tcBorders>
@@ -7864,15 +5293,20 @@
               <w:jc w:val="center"/>
               <w:rPr>
                 <w:rFonts w:hint="default"/>
-                <w:lang w:val="es-MX"/>
-              </w:rPr>
-            </w:pPr>
-            <w:r>
+                <w:color w:val="auto"/>
+                <w:lang w:val="es-MX"/>
+              </w:rPr>
+            </w:pPr>
+            <w:r>
+              <w:rPr>
+                <w:color w:val="auto"/>
+              </w:rPr>
               <w:t xml:space="preserve">Lunes </w:t>
             </w:r>
             <w:r>
               <w:rPr>
                 <w:rFonts w:hint="default"/>
+                <w:color w:val="auto"/>
                 <w:lang w:val="es-MX"/>
               </w:rPr>
               <w:t>08 de diciembre</w:t>
@@ -7891,15 +5325,20 @@
               <w:jc w:val="center"/>
               <w:rPr>
                 <w:rFonts w:hint="default"/>
-                <w:lang w:val="es-MX"/>
-              </w:rPr>
-            </w:pPr>
-            <w:r>
+                <w:color w:val="auto"/>
+                <w:lang w:val="es-MX"/>
+              </w:rPr>
+            </w:pPr>
+            <w:r>
+              <w:rPr>
+                <w:color w:val="auto"/>
+              </w:rPr>
               <w:t xml:space="preserve">Martes </w:t>
             </w:r>
             <w:r>
               <w:rPr>
                 <w:rFonts w:hint="default"/>
+                <w:color w:val="auto"/>
                 <w:lang w:val="es-MX"/>
               </w:rPr>
               <w:t xml:space="preserve">09 de diciembre </w:t>
@@ -7908,7 +5347,7 @@
         </w:tc>
         <w:tc>
           <w:tcPr>
-            <w:tcW w:w="2693" w:type="dxa"/>
+            <w:tcW w:w="2824" w:type="dxa"/>
             <w:shd w:val="clear" w:color="auto" w:fill="auto"/>
             <w:vAlign w:val="center"/>
           </w:tcPr>
@@ -7918,15 +5357,20 @@
               <w:jc w:val="center"/>
               <w:rPr>
                 <w:rFonts w:hint="default"/>
-                <w:lang w:val="es-MX"/>
-              </w:rPr>
-            </w:pPr>
-            <w:r>
+                <w:color w:val="auto"/>
+                <w:lang w:val="es-MX"/>
+              </w:rPr>
+            </w:pPr>
+            <w:r>
+              <w:rPr>
+                <w:color w:val="auto"/>
+              </w:rPr>
               <w:t xml:space="preserve">Miércoles </w:t>
             </w:r>
             <w:r>
               <w:rPr>
                 <w:rFonts w:hint="default"/>
+                <w:color w:val="auto"/>
                 <w:lang w:val="es-MX"/>
               </w:rPr>
               <w:t xml:space="preserve">10 de diciembre </w:t>
@@ -7935,7 +5379,7 @@
         </w:tc>
         <w:tc>
           <w:tcPr>
-            <w:tcW w:w="2552" w:type="dxa"/>
+            <w:tcW w:w="2421" w:type="dxa"/>
             <w:shd w:val="clear" w:color="auto" w:fill="CFCECE" w:themeFill="background2" w:themeFillShade="E5"/>
             <w:vAlign w:val="center"/>
           </w:tcPr>
@@ -7956,7 +5400,7 @@
                 <w:rFonts w:hint="default"/>
                 <w:lang w:val="es-MX"/>
               </w:rPr>
-              <w:t>04 de diciembre</w:t>
+              <w:t>11 de diciembre</w:t>
             </w:r>
           </w:p>
         </w:tc>
@@ -7994,7 +5438,7 @@
                 <w:shd w:val="clear" w:color="FFFFFF" w:fill="D9D9D9"/>
                 <w:lang w:val="es-MX"/>
               </w:rPr>
-              <w:t>05 de diciembre</w:t>
+              <w:t>12 de diciembre</w:t>
             </w:r>
           </w:p>
         </w:tc>
@@ -8016,6 +5460,9 @@
             <w:right w:w="108" w:type="dxa"/>
           </w:tblCellMar>
         </w:tblPrEx>
+        <w:trPr>
+          <w:trHeight w:val="243" w:hRule="atLeast"/>
+        </w:trPr>
         <w:tc>
           <w:tcPr>
             <w:tcW w:w="1555" w:type="dxa"/>
@@ -8056,6 +5503,9 @@
             <w:pPr>
               <w:spacing w:after="0" w:line="240" w:lineRule="auto"/>
               <w:jc w:val="center"/>
+              <w:rPr>
+                <w:color w:val="auto"/>
+              </w:rPr>
             </w:pPr>
           </w:p>
         </w:tc>
@@ -8069,12 +5519,15 @@
             <w:pPr>
               <w:spacing w:after="0" w:line="240" w:lineRule="auto"/>
               <w:jc w:val="center"/>
-            </w:pPr>
-          </w:p>
-        </w:tc>
-        <w:tc>
-          <w:tcPr>
-            <w:tcW w:w="2693" w:type="dxa"/>
+              <w:rPr>
+                <w:color w:val="auto"/>
+              </w:rPr>
+            </w:pPr>
+          </w:p>
+        </w:tc>
+        <w:tc>
+          <w:tcPr>
+            <w:tcW w:w="2824" w:type="dxa"/>
             <w:shd w:val="clear" w:color="auto" w:fill="auto"/>
             <w:vAlign w:val="center"/>
           </w:tcPr>
@@ -8082,12 +5535,15 @@
             <w:pPr>
               <w:spacing w:after="0" w:line="240" w:lineRule="auto"/>
               <w:jc w:val="center"/>
-            </w:pPr>
-          </w:p>
-        </w:tc>
-        <w:tc>
-          <w:tcPr>
-            <w:tcW w:w="2552" w:type="dxa"/>
+              <w:rPr>
+                <w:color w:val="auto"/>
+              </w:rPr>
+            </w:pPr>
+          </w:p>
+        </w:tc>
+        <w:tc>
+          <w:tcPr>
+            <w:tcW w:w="2421" w:type="dxa"/>
             <w:shd w:val="clear" w:color="auto" w:fill="CFCECE" w:themeFill="background2" w:themeFillShade="E5"/>
             <w:vAlign w:val="center"/>
           </w:tcPr>
@@ -8182,12 +5638,14 @@
               <w:jc w:val="center"/>
               <w:rPr>
                 <w:rFonts w:hint="default"/>
-                <w:lang w:val="es-MX"/>
-              </w:rPr>
-            </w:pPr>
-            <w:r>
-              <w:rPr>
-                <w:rFonts w:hint="default"/>
+                <w:color w:val="auto"/>
+                <w:lang w:val="es-MX"/>
+              </w:rPr>
+            </w:pPr>
+            <w:r>
+              <w:rPr>
+                <w:rFonts w:hint="default"/>
+                <w:color w:val="auto"/>
                 <w:lang w:val="es-MX"/>
               </w:rPr>
               <w:t>Segundo Imperio</w:t>
@@ -8206,12 +5664,14 @@
               <w:jc w:val="center"/>
               <w:rPr>
                 <w:rFonts w:hint="default"/>
-                <w:lang w:val="es-MX"/>
-              </w:rPr>
-            </w:pPr>
-            <w:r>
-              <w:rPr>
-                <w:rFonts w:hint="default"/>
+                <w:color w:val="auto"/>
+                <w:lang w:val="es-MX"/>
+              </w:rPr>
+            </w:pPr>
+            <w:r>
+              <w:rPr>
+                <w:rFonts w:hint="default"/>
+                <w:color w:val="auto"/>
                 <w:lang w:val="es-MX"/>
               </w:rPr>
               <w:t xml:space="preserve">Antecedentes del Segundo Imperio Mexicano </w:t>
@@ -8220,7 +5680,7 @@
         </w:tc>
         <w:tc>
           <w:tcPr>
-            <w:tcW w:w="2693" w:type="dxa"/>
+            <w:tcW w:w="2824" w:type="dxa"/>
             <w:shd w:val="clear" w:color="auto" w:fill="auto"/>
             <w:vAlign w:val="center"/>
           </w:tcPr>
@@ -8230,12 +5690,14 @@
               <w:jc w:val="center"/>
               <w:rPr>
                 <w:rFonts w:hint="default"/>
-                <w:lang w:val="es-MX"/>
-              </w:rPr>
-            </w:pPr>
-            <w:r>
-              <w:rPr>
-                <w:rFonts w:hint="default"/>
+                <w:color w:val="auto"/>
+                <w:lang w:val="es-MX"/>
+              </w:rPr>
+            </w:pPr>
+            <w:r>
+              <w:rPr>
+                <w:rFonts w:hint="default"/>
+                <w:color w:val="auto"/>
                 <w:lang w:val="es-MX"/>
               </w:rPr>
               <w:t>Segunda Intervención francesa</w:t>
@@ -8244,7 +5706,7 @@
         </w:tc>
         <w:tc>
           <w:tcPr>
-            <w:tcW w:w="2552" w:type="dxa"/>
+            <w:tcW w:w="2421" w:type="dxa"/>
             <w:shd w:val="clear" w:color="auto" w:fill="CFCECE" w:themeFill="background2" w:themeFillShade="E5"/>
             <w:vAlign w:val="center"/>
           </w:tcPr>
@@ -8377,7 +5839,7 @@
         </w:tc>
         <w:tc>
           <w:tcPr>
-            <w:tcW w:w="2693" w:type="dxa"/>
+            <w:tcW w:w="2824" w:type="dxa"/>
             <w:shd w:val="clear" w:color="auto" w:fill="auto"/>
             <w:vAlign w:val="center"/>
           </w:tcPr>
@@ -8401,7 +5863,7 @@
         </w:tc>
         <w:tc>
           <w:tcPr>
-            <w:tcW w:w="2552" w:type="dxa"/>
+            <w:tcW w:w="2421" w:type="dxa"/>
             <w:shd w:val="clear" w:color="auto" w:fill="CFCECE" w:themeFill="background2" w:themeFillShade="E5"/>
             <w:vAlign w:val="center"/>
           </w:tcPr>
@@ -8534,7 +5996,7 @@
         </w:tc>
         <w:tc>
           <w:tcPr>
-            <w:tcW w:w="2693" w:type="dxa"/>
+            <w:tcW w:w="2824" w:type="dxa"/>
             <w:shd w:val="clear" w:color="auto" w:fill="auto"/>
             <w:vAlign w:val="center"/>
           </w:tcPr>
@@ -8575,7 +6037,7 @@
         </w:tc>
         <w:tc>
           <w:tcPr>
-            <w:tcW w:w="2552" w:type="dxa"/>
+            <w:tcW w:w="2421" w:type="dxa"/>
             <w:shd w:val="clear" w:color="auto" w:fill="CFCECE" w:themeFill="background2" w:themeFillShade="E5"/>
             <w:vAlign w:val="center"/>
           </w:tcPr>
@@ -8749,6 +6211,7 @@
             <w:pPr>
               <w:pStyle w:val="13"/>
               <w:numPr>
+                <w:ilvl w:val="0"/>
                 <w:numId w:val="0"/>
               </w:numPr>
               <w:spacing w:after="0" w:line="240" w:lineRule="auto"/>
@@ -8851,7 +6314,7 @@
         </w:tc>
         <w:tc>
           <w:tcPr>
-            <w:tcW w:w="2693" w:type="dxa"/>
+            <w:tcW w:w="2824" w:type="dxa"/>
             <w:shd w:val="clear" w:color="auto" w:fill="auto"/>
             <w:vAlign w:val="center"/>
           </w:tcPr>
@@ -8990,7 +6453,7 @@
         </w:tc>
         <w:tc>
           <w:tcPr>
-            <w:tcW w:w="2552" w:type="dxa"/>
+            <w:tcW w:w="2421" w:type="dxa"/>
             <w:shd w:val="clear" w:color="auto" w:fill="CFCECE" w:themeFill="background2" w:themeFillShade="E5"/>
             <w:vAlign w:val="center"/>
           </w:tcPr>
@@ -9126,7 +6589,7 @@
         </w:tc>
         <w:tc>
           <w:tcPr>
-            <w:tcW w:w="2693" w:type="dxa"/>
+            <w:tcW w:w="2824" w:type="dxa"/>
             <w:shd w:val="clear" w:color="auto" w:fill="auto"/>
             <w:vAlign w:val="center"/>
           </w:tcPr>
@@ -9150,7 +6613,7 @@
         </w:tc>
         <w:tc>
           <w:tcPr>
-            <w:tcW w:w="2552" w:type="dxa"/>
+            <w:tcW w:w="2421" w:type="dxa"/>
             <w:shd w:val="clear" w:color="auto" w:fill="D8D8D8" w:themeFill="background1" w:themeFillShade="D9"/>
             <w:vAlign w:val="center"/>
           </w:tcPr>
@@ -9250,6 +6713,13 @@
                 <w:lang w:val="es-MX"/>
               </w:rPr>
             </w:pPr>
+            <w:r>
+              <w:rPr>
+                <w:rFonts w:hint="default" w:ascii="Calibri" w:hAnsi="Calibri" w:cs="Calibri"/>
+                <w:lang w:val="es-MX"/>
+              </w:rPr>
+              <w:t xml:space="preserve">Tratados internacionales </w:t>
+            </w:r>
           </w:p>
         </w:tc>
         <w:tc>
@@ -9262,7 +6732,7 @@
             <w:pPr>
               <w:pStyle w:val="13"/>
               <w:spacing w:after="0"/>
-              <w:ind w:left="0" w:leftChars="0" w:firstLine="0" w:firstLineChars="0"/>
+              <w:ind w:left="0" w:leftChars="0" w:firstLine="110" w:firstLineChars="50"/>
               <w:jc w:val="both"/>
               <w:rPr>
                 <w:rFonts w:hint="default" w:ascii="Calibri" w:hAnsi="Calibri" w:cs="Calibri"/>
@@ -9274,32 +6744,13 @@
                 <w:rFonts w:hint="default" w:ascii="Calibri" w:hAnsi="Calibri" w:cs="Calibri"/>
                 <w:lang w:val="es-MX"/>
               </w:rPr>
-              <w:t xml:space="preserve">Mini biografía de Benito Juárez </w:t>
-            </w:r>
-          </w:p>
-          <w:p>
-            <w:pPr>
-              <w:pStyle w:val="13"/>
-              <w:spacing w:after="0"/>
-              <w:ind w:left="0" w:leftChars="0" w:firstLine="0" w:firstLineChars="0"/>
-              <w:jc w:val="both"/>
-              <w:rPr>
-                <w:rFonts w:hint="default" w:ascii="Calibri" w:hAnsi="Calibri" w:cs="Calibri"/>
-                <w:lang w:val="es-MX"/>
-              </w:rPr>
-            </w:pPr>
-            <w:r>
-              <w:rPr>
-                <w:rFonts w:hint="default" w:ascii="Calibri" w:hAnsi="Calibri"/>
-                <w:lang w:val="es-MX"/>
-              </w:rPr>
-              <w:t>https://www.youtube.com/watch?v=sas-FlsLBaQ</w:t>
-            </w:r>
-          </w:p>
-        </w:tc>
-        <w:tc>
-          <w:tcPr>
-            <w:tcW w:w="2693" w:type="dxa"/>
+              <w:t>Benemérito de las Américas</w:t>
+            </w:r>
+          </w:p>
+        </w:tc>
+        <w:tc>
+          <w:tcPr>
+            <w:tcW w:w="2824" w:type="dxa"/>
             <w:shd w:val="clear" w:color="auto" w:fill="auto"/>
             <w:vAlign w:val="center"/>
           </w:tcPr>
@@ -9308,6 +6759,7 @@
               <w:pStyle w:val="8"/>
               <w:spacing w:before="0" w:beforeAutospacing="0" w:after="0" w:afterAutospacing="0"/>
               <w:ind w:left="720"/>
+              <w:jc w:val="both"/>
               <w:rPr>
                 <w:rFonts w:hint="default" w:ascii="Calibri" w:hAnsi="Calibri" w:cs="Calibri" w:eastAsiaTheme="minorHAnsi"/>
                 <w:sz w:val="22"/>
@@ -9322,13 +6774,13 @@
                 <w:szCs w:val="22"/>
                 <w:lang w:val="es-MX" w:eastAsia="en-US"/>
               </w:rPr>
-              <w:t xml:space="preserve"> </w:t>
-            </w:r>
-          </w:p>
-        </w:tc>
-        <w:tc>
-          <w:tcPr>
-            <w:tcW w:w="2552" w:type="dxa"/>
+              <w:t>Segunda Intervención Francesa</w:t>
+            </w:r>
+          </w:p>
+        </w:tc>
+        <w:tc>
+          <w:tcPr>
+            <w:tcW w:w="2421" w:type="dxa"/>
             <w:shd w:val="clear" w:color="auto" w:fill="D8D8D8" w:themeFill="background1" w:themeFillShade="D9"/>
             <w:vAlign w:val="center"/>
           </w:tcPr>
@@ -9462,7 +6914,7 @@
         </w:tc>
         <w:tc>
           <w:tcPr>
-            <w:tcW w:w="2693" w:type="dxa"/>
+            <w:tcW w:w="2824" w:type="dxa"/>
             <w:shd w:val="clear" w:color="auto" w:fill="auto"/>
             <w:vAlign w:val="center"/>
           </w:tcPr>
@@ -9486,7 +6938,7 @@
         </w:tc>
         <w:tc>
           <w:tcPr>
-            <w:tcW w:w="2552" w:type="dxa"/>
+            <w:tcW w:w="2421" w:type="dxa"/>
             <w:shd w:val="clear" w:color="auto" w:fill="D8D8D8" w:themeFill="background1" w:themeFillShade="D9"/>
             <w:vAlign w:val="center"/>
           </w:tcPr>
@@ -9624,7 +7076,7 @@
         </w:tc>
         <w:tc>
           <w:tcPr>
-            <w:tcW w:w="2693" w:type="dxa"/>
+            <w:tcW w:w="2824" w:type="dxa"/>
             <w:tcBorders>
               <w:bottom w:val="single" w:color="auto" w:sz="12" w:space="0"/>
             </w:tcBorders>
@@ -9651,7 +7103,7 @@
         </w:tc>
         <w:tc>
           <w:tcPr>
-            <w:tcW w:w="2552" w:type="dxa"/>
+            <w:tcW w:w="2421" w:type="dxa"/>
             <w:tcBorders>
               <w:bottom w:val="single" w:color="auto" w:sz="12" w:space="0"/>
             </w:tcBorders>
@@ -10091,7 +7543,91 @@
                 <w:sz w:val="24"/>
                 <w:szCs w:val="24"/>
               </w:rPr>
-              <w:t>ÉTICA, NATURALEZA Y SOCIEDADES: CUARTO DE PRIMARIA (N4)</w:t>
+              <w:t>HISTORIA: SEGUNDO DE SECUNDARIA (N8)</w:t>
+            </w:r>
+          </w:p>
+        </w:tc>
+      </w:tr>
+      <w:tr>
+        <w:tblPrEx>
+          <w:tblBorders>
+            <w:top w:val="single" w:color="auto" w:sz="4" w:space="0"/>
+            <w:left w:val="single" w:color="auto" w:sz="4" w:space="0"/>
+            <w:bottom w:val="single" w:color="auto" w:sz="4" w:space="0"/>
+            <w:right w:val="single" w:color="auto" w:sz="4" w:space="0"/>
+            <w:insideH w:val="single" w:color="auto" w:sz="4" w:space="0"/>
+            <w:insideV w:val="single" w:color="auto" w:sz="4" w:space="0"/>
+          </w:tblBorders>
+        </w:tblPrEx>
+        <w:tc>
+          <w:tcPr>
+            <w:tcW w:w="1555" w:type="dxa"/>
+            <w:tcBorders>
+              <w:left w:val="single" w:color="auto" w:sz="12" w:space="0"/>
+              <w:bottom w:val="single" w:color="auto" w:sz="12" w:space="0"/>
+              <w:right w:val="single" w:color="auto" w:sz="12" w:space="0"/>
+            </w:tcBorders>
+            <w:vAlign w:val="center"/>
+          </w:tcPr>
+          <w:p>
+            <w:pPr>
+              <w:spacing w:after="0" w:line="240" w:lineRule="auto"/>
+              <w:jc w:val="center"/>
+              <w:rPr>
+                <w:rFonts w:hint="default"/>
+                <w:sz w:val="18"/>
+                <w:szCs w:val="18"/>
+                <w:lang w:val="es-MX"/>
+              </w:rPr>
+            </w:pPr>
+            <w:r>
+              <w:rPr>
+                <w:sz w:val="18"/>
+                <w:szCs w:val="18"/>
+              </w:rPr>
+              <w:t xml:space="preserve">Semana </w:t>
+            </w:r>
+            <w:r>
+              <w:rPr>
+                <w:rFonts w:hint="default"/>
+                <w:sz w:val="18"/>
+                <w:szCs w:val="18"/>
+                <w:lang w:val="es-MX"/>
+              </w:rPr>
+              <w:t>3</w:t>
+            </w:r>
+          </w:p>
+        </w:tc>
+        <w:tc>
+          <w:tcPr>
+            <w:tcW w:w="13182" w:type="dxa"/>
+            <w:gridSpan w:val="5"/>
+            <w:tcBorders>
+              <w:left w:val="single" w:color="auto" w:sz="12" w:space="0"/>
+              <w:bottom w:val="single" w:color="auto" w:sz="12" w:space="0"/>
+              <w:right w:val="single" w:color="auto" w:sz="12" w:space="0"/>
+            </w:tcBorders>
+            <w:shd w:val="clear" w:color="auto" w:fill="BEBEBE" w:themeFill="background1" w:themeFillShade="BF"/>
+            <w:vAlign w:val="center"/>
+          </w:tcPr>
+          <w:p>
+            <w:pPr>
+              <w:spacing w:after="0" w:line="240" w:lineRule="auto"/>
+              <w:jc w:val="center"/>
+              <w:rPr>
+                <w:rFonts w:hint="default"/>
+                <w:lang w:val="es-MX"/>
+              </w:rPr>
+            </w:pPr>
+            <w:r>
+              <w:t xml:space="preserve">Semana </w:t>
+            </w:r>
+            <w:r>
+              <w:rPr>
+                <w:rFonts w:hint="default"/>
+                <w:lang w:val="es-MX"/>
+              </w:rPr>
+              <w:t>3</w:t>
             </w:r>
           </w:p>
         </w:tc>
@@ -10117,8 +7653,8 @@
           <w:tcPr>
             <w:tcW w:w="1555" w:type="dxa"/>
             <w:tcBorders>
+              <w:top w:val="single" w:color="auto" w:sz="12" w:space="0"/>
               <w:left w:val="single" w:color="auto" w:sz="12" w:space="0"/>
-              <w:bottom w:val="single" w:color="auto" w:sz="12" w:space="0"/>
               <w:right w:val="single" w:color="auto" w:sz="12" w:space="0"/>
             </w:tcBorders>
             <w:vAlign w:val="center"/>
@@ -10137,29 +7673,175 @@
                 <w:sz w:val="18"/>
                 <w:szCs w:val="18"/>
               </w:rPr>
-              <w:t>Semana 2</w:t>
-            </w:r>
-          </w:p>
-        </w:tc>
-        <w:tc>
-          <w:tcPr>
-            <w:tcW w:w="13182" w:type="dxa"/>
-            <w:gridSpan w:val="5"/>
-            <w:tcBorders>
+              <w:t>Núm. Lección</w:t>
+            </w:r>
+          </w:p>
+        </w:tc>
+        <w:tc>
+          <w:tcPr>
+            <w:tcW w:w="2675" w:type="dxa"/>
+            <w:tcBorders>
+              <w:top w:val="single" w:color="auto" w:sz="12" w:space="0"/>
               <w:left w:val="single" w:color="auto" w:sz="12" w:space="0"/>
-              <w:bottom w:val="single" w:color="auto" w:sz="12" w:space="0"/>
+            </w:tcBorders>
+            <w:vAlign w:val="center"/>
+          </w:tcPr>
+          <w:p>
+            <w:pPr>
+              <w:spacing w:after="0" w:line="240" w:lineRule="auto"/>
+              <w:jc w:val="center"/>
+              <w:rPr>
+                <w:rFonts w:hint="default"/>
+                <w:lang w:val="es-MX"/>
+              </w:rPr>
+            </w:pPr>
+            <w:r>
+              <w:rPr>
+                <w:rFonts w:hint="default"/>
+                <w:lang w:val="es-MX"/>
+              </w:rPr>
+              <w:t>36</w:t>
+            </w:r>
+          </w:p>
+        </w:tc>
+        <w:tc>
+          <w:tcPr>
+            <w:tcW w:w="2428" w:type="dxa"/>
+            <w:tcBorders>
+              <w:top w:val="single" w:color="auto" w:sz="12" w:space="0"/>
+            </w:tcBorders>
+            <w:shd w:val="clear" w:color="auto" w:fill="FFFFFF" w:themeFill="background1"/>
+            <w:vAlign w:val="center"/>
+          </w:tcPr>
+          <w:p>
+            <w:pPr>
+              <w:spacing w:after="0" w:line="240" w:lineRule="auto"/>
+              <w:jc w:val="center"/>
+              <w:rPr>
+                <w:rFonts w:hint="default"/>
+                <w:b w:val="0"/>
+                <w:bCs w:val="0"/>
+                <w:lang w:val="es-MX"/>
+              </w:rPr>
+            </w:pPr>
+            <w:r>
+              <w:rPr>
+                <w:rFonts w:hint="default"/>
+                <w:b w:val="0"/>
+                <w:bCs w:val="0"/>
+                <w:lang w:val="es-MX"/>
+              </w:rPr>
+              <w:t>37</w:t>
+            </w:r>
+          </w:p>
+        </w:tc>
+        <w:tc>
+          <w:tcPr>
+            <w:tcW w:w="2723" w:type="dxa"/>
+            <w:tcBorders>
+              <w:top w:val="single" w:color="auto" w:sz="12" w:space="0"/>
+            </w:tcBorders>
+            <w:shd w:val="clear" w:color="auto" w:fill="843C0B" w:themeFill="accent2" w:themeFillShade="80"/>
+            <w:vAlign w:val="center"/>
+          </w:tcPr>
+          <w:p>
+            <w:pPr>
+              <w:spacing w:after="0" w:line="240" w:lineRule="auto"/>
+              <w:jc w:val="center"/>
+              <w:rPr>
+                <w:rFonts w:hint="default"/>
+                <w:lang w:val="es-MX"/>
+              </w:rPr>
+            </w:pPr>
+            <w:r>
+              <w:rPr>
+                <w:rFonts w:hint="default"/>
+                <w:lang w:val="es-MX"/>
+              </w:rPr>
+              <w:t xml:space="preserve">38 </w:t>
+            </w:r>
+          </w:p>
+        </w:tc>
+        <w:tc>
+          <w:tcPr>
+            <w:tcW w:w="2460" w:type="dxa"/>
+            <w:tcBorders>
+              <w:top w:val="single" w:color="auto" w:sz="12" w:space="0"/>
+            </w:tcBorders>
+            <w:shd w:val="clear" w:color="auto" w:fill="00B0F0"/>
+            <w:vAlign w:val="center"/>
+          </w:tcPr>
+          <w:p>
+            <w:pPr>
+              <w:spacing w:after="0" w:line="240" w:lineRule="auto"/>
+              <w:jc w:val="center"/>
+              <w:rPr>
+                <w:rFonts w:hint="default"/>
+                <w:b/>
+                <w:bCs/>
+                <w:color w:val="FFFFFF" w:themeColor="background1"/>
+                <w:lang w:val="es-MX"/>
+                <w14:textFill>
+                  <w14:solidFill>
+                    <w14:schemeClr w14:val="bg1"/>
+                  </w14:solidFill>
+                </w14:textFill>
+              </w:rPr>
+            </w:pPr>
+            <w:r>
+              <w:rPr>
+                <w:rFonts w:hint="default"/>
+                <w:b/>
+                <w:bCs/>
+                <w:color w:val="FFFFFF" w:themeColor="background1"/>
+                <w:lang w:val="es-MX"/>
+                <w14:textFill>
+                  <w14:solidFill>
+                    <w14:schemeClr w14:val="bg1"/>
+                  </w14:solidFill>
+                </w14:textFill>
+              </w:rPr>
+              <w:t>N/A</w:t>
+            </w:r>
+          </w:p>
+        </w:tc>
+        <w:tc>
+          <w:tcPr>
+            <w:tcW w:w="2896" w:type="dxa"/>
+            <w:tcBorders>
+              <w:top w:val="single" w:color="auto" w:sz="12" w:space="0"/>
               <w:right w:val="single" w:color="auto" w:sz="12" w:space="0"/>
             </w:tcBorders>
-            <w:shd w:val="clear" w:color="auto" w:fill="BEBEBE" w:themeFill="background1" w:themeFillShade="BF"/>
-            <w:vAlign w:val="center"/>
-          </w:tcPr>
-          <w:p>
-            <w:pPr>
-              <w:spacing w:after="0" w:line="240" w:lineRule="auto"/>
-              <w:jc w:val="center"/>
-            </w:pPr>
-            <w:r>
-              <w:t>Semana 2</w:t>
+            <w:shd w:val="clear" w:color="auto" w:fill="FF0000"/>
+            <w:vAlign w:val="center"/>
+          </w:tcPr>
+          <w:p>
+            <w:pPr>
+              <w:spacing w:after="0" w:line="240" w:lineRule="auto"/>
+              <w:jc w:val="center"/>
+              <w:rPr>
+                <w:rFonts w:hint="default"/>
+                <w:color w:val="FFFFFF" w:themeColor="background1"/>
+                <w:lang w:val="es-MX"/>
+                <w14:textFill>
+                  <w14:solidFill>
+                    <w14:schemeClr w14:val="bg1"/>
+                  </w14:solidFill>
+                </w14:textFill>
+              </w:rPr>
+            </w:pPr>
+            <w:r>
+              <w:rPr>
+                <w:rFonts w:hint="default"/>
+                <w:color w:val="FFFFFF" w:themeColor="background1"/>
+                <w:lang w:val="es-MX"/>
+                <w14:textFill>
+                  <w14:solidFill>
+                    <w14:schemeClr w14:val="bg1"/>
+                  </w14:solidFill>
+                </w14:textFill>
+              </w:rPr>
+              <w:t>CONSEJO TÉCNICO</w:t>
             </w:r>
           </w:p>
         </w:tc>
@@ -10185,7 +7867,6 @@
           <w:tcPr>
             <w:tcW w:w="1555" w:type="dxa"/>
             <w:tcBorders>
-              <w:top w:val="single" w:color="auto" w:sz="12" w:space="0"/>
               <w:left w:val="single" w:color="auto" w:sz="12" w:space="0"/>
               <w:right w:val="single" w:color="auto" w:sz="12" w:space="0"/>
             </w:tcBorders>
@@ -10205,7 +7886,7 @@
                 <w:sz w:val="18"/>
                 <w:szCs w:val="18"/>
               </w:rPr>
-              <w:t>Núm. Lección</w:t>
+              <w:t>Fecha aplicación</w:t>
             </w:r>
           </w:p>
         </w:tc>
@@ -10213,7 +7894,6 @@
           <w:tcPr>
             <w:tcW w:w="2675" w:type="dxa"/>
             <w:tcBorders>
-              <w:top w:val="single" w:color="auto" w:sz="12" w:space="0"/>
               <w:left w:val="single" w:color="auto" w:sz="12" w:space="0"/>
             </w:tcBorders>
             <w:vAlign w:val="center"/>
@@ -10228,11 +7908,24 @@
               </w:rPr>
             </w:pPr>
             <w:r>
-              <w:rPr>
-                <w:rFonts w:hint="default"/>
-                <w:lang w:val="es-MX"/>
-              </w:rPr>
-              <w:t>36</w:t>
+              <w:t xml:space="preserve">Lunes </w:t>
+            </w:r>
+            <w:r>
+              <w:rPr>
+                <w:rFonts w:hint="default"/>
+                <w:lang w:val="es-MX"/>
+              </w:rPr>
+              <w:t>15</w:t>
+            </w:r>
+            <w:r>
+              <w:t xml:space="preserve"> de </w:t>
+            </w:r>
+            <w:r>
+              <w:rPr>
+                <w:rFonts w:hint="default"/>
+                <w:lang w:val="es-MX"/>
+              </w:rPr>
+              <w:t>diciembre</w:t>
             </w:r>
           </w:p>
         </w:tc>
@@ -10240,7 +7933,7 @@
           <w:tcPr>
             <w:tcW w:w="2428" w:type="dxa"/>
             <w:tcBorders>
-              <w:top w:val="single" w:color="auto" w:sz="12" w:space="0"/>
+              <w:bottom w:val="single" w:color="auto" w:sz="4" w:space="0"/>
             </w:tcBorders>
             <w:shd w:val="clear" w:color="auto" w:fill="FFFFFF" w:themeFill="background1"/>
             <w:vAlign w:val="center"/>
@@ -10258,12 +7951,35 @@
             </w:pPr>
             <w:r>
               <w:rPr>
-                <w:rFonts w:hint="default"/>
                 <w:b w:val="0"/>
                 <w:bCs w:val="0"/>
-                <w:lang w:val="es-MX"/>
-              </w:rPr>
-              <w:t>37</w:t>
+              </w:rPr>
+              <w:t xml:space="preserve">Martes </w:t>
+            </w:r>
+            <w:r>
+              <w:rPr>
+                <w:rFonts w:hint="default"/>
+                <w:b w:val="0"/>
+                <w:bCs w:val="0"/>
+                <w:lang w:val="es-MX"/>
+              </w:rPr>
+              <w:t>16</w:t>
+            </w:r>
+            <w:r>
+              <w:rPr>
+                <w:b w:val="0"/>
+                <w:bCs w:val="0"/>
+              </w:rPr>
+              <w:t xml:space="preserve"> de </w:t>
+            </w:r>
+            <w:r>
+              <w:rPr>
+                <w:rFonts w:hint="default"/>
+                <w:b w:val="0"/>
+                <w:bCs w:val="0"/>
+                <w:lang w:val="es-MX"/>
+              </w:rPr>
+              <w:t>diciembre</w:t>
             </w:r>
           </w:p>
         </w:tc>
@@ -10271,56 +7987,9 @@
           <w:tcPr>
             <w:tcW w:w="2723" w:type="dxa"/>
             <w:tcBorders>
-              <w:top w:val="single" w:color="auto" w:sz="12" w:space="0"/>
+              <w:bottom w:val="single" w:color="auto" w:sz="4" w:space="0"/>
             </w:tcBorders>
             <w:shd w:val="clear" w:color="auto" w:fill="843C0B" w:themeFill="accent2" w:themeFillShade="80"/>
-            <w:vAlign w:val="center"/>
-          </w:tcPr>
-          <w:p>
-            <w:pPr>
-              <w:spacing w:after="0" w:line="240" w:lineRule="auto"/>
-              <w:jc w:val="center"/>
-              <w:rPr>
-                <w:rFonts w:hint="default"/>
-                <w:lang w:val="es-MX"/>
-              </w:rPr>
-            </w:pPr>
-            <w:r>
-              <w:rPr>
-                <w:rFonts w:hint="default"/>
-                <w:lang w:val="es-MX"/>
-              </w:rPr>
-              <w:t xml:space="preserve">38 </w:t>
-            </w:r>
-          </w:p>
-        </w:tc>
-        <w:tc>
-          <w:tcPr>
-            <w:tcW w:w="2460" w:type="dxa"/>
-            <w:tcBorders>
-              <w:top w:val="single" w:color="auto" w:sz="12" w:space="0"/>
-            </w:tcBorders>
-            <w:shd w:val="clear" w:color="auto" w:fill="D0CECE" w:themeFill="background2" w:themeFillShade="E6"/>
-            <w:vAlign w:val="center"/>
-          </w:tcPr>
-          <w:p>
-            <w:pPr>
-              <w:spacing w:after="0" w:line="240" w:lineRule="auto"/>
-              <w:jc w:val="center"/>
-            </w:pPr>
-            <w:r>
-              <w:t>N/A</w:t>
-            </w:r>
-          </w:p>
-        </w:tc>
-        <w:tc>
-          <w:tcPr>
-            <w:tcW w:w="2896" w:type="dxa"/>
-            <w:tcBorders>
-              <w:top w:val="single" w:color="auto" w:sz="12" w:space="0"/>
-              <w:right w:val="single" w:color="auto" w:sz="12" w:space="0"/>
-            </w:tcBorders>
-            <w:shd w:val="clear" w:color="auto" w:fill="00B0F0"/>
             <w:vAlign w:val="center"/>
           </w:tcPr>
           <w:p>
@@ -10336,6 +8005,134 @@
                 </w14:textFill>
               </w:rPr>
             </w:pPr>
+            <w:r>
+              <w:rPr>
+                <w:color w:val="FFFFFF" w:themeColor="background1"/>
+                <w14:textFill>
+                  <w14:solidFill>
+                    <w14:schemeClr w14:val="bg1"/>
+                  </w14:solidFill>
+                </w14:textFill>
+              </w:rPr>
+              <w:t xml:space="preserve">Miércoles </w:t>
+            </w:r>
+            <w:r>
+              <w:rPr>
+                <w:rFonts w:hint="default"/>
+                <w:color w:val="FFFFFF" w:themeColor="background1"/>
+                <w:lang w:val="es-MX"/>
+                <w14:textFill>
+                  <w14:solidFill>
+                    <w14:schemeClr w14:val="bg1"/>
+                  </w14:solidFill>
+                </w14:textFill>
+              </w:rPr>
+              <w:t>17</w:t>
+            </w:r>
+            <w:r>
+              <w:rPr>
+                <w:color w:val="FFFFFF" w:themeColor="background1"/>
+                <w14:textFill>
+                  <w14:solidFill>
+                    <w14:schemeClr w14:val="bg1"/>
+                  </w14:solidFill>
+                </w14:textFill>
+              </w:rPr>
+              <w:t xml:space="preserve"> de noviembre</w:t>
+            </w:r>
+          </w:p>
+        </w:tc>
+        <w:tc>
+          <w:tcPr>
+            <w:tcW w:w="2460" w:type="dxa"/>
+            <w:tcBorders>
+              <w:bottom w:val="single" w:color="auto" w:sz="4" w:space="0"/>
+            </w:tcBorders>
+            <w:shd w:val="clear" w:color="auto" w:fill="00B0F0"/>
+            <w:vAlign w:val="center"/>
+          </w:tcPr>
+          <w:p>
+            <w:pPr>
+              <w:spacing w:after="0" w:line="240" w:lineRule="auto"/>
+              <w:jc w:val="center"/>
+              <w:rPr>
+                <w:rFonts w:hint="default"/>
+                <w:b/>
+                <w:bCs/>
+                <w:color w:val="FFFFFF" w:themeColor="background1"/>
+                <w:lang w:val="es-MX"/>
+                <w14:textFill>
+                  <w14:solidFill>
+                    <w14:schemeClr w14:val="bg1"/>
+                  </w14:solidFill>
+                </w14:textFill>
+              </w:rPr>
+            </w:pPr>
+            <w:r>
+              <w:rPr>
+                <w:rFonts w:hint="default"/>
+                <w:b/>
+                <w:bCs/>
+                <w:color w:val="FFFFFF" w:themeColor="background1"/>
+                <w:lang w:val="es-MX"/>
+                <w14:textFill>
+                  <w14:solidFill>
+                    <w14:schemeClr w14:val="bg1"/>
+                  </w14:solidFill>
+                </w14:textFill>
+              </w:rPr>
+              <w:t xml:space="preserve">Jueves 18 de diciembre </w:t>
+            </w:r>
+          </w:p>
+        </w:tc>
+        <w:tc>
+          <w:tcPr>
+            <w:tcW w:w="2896" w:type="dxa"/>
+            <w:tcBorders>
+              <w:right w:val="single" w:color="auto" w:sz="12" w:space="0"/>
+            </w:tcBorders>
+            <w:shd w:val="clear" w:color="auto" w:fill="FF0000"/>
+            <w:vAlign w:val="center"/>
+          </w:tcPr>
+          <w:p>
+            <w:pPr>
+              <w:spacing w:after="0" w:line="240" w:lineRule="auto"/>
+              <w:jc w:val="center"/>
+              <w:rPr>
+                <w:rFonts w:hint="default"/>
+                <w:color w:val="FFFFFF" w:themeColor="background1"/>
+                <w:lang w:val="es-MX"/>
+                <w14:textFill>
+                  <w14:solidFill>
+                    <w14:schemeClr w14:val="bg1"/>
+                  </w14:solidFill>
+                </w14:textFill>
+              </w:rPr>
+            </w:pPr>
+            <w:r>
+              <w:rPr>
+                <w:color w:val="FFFFFF" w:themeColor="background1"/>
+                <w14:textFill>
+                  <w14:solidFill>
+                    <w14:schemeClr w14:val="bg1"/>
+                  </w14:solidFill>
+                </w14:textFill>
+              </w:rPr>
+              <w:t xml:space="preserve">Viernes </w:t>
+            </w:r>
+            <w:r>
+              <w:rPr>
+                <w:rFonts w:hint="default"/>
+                <w:color w:val="FFFFFF" w:themeColor="background1"/>
+                <w:lang w:val="es-MX"/>
+                <w14:textFill>
+                  <w14:solidFill>
+                    <w14:schemeClr w14:val="bg1"/>
+                  </w14:solidFill>
+                </w14:textFill>
+              </w:rPr>
+              <w:t xml:space="preserve">19 de noviembre </w:t>
+            </w:r>
           </w:p>
         </w:tc>
       </w:tr>
@@ -10379,7 +8176,7 @@
                 <w:sz w:val="18"/>
                 <w:szCs w:val="18"/>
               </w:rPr>
-              <w:t>Fecha aplicación</w:t>
+              <w:t>FECHA REAL</w:t>
             </w:r>
           </w:p>
         </w:tc>
@@ -10388,45 +8185,25 @@
             <w:tcW w:w="2675" w:type="dxa"/>
             <w:tcBorders>
               <w:left w:val="single" w:color="auto" w:sz="12" w:space="0"/>
-            </w:tcBorders>
-            <w:vAlign w:val="center"/>
-          </w:tcPr>
-          <w:p>
-            <w:pPr>
-              <w:spacing w:after="0" w:line="240" w:lineRule="auto"/>
-              <w:jc w:val="center"/>
-              <w:rPr>
-                <w:rFonts w:hint="default"/>
-                <w:lang w:val="es-MX"/>
-              </w:rPr>
-            </w:pPr>
-            <w:r>
-              <w:t xml:space="preserve">Lunes </w:t>
-            </w:r>
-            <w:r>
-              <w:rPr>
-                <w:rFonts w:hint="default"/>
-                <w:lang w:val="es-MX"/>
-              </w:rPr>
-              <w:t>15</w:t>
-            </w:r>
-            <w:r>
-              <w:t xml:space="preserve"> de </w:t>
-            </w:r>
-            <w:r>
-              <w:rPr>
-                <w:rFonts w:hint="default"/>
-                <w:lang w:val="es-MX"/>
-              </w:rPr>
-              <w:t>diciembre</w:t>
-            </w:r>
+              <w:right w:val="single" w:color="auto" w:sz="4" w:space="0"/>
+            </w:tcBorders>
+            <w:vAlign w:val="center"/>
+          </w:tcPr>
+          <w:p>
+            <w:pPr>
+              <w:spacing w:after="0" w:line="240" w:lineRule="auto"/>
+              <w:jc w:val="center"/>
+            </w:pPr>
           </w:p>
         </w:tc>
         <w:tc>
           <w:tcPr>
             <w:tcW w:w="2428" w:type="dxa"/>
             <w:tcBorders>
+              <w:top w:val="single" w:color="auto" w:sz="4" w:space="0"/>
+              <w:left w:val="single" w:color="auto" w:sz="4" w:space="0"/>
               <w:bottom w:val="single" w:color="auto" w:sz="4" w:space="0"/>
+              <w:right w:val="single" w:color="auto" w:sz="4" w:space="0"/>
             </w:tcBorders>
             <w:shd w:val="clear" w:color="auto" w:fill="FFFFFF" w:themeFill="background1"/>
             <w:vAlign w:val="center"/>
@@ -10436,51 +8213,20 @@
               <w:spacing w:after="0" w:line="240" w:lineRule="auto"/>
               <w:jc w:val="center"/>
               <w:rPr>
-                <w:rFonts w:hint="default"/>
                 <w:b w:val="0"/>
                 <w:bCs w:val="0"/>
-                <w:lang w:val="es-MX"/>
-              </w:rPr>
-            </w:pPr>
-            <w:r>
-              <w:rPr>
-                <w:b w:val="0"/>
-                <w:bCs w:val="0"/>
-              </w:rPr>
-              <w:t xml:space="preserve">Martes </w:t>
-            </w:r>
-            <w:r>
-              <w:rPr>
-                <w:rFonts w:hint="default"/>
-                <w:b w:val="0"/>
-                <w:bCs w:val="0"/>
-                <w:lang w:val="es-MX"/>
-              </w:rPr>
-              <w:t>16</w:t>
-            </w:r>
-            <w:r>
-              <w:rPr>
-                <w:b w:val="0"/>
-                <w:bCs w:val="0"/>
-              </w:rPr>
-              <w:t xml:space="preserve"> de </w:t>
-            </w:r>
-            <w:r>
-              <w:rPr>
-                <w:rFonts w:hint="default"/>
-                <w:b w:val="0"/>
-                <w:bCs w:val="0"/>
-                <w:lang w:val="es-MX"/>
-              </w:rPr>
-              <w:t>diciembre</w:t>
-            </w:r>
+              </w:rPr>
+            </w:pPr>
           </w:p>
         </w:tc>
         <w:tc>
           <w:tcPr>
             <w:tcW w:w="2723" w:type="dxa"/>
             <w:tcBorders>
+              <w:top w:val="single" w:color="auto" w:sz="4" w:space="0"/>
+              <w:left w:val="single" w:color="auto" w:sz="4" w:space="0"/>
               <w:bottom w:val="single" w:color="auto" w:sz="4" w:space="0"/>
+              <w:right w:val="single" w:color="auto" w:sz="4" w:space="0"/>
             </w:tcBorders>
             <w:shd w:val="clear" w:color="auto" w:fill="843C0B" w:themeFill="accent2" w:themeFillShade="80"/>
             <w:vAlign w:val="center"/>
@@ -10498,131 +8244,54 @@
                 </w14:textFill>
               </w:rPr>
             </w:pPr>
-            <w:r>
-              <w:rPr>
+          </w:p>
+        </w:tc>
+        <w:tc>
+          <w:tcPr>
+            <w:tcW w:w="2460" w:type="dxa"/>
+            <w:tcBorders>
+              <w:top w:val="single" w:color="auto" w:sz="4" w:space="0"/>
+              <w:left w:val="single" w:color="auto" w:sz="4" w:space="0"/>
+              <w:bottom w:val="single" w:color="auto" w:sz="4" w:space="0"/>
+              <w:right w:val="single" w:color="auto" w:sz="4" w:space="0"/>
+            </w:tcBorders>
+            <w:shd w:val="clear" w:color="auto" w:fill="00B0F0"/>
+            <w:vAlign w:val="center"/>
+          </w:tcPr>
+          <w:p>
+            <w:pPr>
+              <w:spacing w:after="0" w:line="240" w:lineRule="auto"/>
+              <w:jc w:val="center"/>
+              <w:rPr>
+                <w:rFonts w:hint="default"/>
+                <w:b/>
+                <w:bCs/>
                 <w:color w:val="FFFFFF" w:themeColor="background1"/>
+                <w:lang w:val="es-MX"/>
                 <w14:textFill>
                   <w14:solidFill>
                     <w14:schemeClr w14:val="bg1"/>
                   </w14:solidFill>
                 </w14:textFill>
               </w:rPr>
-              <w:t xml:space="preserve">Miércoles </w:t>
-            </w:r>
-            <w:r>
-              <w:rPr>
-                <w:rFonts w:hint="default"/>
-                <w:color w:val="FFFFFF" w:themeColor="background1"/>
-                <w:lang w:val="es-MX"/>
-                <w14:textFill>
-                  <w14:solidFill>
-                    <w14:schemeClr w14:val="bg1"/>
-                  </w14:solidFill>
-                </w14:textFill>
-              </w:rPr>
-              <w:t>17</w:t>
-            </w:r>
-            <w:r>
-              <w:rPr>
-                <w:color w:val="FFFFFF" w:themeColor="background1"/>
-                <w14:textFill>
-                  <w14:solidFill>
-                    <w14:schemeClr w14:val="bg1"/>
-                  </w14:solidFill>
-                </w14:textFill>
-              </w:rPr>
-              <w:t xml:space="preserve"> de noviembre</w:t>
-            </w:r>
-          </w:p>
-        </w:tc>
-        <w:tc>
-          <w:tcPr>
-            <w:tcW w:w="2460" w:type="dxa"/>
-            <w:tcBorders>
-              <w:bottom w:val="single" w:color="auto" w:sz="4" w:space="0"/>
-            </w:tcBorders>
-            <w:shd w:val="clear" w:color="auto" w:fill="D0CECE" w:themeFill="background2" w:themeFillShade="E6"/>
-            <w:vAlign w:val="center"/>
-          </w:tcPr>
-          <w:p>
-            <w:pPr>
-              <w:spacing w:after="0" w:line="240" w:lineRule="auto"/>
-              <w:jc w:val="center"/>
-              <w:rPr>
-                <w:rFonts w:hint="default"/>
-                <w:lang w:val="es-MX"/>
-              </w:rPr>
-            </w:pPr>
-            <w:r>
-              <w:t xml:space="preserve">Jueves </w:t>
-            </w:r>
-            <w:r>
-              <w:rPr>
-                <w:rFonts w:hint="default"/>
-                <w:lang w:val="es-MX"/>
-              </w:rPr>
-              <w:t>18</w:t>
-            </w:r>
-            <w:r>
-              <w:t xml:space="preserve"> de </w:t>
-            </w:r>
-            <w:r>
-              <w:rPr>
-                <w:rFonts w:hint="default"/>
-                <w:lang w:val="es-MX"/>
-              </w:rPr>
-              <w:t xml:space="preserve">diciembre </w:t>
-            </w:r>
+            </w:pPr>
           </w:p>
         </w:tc>
         <w:tc>
           <w:tcPr>
             <w:tcW w:w="2896" w:type="dxa"/>
             <w:tcBorders>
+              <w:left w:val="single" w:color="auto" w:sz="4" w:space="0"/>
               <w:right w:val="single" w:color="auto" w:sz="12" w:space="0"/>
             </w:tcBorders>
-            <w:shd w:val="clear" w:color="auto" w:fill="00B0F0"/>
-            <w:vAlign w:val="center"/>
-          </w:tcPr>
-          <w:p>
-            <w:pPr>
-              <w:spacing w:after="0" w:line="240" w:lineRule="auto"/>
-              <w:jc w:val="center"/>
-              <w:rPr>
-                <w:rFonts w:hint="default"/>
-                <w:color w:val="FFFFFF" w:themeColor="background1"/>
-                <w:lang w:val="es-MX"/>
-                <w14:textFill>
-                  <w14:solidFill>
-                    <w14:schemeClr w14:val="bg1"/>
-                  </w14:solidFill>
-                </w14:textFill>
-              </w:rPr>
-            </w:pPr>
-            <w:r>
-              <w:rPr>
-                <w:color w:val="FFFFFF" w:themeColor="background1"/>
-                <w14:textFill>
-                  <w14:solidFill>
-                    <w14:schemeClr w14:val="bg1"/>
-                  </w14:solidFill>
-                </w14:textFill>
-              </w:rPr>
-              <w:t xml:space="preserve">Viernes </w:t>
-            </w:r>
-            <w:r>
-              <w:rPr>
-                <w:rFonts w:hint="default"/>
-                <w:color w:val="FFFFFF" w:themeColor="background1"/>
-                <w:lang w:val="es-MX"/>
-                <w14:textFill>
-                  <w14:solidFill>
-                    <w14:schemeClr w14:val="bg1"/>
-                  </w14:solidFill>
-                </w14:textFill>
-              </w:rPr>
-              <w:t xml:space="preserve">19 de noviembre </w:t>
-            </w:r>
+            <w:shd w:val="clear" w:color="auto" w:fill="FF0000"/>
+            <w:vAlign w:val="center"/>
+          </w:tcPr>
+          <w:p>
+            <w:pPr>
+              <w:spacing w:after="0" w:line="240" w:lineRule="auto"/>
+              <w:jc w:val="center"/>
+            </w:pPr>
           </w:p>
         </w:tc>
       </w:tr>
@@ -10666,7 +8335,7 @@
                 <w:sz w:val="18"/>
                 <w:szCs w:val="18"/>
               </w:rPr>
-              <w:t>FECHA REAL</w:t>
+              <w:t>Título</w:t>
             </w:r>
           </w:p>
         </w:tc>
@@ -10683,7 +8352,23 @@
             <w:pPr>
               <w:spacing w:after="0" w:line="240" w:lineRule="auto"/>
               <w:jc w:val="center"/>
-            </w:pPr>
+              <w:rPr>
+                <w:rFonts w:hint="default"/>
+                <w:b/>
+                <w:sz w:val="18"/>
+                <w:szCs w:val="18"/>
+                <w:lang w:val="es-MX"/>
+              </w:rPr>
+            </w:pPr>
+            <w:r>
+              <w:rPr>
+                <w:rFonts w:hint="default"/>
+                <w:b w:val="0"/>
+                <w:bCs w:val="0"/>
+                <w:lang w:val="es-MX"/>
+              </w:rPr>
+              <w:t xml:space="preserve">Porfiriato </w:t>
+            </w:r>
           </w:p>
         </w:tc>
         <w:tc>
@@ -10703,10 +8388,23 @@
               <w:spacing w:after="0" w:line="240" w:lineRule="auto"/>
               <w:jc w:val="center"/>
               <w:rPr>
+                <w:rFonts w:hint="default"/>
                 <w:b w:val="0"/>
                 <w:bCs w:val="0"/>
-              </w:rPr>
-            </w:pPr>
+                <w:sz w:val="18"/>
+                <w:szCs w:val="18"/>
+                <w:lang w:val="es-MX"/>
+              </w:rPr>
+            </w:pPr>
+            <w:r>
+              <w:rPr>
+                <w:rFonts w:hint="default"/>
+                <w:b w:val="0"/>
+                <w:bCs w:val="0"/>
+                <w:lang w:val="es-MX"/>
+              </w:rPr>
+              <w:t>De Santa Anna al Porfiriato</w:t>
+            </w:r>
           </w:p>
         </w:tc>
         <w:tc>
@@ -10726,7 +8424,35 @@
               <w:spacing w:after="0" w:line="240" w:lineRule="auto"/>
               <w:jc w:val="center"/>
               <w:rPr>
+                <w:b/>
+                <w:sz w:val="18"/>
+                <w:szCs w:val="18"/>
+              </w:rPr>
+            </w:pPr>
+          </w:p>
+        </w:tc>
+        <w:tc>
+          <w:tcPr>
+            <w:tcW w:w="2460" w:type="dxa"/>
+            <w:tcBorders>
+              <w:top w:val="single" w:color="auto" w:sz="4" w:space="0"/>
+              <w:left w:val="single" w:color="auto" w:sz="4" w:space="0"/>
+              <w:bottom w:val="single" w:color="auto" w:sz="4" w:space="0"/>
+              <w:right w:val="single" w:color="auto" w:sz="4" w:space="0"/>
+            </w:tcBorders>
+            <w:shd w:val="clear" w:color="auto" w:fill="00B0F0"/>
+            <w:vAlign w:val="center"/>
+          </w:tcPr>
+          <w:p>
+            <w:pPr>
+              <w:spacing w:after="0" w:line="240" w:lineRule="auto"/>
+              <w:jc w:val="center"/>
+              <w:rPr>
+                <w:rFonts w:hint="default"/>
+                <w:b/>
+                <w:bCs/>
                 <w:color w:val="FFFFFF" w:themeColor="background1"/>
+                <w:lang w:val="es-MX"/>
                 <w14:textFill>
                   <w14:solidFill>
                     <w14:schemeClr w14:val="bg1"/>
@@ -10738,222 +8464,25 @@
         </w:tc>
         <w:tc>
           <w:tcPr>
-            <w:tcW w:w="2460" w:type="dxa"/>
-            <w:tcBorders>
-              <w:top w:val="single" w:color="auto" w:sz="4" w:space="0"/>
-              <w:left w:val="single" w:color="auto" w:sz="4" w:space="0"/>
-              <w:bottom w:val="single" w:color="auto" w:sz="4" w:space="0"/>
-              <w:right w:val="single" w:color="auto" w:sz="4" w:space="0"/>
-            </w:tcBorders>
-            <w:shd w:val="clear" w:color="auto" w:fill="D0CECE" w:themeFill="background2" w:themeFillShade="E6"/>
-            <w:vAlign w:val="center"/>
-          </w:tcPr>
-          <w:p>
-            <w:pPr>
-              <w:spacing w:after="0" w:line="240" w:lineRule="auto"/>
-              <w:jc w:val="center"/>
-            </w:pPr>
-          </w:p>
-        </w:tc>
-        <w:tc>
-          <w:tcPr>
             <w:tcW w:w="2896" w:type="dxa"/>
             <w:tcBorders>
               <w:left w:val="single" w:color="auto" w:sz="4" w:space="0"/>
               <w:right w:val="single" w:color="auto" w:sz="12" w:space="0"/>
             </w:tcBorders>
-            <w:shd w:val="clear" w:color="auto" w:fill="00B0F0"/>
-            <w:vAlign w:val="center"/>
-          </w:tcPr>
-          <w:p>
-            <w:pPr>
-              <w:spacing w:after="0" w:line="240" w:lineRule="auto"/>
-              <w:jc w:val="center"/>
-            </w:pPr>
-          </w:p>
-        </w:tc>
-      </w:tr>
-      <w:tr>
-        <w:tblPrEx>
-          <w:tblBorders>
-            <w:top w:val="single" w:color="auto" w:sz="4" w:space="0"/>
-            <w:left w:val="single" w:color="auto" w:sz="4" w:space="0"/>
-            <w:bottom w:val="single" w:color="auto" w:sz="4" w:space="0"/>
-            <w:right w:val="single" w:color="auto" w:sz="4" w:space="0"/>
-            <w:insideH w:val="single" w:color="auto" w:sz="4" w:space="0"/>
-            <w:insideV w:val="single" w:color="auto" w:sz="4" w:space="0"/>
-          </w:tblBorders>
-        </w:tblPrEx>
-        <w:tc>
-          <w:tcPr>
-            <w:tcW w:w="1555" w:type="dxa"/>
-            <w:tcBorders>
-              <w:left w:val="single" w:color="auto" w:sz="12" w:space="0"/>
-              <w:right w:val="single" w:color="auto" w:sz="12" w:space="0"/>
-            </w:tcBorders>
-            <w:vAlign w:val="center"/>
-          </w:tcPr>
-          <w:p>
-            <w:pPr>
-              <w:spacing w:after="0" w:line="240" w:lineRule="auto"/>
-              <w:jc w:val="center"/>
-              <w:rPr>
-                <w:sz w:val="18"/>
-                <w:szCs w:val="18"/>
-              </w:rPr>
-            </w:pPr>
-            <w:r>
-              <w:rPr>
-                <w:sz w:val="18"/>
-                <w:szCs w:val="18"/>
-              </w:rPr>
-              <w:t>Título</w:t>
-            </w:r>
-          </w:p>
-        </w:tc>
-        <w:tc>
-          <w:tcPr>
-            <w:tcW w:w="2675" w:type="dxa"/>
-            <w:tcBorders>
-              <w:left w:val="single" w:color="auto" w:sz="12" w:space="0"/>
-              <w:right w:val="single" w:color="auto" w:sz="4" w:space="0"/>
-            </w:tcBorders>
-            <w:vAlign w:val="center"/>
-          </w:tcPr>
-          <w:p>
-            <w:pPr>
-              <w:spacing w:after="0" w:line="240" w:lineRule="auto"/>
-              <w:jc w:val="center"/>
-              <w:rPr>
-                <w:rFonts w:hint="default"/>
-                <w:b/>
-                <w:sz w:val="18"/>
-                <w:szCs w:val="18"/>
-                <w:lang w:val="es-MX"/>
-              </w:rPr>
-            </w:pPr>
-            <w:r>
-              <w:rPr>
-                <w:rFonts w:hint="default"/>
-                <w:b w:val="0"/>
-                <w:bCs w:val="0"/>
-                <w:lang w:val="es-MX"/>
-              </w:rPr>
-              <w:t xml:space="preserve">Porfiriato </w:t>
-            </w:r>
-          </w:p>
-        </w:tc>
-        <w:tc>
-          <w:tcPr>
-            <w:tcW w:w="2428" w:type="dxa"/>
-            <w:tcBorders>
-              <w:top w:val="single" w:color="auto" w:sz="4" w:space="0"/>
-              <w:left w:val="single" w:color="auto" w:sz="4" w:space="0"/>
-              <w:bottom w:val="single" w:color="auto" w:sz="4" w:space="0"/>
-              <w:right w:val="single" w:color="auto" w:sz="4" w:space="0"/>
-            </w:tcBorders>
-            <w:shd w:val="clear" w:color="auto" w:fill="FFFFFF" w:themeFill="background1"/>
-            <w:vAlign w:val="center"/>
-          </w:tcPr>
-          <w:p>
-            <w:pPr>
-              <w:spacing w:after="0" w:line="240" w:lineRule="auto"/>
-              <w:jc w:val="center"/>
-              <w:rPr>
-                <w:b w:val="0"/>
-                <w:bCs w:val="0"/>
-                <w:sz w:val="18"/>
-                <w:szCs w:val="18"/>
-              </w:rPr>
-            </w:pPr>
-          </w:p>
-        </w:tc>
-        <w:tc>
-          <w:tcPr>
-            <w:tcW w:w="2723" w:type="dxa"/>
-            <w:tcBorders>
-              <w:top w:val="single" w:color="auto" w:sz="4" w:space="0"/>
-              <w:left w:val="single" w:color="auto" w:sz="4" w:space="0"/>
-              <w:bottom w:val="single" w:color="auto" w:sz="4" w:space="0"/>
-              <w:right w:val="single" w:color="auto" w:sz="4" w:space="0"/>
-            </w:tcBorders>
-            <w:shd w:val="clear" w:color="auto" w:fill="843C0B" w:themeFill="accent2" w:themeFillShade="80"/>
-            <w:vAlign w:val="center"/>
-          </w:tcPr>
-          <w:p>
-            <w:pPr>
-              <w:spacing w:after="0" w:line="240" w:lineRule="auto"/>
-              <w:jc w:val="center"/>
-              <w:rPr>
-                <w:b/>
-                <w:sz w:val="18"/>
-                <w:szCs w:val="18"/>
-              </w:rPr>
-            </w:pPr>
-          </w:p>
-        </w:tc>
-        <w:tc>
-          <w:tcPr>
-            <w:tcW w:w="2460" w:type="dxa"/>
-            <w:tcBorders>
-              <w:top w:val="single" w:color="auto" w:sz="4" w:space="0"/>
-              <w:left w:val="single" w:color="auto" w:sz="4" w:space="0"/>
-              <w:bottom w:val="single" w:color="auto" w:sz="4" w:space="0"/>
-              <w:right w:val="single" w:color="auto" w:sz="4" w:space="0"/>
-            </w:tcBorders>
-            <w:shd w:val="clear" w:color="auto" w:fill="D0CECE" w:themeFill="background2" w:themeFillShade="E6"/>
-            <w:vAlign w:val="center"/>
-          </w:tcPr>
-          <w:p>
-            <w:pPr>
-              <w:spacing w:after="0" w:line="240" w:lineRule="auto"/>
-              <w:jc w:val="center"/>
-              <w:rPr>
-                <w:b/>
-                <w:sz w:val="18"/>
-                <w:szCs w:val="18"/>
-              </w:rPr>
-            </w:pPr>
-          </w:p>
-        </w:tc>
-        <w:tc>
-          <w:tcPr>
-            <w:tcW w:w="2896" w:type="dxa"/>
-            <w:tcBorders>
-              <w:left w:val="single" w:color="auto" w:sz="4" w:space="0"/>
-              <w:right w:val="single" w:color="auto" w:sz="12" w:space="0"/>
-            </w:tcBorders>
-            <w:shd w:val="clear" w:color="auto" w:fill="00B0F0"/>
-            <w:vAlign w:val="center"/>
-          </w:tcPr>
-          <w:p>
-            <w:pPr>
-              <w:spacing w:after="0" w:line="240" w:lineRule="auto"/>
-              <w:jc w:val="center"/>
-              <w:rPr>
-                <w:rFonts w:hint="default"/>
-                <w:sz w:val="18"/>
-                <w:szCs w:val="18"/>
-                <w:lang w:val="es-MX"/>
-              </w:rPr>
-            </w:pPr>
-            <w:r>
-              <w:rPr>
-                <w:rFonts w:hint="default"/>
-                <w:b/>
-                <w:bCs/>
-                <w:color w:val="FFFFFF" w:themeColor="background1"/>
-                <w:sz w:val="18"/>
-                <w:szCs w:val="18"/>
-                <w:lang w:val="es-MX"/>
-                <w14:textFill>
-                  <w14:solidFill>
-                    <w14:schemeClr w14:val="bg1"/>
-                  </w14:solidFill>
-                </w14:textFill>
-              </w:rPr>
-              <w:t>POSADA</w:t>
-            </w:r>
+            <w:shd w:val="clear" w:color="auto" w:fill="FF0000"/>
+            <w:vAlign w:val="center"/>
+          </w:tcPr>
+          <w:p>
+            <w:pPr>
+              <w:spacing w:after="0" w:line="240" w:lineRule="auto"/>
+              <w:jc w:val="center"/>
+              <w:rPr>
+                <w:rFonts w:hint="default"/>
+                <w:sz w:val="18"/>
+                <w:szCs w:val="18"/>
+                <w:lang w:val="es-MX"/>
+              </w:rPr>
+            </w:pPr>
           </w:p>
         </w:tc>
       </w:tr>
@@ -11080,17 +8609,24 @@
               <w:bottom w:val="single" w:color="auto" w:sz="4" w:space="0"/>
               <w:right w:val="single" w:color="auto" w:sz="4" w:space="0"/>
             </w:tcBorders>
-            <w:shd w:val="clear" w:color="auto" w:fill="D0CECE" w:themeFill="background2" w:themeFillShade="E6"/>
-            <w:vAlign w:val="center"/>
-          </w:tcPr>
-          <w:p>
-            <w:pPr>
-              <w:spacing w:after="0" w:line="240" w:lineRule="auto"/>
-              <w:jc w:val="center"/>
-              <w:rPr>
+            <w:shd w:val="clear" w:color="auto" w:fill="00B0F0"/>
+            <w:vAlign w:val="center"/>
+          </w:tcPr>
+          <w:p>
+            <w:pPr>
+              <w:spacing w:after="0" w:line="240" w:lineRule="auto"/>
+              <w:jc w:val="center"/>
+              <w:rPr>
+                <w:rFonts w:hint="default"/>
                 <w:b/>
-                <w:sz w:val="18"/>
-                <w:szCs w:val="18"/>
+                <w:bCs/>
+                <w:color w:val="FFFFFF" w:themeColor="background1"/>
+                <w:lang w:val="es-MX"/>
+                <w14:textFill>
+                  <w14:solidFill>
+                    <w14:schemeClr w14:val="bg1"/>
+                  </w14:solidFill>
+                </w14:textFill>
               </w:rPr>
             </w:pPr>
           </w:p>
@@ -11102,7 +8638,7 @@
               <w:left w:val="single" w:color="auto" w:sz="4" w:space="0"/>
               <w:right w:val="single" w:color="auto" w:sz="12" w:space="0"/>
             </w:tcBorders>
-            <w:shd w:val="clear" w:color="auto" w:fill="00B0F0"/>
+            <w:shd w:val="clear" w:color="auto" w:fill="FF0000"/>
             <w:vAlign w:val="center"/>
           </w:tcPr>
           <w:p>
@@ -11176,10 +8712,21 @@
               <w:spacing w:after="0" w:line="240" w:lineRule="auto"/>
               <w:jc w:val="center"/>
               <w:rPr>
-                <w:sz w:val="18"/>
-                <w:szCs w:val="18"/>
-              </w:rPr>
-            </w:pPr>
+                <w:rFonts w:hint="default"/>
+                <w:sz w:val="18"/>
+                <w:szCs w:val="18"/>
+                <w:lang w:val="es-MX"/>
+              </w:rPr>
+            </w:pPr>
+            <w:r>
+              <w:rPr>
+                <w:rFonts w:hint="default" w:ascii="Calibri" w:hAnsi="Calibri" w:cs="Calibri" w:eastAsiaTheme="minorHAnsi"/>
+                <w:sz w:val="22"/>
+                <w:szCs w:val="22"/>
+                <w:lang w:val="es-MX" w:eastAsia="en-US" w:bidi="ar-SA"/>
+              </w:rPr>
+              <w:t>SÍ</w:t>
+            </w:r>
           </w:p>
         </w:tc>
         <w:tc>
@@ -11199,12 +8746,23 @@
               <w:spacing w:after="0" w:line="240" w:lineRule="auto"/>
               <w:jc w:val="center"/>
               <w:rPr>
+                <w:rFonts w:hint="default"/>
                 <w:b w:val="0"/>
                 <w:bCs w:val="0"/>
                 <w:sz w:val="18"/>
                 <w:szCs w:val="18"/>
-              </w:rPr>
-            </w:pPr>
+                <w:lang w:val="es-MX"/>
+              </w:rPr>
+            </w:pPr>
+            <w:r>
+              <w:rPr>
+                <w:rFonts w:hint="default" w:ascii="Calibri" w:hAnsi="Calibri" w:cs="Calibri" w:eastAsiaTheme="minorHAnsi"/>
+                <w:sz w:val="22"/>
+                <w:szCs w:val="22"/>
+                <w:lang w:val="es-MX" w:eastAsia="en-US" w:bidi="ar-SA"/>
+              </w:rPr>
+              <w:t>SÍ</w:t>
+            </w:r>
           </w:p>
         </w:tc>
         <w:tc>
@@ -11239,16 +8797,24 @@
               <w:bottom w:val="single" w:color="auto" w:sz="4" w:space="0"/>
               <w:right w:val="single" w:color="auto" w:sz="4" w:space="0"/>
             </w:tcBorders>
-            <w:shd w:val="clear" w:color="auto" w:fill="D0CECE" w:themeFill="background2" w:themeFillShade="E6"/>
-            <w:vAlign w:val="center"/>
-          </w:tcPr>
-          <w:p>
-            <w:pPr>
-              <w:spacing w:after="0" w:line="240" w:lineRule="auto"/>
-              <w:jc w:val="center"/>
-              <w:rPr>
-                <w:sz w:val="18"/>
-                <w:szCs w:val="18"/>
+            <w:shd w:val="clear" w:color="auto" w:fill="00B0F0"/>
+            <w:vAlign w:val="center"/>
+          </w:tcPr>
+          <w:p>
+            <w:pPr>
+              <w:spacing w:after="0" w:line="240" w:lineRule="auto"/>
+              <w:jc w:val="center"/>
+              <w:rPr>
+                <w:rFonts w:hint="default"/>
+                <w:b/>
+                <w:bCs/>
+                <w:color w:val="FFFFFF" w:themeColor="background1"/>
+                <w:lang w:val="es-MX"/>
+                <w14:textFill>
+                  <w14:solidFill>
+                    <w14:schemeClr w14:val="bg1"/>
+                  </w14:solidFill>
+                </w14:textFill>
               </w:rPr>
             </w:pPr>
           </w:p>
@@ -11260,6 +8826,273 @@
               <w:left w:val="single" w:color="auto" w:sz="4" w:space="0"/>
               <w:right w:val="single" w:color="auto" w:sz="12" w:space="0"/>
             </w:tcBorders>
+            <w:shd w:val="clear" w:color="auto" w:fill="FF0000"/>
+            <w:vAlign w:val="center"/>
+          </w:tcPr>
+          <w:p>
+            <w:pPr>
+              <w:spacing w:after="0" w:line="240" w:lineRule="auto"/>
+              <w:jc w:val="center"/>
+              <w:rPr>
+                <w:sz w:val="18"/>
+                <w:szCs w:val="18"/>
+              </w:rPr>
+            </w:pPr>
+          </w:p>
+        </w:tc>
+      </w:tr>
+      <w:tr>
+        <w:tblPrEx>
+          <w:tblBorders>
+            <w:top w:val="single" w:color="auto" w:sz="4" w:space="0"/>
+            <w:left w:val="single" w:color="auto" w:sz="4" w:space="0"/>
+            <w:bottom w:val="single" w:color="auto" w:sz="4" w:space="0"/>
+            <w:right w:val="single" w:color="auto" w:sz="4" w:space="0"/>
+            <w:insideH w:val="single" w:color="auto" w:sz="4" w:space="0"/>
+            <w:insideV w:val="single" w:color="auto" w:sz="4" w:space="0"/>
+          </w:tblBorders>
+        </w:tblPrEx>
+        <w:trPr>
+          <w:trHeight w:val="164" w:hRule="atLeast"/>
+        </w:trPr>
+        <w:tc>
+          <w:tcPr>
+            <w:tcW w:w="1555" w:type="dxa"/>
+            <w:tcBorders>
+              <w:left w:val="single" w:color="auto" w:sz="12" w:space="0"/>
+              <w:right w:val="single" w:color="auto" w:sz="12" w:space="0"/>
+            </w:tcBorders>
+            <w:vAlign w:val="center"/>
+          </w:tcPr>
+          <w:p>
+            <w:pPr>
+              <w:spacing w:after="0" w:line="240" w:lineRule="auto"/>
+              <w:jc w:val="center"/>
+              <w:rPr>
+                <w:sz w:val="18"/>
+                <w:szCs w:val="18"/>
+              </w:rPr>
+            </w:pPr>
+            <w:r>
+              <w:rPr>
+                <w:sz w:val="18"/>
+                <w:szCs w:val="18"/>
+              </w:rPr>
+              <w:t>Actividad</w:t>
+            </w:r>
+          </w:p>
+        </w:tc>
+        <w:tc>
+          <w:tcPr>
+            <w:tcW w:w="2675" w:type="dxa"/>
+            <w:tcBorders>
+              <w:left w:val="single" w:color="auto" w:sz="12" w:space="0"/>
+              <w:right w:val="single" w:color="auto" w:sz="4" w:space="0"/>
+            </w:tcBorders>
+            <w:vAlign w:val="center"/>
+          </w:tcPr>
+          <w:p>
+            <w:pPr>
+              <w:pStyle w:val="13"/>
+              <w:numPr>
+                <w:ilvl w:val="0"/>
+                <w:numId w:val="1"/>
+              </w:numPr>
+              <w:spacing w:after="0" w:line="240" w:lineRule="auto"/>
+              <w:ind w:left="420" w:leftChars="0" w:hanging="420" w:firstLineChars="0"/>
+              <w:jc w:val="both"/>
+              <w:rPr>
+                <w:rFonts w:hint="default"/>
+                <w:b w:val="0"/>
+                <w:bCs w:val="0"/>
+                <w:lang w:val="es-MX"/>
+              </w:rPr>
+            </w:pPr>
+            <w:r>
+              <w:rPr>
+                <w:rFonts w:ascii="Calibri" w:hAnsi="Calibri" w:cs="Calibri"/>
+              </w:rPr>
+              <w:t>Lápiz Lector</w:t>
+            </w:r>
+            <w:r>
+              <w:rPr>
+                <w:rFonts w:hint="default" w:ascii="Calibri" w:hAnsi="Calibri" w:cs="Calibri"/>
+                <w:lang w:val="es-MX"/>
+              </w:rPr>
+              <w:t>.</w:t>
+            </w:r>
+          </w:p>
+          <w:p>
+            <w:pPr>
+              <w:pStyle w:val="13"/>
+              <w:numPr>
+                <w:ilvl w:val="0"/>
+                <w:numId w:val="1"/>
+              </w:numPr>
+              <w:spacing w:after="0" w:line="240" w:lineRule="auto"/>
+              <w:ind w:left="420" w:leftChars="0" w:hanging="420" w:firstLineChars="0"/>
+              <w:jc w:val="both"/>
+              <w:rPr>
+                <w:rFonts w:hint="default"/>
+                <w:sz w:val="18"/>
+                <w:szCs w:val="18"/>
+                <w:lang w:val="es-MX"/>
+              </w:rPr>
+            </w:pPr>
+            <w:r>
+              <w:rPr>
+                <w:rFonts w:ascii="Calibri" w:hAnsi="Calibri" w:cs="Calibri"/>
+              </w:rPr>
+              <w:t xml:space="preserve">Realizar los ejercicios de libro </w:t>
+            </w:r>
+            <w:r>
+              <w:rPr>
+                <w:rFonts w:hint="default" w:ascii="Calibri" w:hAnsi="Calibri" w:cs="Calibri"/>
+                <w:lang w:val="es-MX"/>
+              </w:rPr>
+              <w:t>2 p.p. 48, 49,</w:t>
+            </w:r>
+            <w:bookmarkStart w:id="0" w:name="_GoBack"/>
+            <w:bookmarkEnd w:id="0"/>
+            <w:r>
+              <w:rPr>
+                <w:rFonts w:hint="default" w:ascii="Calibri" w:hAnsi="Calibri" w:cs="Calibri"/>
+                <w:lang w:val="es-MX"/>
+              </w:rPr>
+              <w:t xml:space="preserve">50, 51, 52. </w:t>
+            </w:r>
+          </w:p>
+          <w:p>
+            <w:pPr>
+              <w:pStyle w:val="13"/>
+              <w:numPr>
+                <w:ilvl w:val="0"/>
+                <w:numId w:val="1"/>
+              </w:numPr>
+              <w:spacing w:after="0" w:line="240" w:lineRule="auto"/>
+              <w:ind w:left="420" w:leftChars="0" w:hanging="420" w:firstLineChars="0"/>
+              <w:jc w:val="both"/>
+              <w:rPr>
+                <w:rFonts w:hint="default"/>
+                <w:sz w:val="18"/>
+                <w:szCs w:val="18"/>
+                <w:lang w:val="es-MX"/>
+              </w:rPr>
+            </w:pPr>
+            <w:r>
+              <w:rPr>
+                <w:rFonts w:hint="default"/>
+                <w:b w:val="0"/>
+                <w:bCs w:val="0"/>
+                <w:lang w:val="es-MX"/>
+              </w:rPr>
+              <w:t xml:space="preserve">Spark: p49. Antes de la Dictadura </w:t>
+            </w:r>
+          </w:p>
+        </w:tc>
+        <w:tc>
+          <w:tcPr>
+            <w:tcW w:w="2428" w:type="dxa"/>
+            <w:tcBorders>
+              <w:top w:val="single" w:color="auto" w:sz="4" w:space="0"/>
+              <w:left w:val="single" w:color="auto" w:sz="4" w:space="0"/>
+              <w:bottom w:val="single" w:color="auto" w:sz="4" w:space="0"/>
+              <w:right w:val="single" w:color="auto" w:sz="4" w:space="0"/>
+            </w:tcBorders>
+            <w:shd w:val="clear" w:color="auto" w:fill="FFFFFF" w:themeFill="background1"/>
+            <w:vAlign w:val="center"/>
+          </w:tcPr>
+          <w:p>
+            <w:pPr>
+              <w:spacing w:after="0" w:line="240" w:lineRule="auto"/>
+              <w:jc w:val="center"/>
+              <w:rPr>
+                <w:rFonts w:hint="default"/>
+                <w:b w:val="0"/>
+                <w:bCs w:val="0"/>
+                <w:sz w:val="18"/>
+                <w:szCs w:val="18"/>
+                <w:lang w:val="es-MX"/>
+              </w:rPr>
+            </w:pPr>
+            <w:r>
+              <w:rPr>
+                <w:rFonts w:hint="default" w:ascii="Calibri" w:hAnsi="Calibri" w:cs="Calibri" w:eastAsiaTheme="minorHAnsi"/>
+                <w:sz w:val="22"/>
+                <w:szCs w:val="22"/>
+                <w:lang w:val="es-MX" w:eastAsia="en-US" w:bidi="ar-SA"/>
+              </w:rPr>
+              <w:t>Elaboración de guía de estudio</w:t>
+            </w:r>
+            <w:r>
+              <w:rPr>
+                <w:rFonts w:hint="default" w:ascii="Calibri" w:hAnsi="Calibri" w:cs="Calibri"/>
+                <w:sz w:val="22"/>
+                <w:szCs w:val="22"/>
+                <w:lang w:val="es-MX" w:eastAsia="en-US" w:bidi="ar-SA"/>
+              </w:rPr>
+              <w:t>.</w:t>
+            </w:r>
+          </w:p>
+        </w:tc>
+        <w:tc>
+          <w:tcPr>
+            <w:tcW w:w="2723" w:type="dxa"/>
+            <w:tcBorders>
+              <w:top w:val="single" w:color="auto" w:sz="4" w:space="0"/>
+              <w:left w:val="single" w:color="auto" w:sz="4" w:space="0"/>
+              <w:bottom w:val="single" w:color="auto" w:sz="4" w:space="0"/>
+              <w:right w:val="single" w:color="auto" w:sz="4" w:space="0"/>
+            </w:tcBorders>
+            <w:shd w:val="clear" w:color="auto" w:fill="843C0B" w:themeFill="accent2" w:themeFillShade="80"/>
+            <w:vAlign w:val="center"/>
+          </w:tcPr>
+          <w:p>
+            <w:pPr>
+              <w:spacing w:after="0" w:line="240" w:lineRule="auto"/>
+              <w:jc w:val="center"/>
+              <w:rPr>
+                <w:rFonts w:hint="default"/>
+                <w:sz w:val="18"/>
+                <w:szCs w:val="18"/>
+                <w:lang w:val="es-MX"/>
+              </w:rPr>
+            </w:pPr>
+            <w:r>
+              <w:rPr>
+                <w:color w:val="FFFFFF" w:themeColor="background1"/>
+                <w14:textFill>
+                  <w14:solidFill>
+                    <w14:schemeClr w14:val="bg1"/>
+                  </w14:solidFill>
+                </w14:textFill>
+              </w:rPr>
+              <w:t xml:space="preserve">Aplicación de examen </w:t>
+            </w:r>
+            <w:r>
+              <w:rPr>
+                <w:rFonts w:hint="default"/>
+                <w:color w:val="FFFFFF" w:themeColor="background1"/>
+                <w:lang w:val="es-MX"/>
+                <w14:textFill>
+                  <w14:solidFill>
+                    <w14:schemeClr w14:val="bg1"/>
+                  </w14:solidFill>
+                </w14:textFill>
+              </w:rPr>
+              <w:t>mensual diciembre</w:t>
+            </w:r>
+          </w:p>
+        </w:tc>
+        <w:tc>
+          <w:tcPr>
+            <w:tcW w:w="2460" w:type="dxa"/>
+            <w:tcBorders>
+              <w:top w:val="single" w:color="auto" w:sz="4" w:space="0"/>
+              <w:left w:val="single" w:color="auto" w:sz="4" w:space="0"/>
+              <w:bottom w:val="single" w:color="auto" w:sz="4" w:space="0"/>
+              <w:right w:val="single" w:color="auto" w:sz="4" w:space="0"/>
+            </w:tcBorders>
             <w:shd w:val="clear" w:color="auto" w:fill="00B0F0"/>
             <w:vAlign w:val="center"/>
           </w:tcPr>
@@ -11268,8 +9101,54 @@
               <w:spacing w:after="0" w:line="240" w:lineRule="auto"/>
               <w:jc w:val="center"/>
               <w:rPr>
-                <w:sz w:val="18"/>
-                <w:szCs w:val="18"/>
+                <w:rFonts w:hint="default"/>
+                <w:b/>
+                <w:bCs/>
+                <w:color w:val="FFFFFF" w:themeColor="background1"/>
+                <w:lang w:val="es-MX"/>
+                <w14:textFill>
+                  <w14:solidFill>
+                    <w14:schemeClr w14:val="bg1"/>
+                  </w14:solidFill>
+                </w14:textFill>
+              </w:rPr>
+            </w:pPr>
+            <w:r>
+              <w:rPr>
+                <w:rFonts w:hint="default"/>
+                <w:b/>
+                <w:bCs/>
+                <w:color w:val="FFFFFF" w:themeColor="background1"/>
+                <w:lang w:val="es-MX"/>
+                <w14:textFill>
+                  <w14:solidFill>
+                    <w14:schemeClr w14:val="bg1"/>
+                  </w14:solidFill>
+                </w14:textFill>
+              </w:rPr>
+              <w:t>Posada</w:t>
+            </w:r>
+          </w:p>
+        </w:tc>
+        <w:tc>
+          <w:tcPr>
+            <w:tcW w:w="2896" w:type="dxa"/>
+            <w:tcBorders>
+              <w:left w:val="single" w:color="auto" w:sz="4" w:space="0"/>
+              <w:right w:val="single" w:color="auto" w:sz="12" w:space="0"/>
+            </w:tcBorders>
+            <w:shd w:val="clear" w:color="auto" w:fill="FF0000"/>
+            <w:vAlign w:val="center"/>
+          </w:tcPr>
+          <w:p>
+            <w:pPr>
+              <w:spacing w:after="0" w:line="240" w:lineRule="auto"/>
+              <w:jc w:val="center"/>
+              <w:rPr>
+                <w:rFonts w:hint="default"/>
+                <w:sz w:val="18"/>
+                <w:szCs w:val="18"/>
+                <w:lang w:val="es-MX"/>
               </w:rPr>
             </w:pPr>
           </w:p>
@@ -11292,9 +9171,6 @@
             <w:right w:w="108" w:type="dxa"/>
           </w:tblCellMar>
         </w:tblPrEx>
-        <w:trPr>
-          <w:trHeight w:val="164" w:hRule="atLeast"/>
-        </w:trPr>
         <w:tc>
           <w:tcPr>
             <w:tcW w:w="1555" w:type="dxa"/>
@@ -11318,7 +9194,7 @@
                 <w:sz w:val="18"/>
                 <w:szCs w:val="18"/>
               </w:rPr>
-              <w:t>Actividad</w:t>
+              <w:t>Libro</w:t>
             </w:r>
           </w:p>
         </w:tc>
@@ -11333,91 +9209,23 @@
           </w:tcPr>
           <w:p>
             <w:pPr>
-              <w:pStyle w:val="13"/>
-              <w:numPr>
-                <w:ilvl w:val="0"/>
-                <w:numId w:val="1"/>
-              </w:numPr>
-              <w:spacing w:after="0" w:line="240" w:lineRule="auto"/>
-              <w:ind w:left="420" w:leftChars="0" w:hanging="420" w:firstLineChars="0"/>
-              <w:jc w:val="both"/>
-              <w:rPr>
-                <w:rFonts w:hint="default"/>
-                <w:b w:val="0"/>
-                <w:bCs w:val="0"/>
-                <w:lang w:val="es-MX"/>
-              </w:rPr>
-            </w:pPr>
-            <w:r>
-              <w:rPr>
-                <w:rFonts w:ascii="Calibri" w:hAnsi="Calibri" w:cs="Calibri"/>
-              </w:rPr>
-              <w:t>Lápiz Lector</w:t>
-            </w:r>
-            <w:r>
-              <w:rPr>
-                <w:rFonts w:hint="default" w:ascii="Calibri" w:hAnsi="Calibri" w:cs="Calibri"/>
-                <w:lang w:val="es-MX"/>
-              </w:rPr>
-              <w:t>.</w:t>
-            </w:r>
-          </w:p>
-          <w:p>
-            <w:pPr>
-              <w:pStyle w:val="13"/>
-              <w:numPr>
-                <w:ilvl w:val="0"/>
-                <w:numId w:val="1"/>
-              </w:numPr>
-              <w:spacing w:after="0" w:line="240" w:lineRule="auto"/>
-              <w:ind w:left="420" w:leftChars="0" w:hanging="420" w:firstLineChars="0"/>
-              <w:jc w:val="both"/>
-              <w:rPr>
-                <w:rFonts w:hint="default"/>
-                <w:sz w:val="18"/>
-                <w:szCs w:val="18"/>
-                <w:lang w:val="es-MX"/>
-              </w:rPr>
-            </w:pPr>
-            <w:r>
-              <w:rPr>
-                <w:rFonts w:ascii="Calibri" w:hAnsi="Calibri" w:cs="Calibri"/>
-              </w:rPr>
-              <w:t xml:space="preserve">Realizar los ejercicios de libro </w:t>
-            </w:r>
-            <w:r>
-              <w:rPr>
-                <w:rFonts w:hint="default" w:ascii="Calibri" w:hAnsi="Calibri" w:cs="Calibri"/>
-                <w:lang w:val="es-MX"/>
-              </w:rPr>
-              <w:t xml:space="preserve">2 p.p. 50, 51, 52. </w:t>
-            </w:r>
-          </w:p>
-          <w:p>
-            <w:pPr>
-              <w:pStyle w:val="13"/>
-              <w:numPr>
-                <w:ilvl w:val="0"/>
-                <w:numId w:val="1"/>
-              </w:numPr>
-              <w:spacing w:after="0" w:line="240" w:lineRule="auto"/>
-              <w:ind w:left="420" w:leftChars="0" w:hanging="420" w:firstLineChars="0"/>
-              <w:jc w:val="both"/>
-              <w:rPr>
-                <w:rFonts w:hint="default"/>
-                <w:sz w:val="18"/>
-                <w:szCs w:val="18"/>
-                <w:lang w:val="es-MX"/>
-              </w:rPr>
-            </w:pPr>
-            <w:r>
-              <w:rPr>
-                <w:rFonts w:hint="default"/>
-                <w:b w:val="0"/>
-                <w:bCs w:val="0"/>
-                <w:lang w:val="es-MX"/>
-              </w:rPr>
-              <w:t xml:space="preserve">Spark: p49. Antes de la Dictadura </w:t>
+              <w:spacing w:after="0" w:line="240" w:lineRule="auto"/>
+              <w:jc w:val="center"/>
+              <w:rPr>
+                <w:rFonts w:hint="default"/>
+                <w:sz w:val="18"/>
+                <w:szCs w:val="18"/>
+                <w:lang w:val="es-MX"/>
+              </w:rPr>
+            </w:pPr>
+            <w:r>
+              <w:rPr>
+                <w:rFonts w:hint="default" w:ascii="Calibri" w:hAnsi="Calibri" w:cs="Calibri" w:eastAsiaTheme="minorHAnsi"/>
+                <w:sz w:val="22"/>
+                <w:szCs w:val="22"/>
+                <w:lang w:val="es-MX" w:eastAsia="en-US" w:bidi="ar-SA"/>
+              </w:rPr>
+              <w:t>SÍ</w:t>
             </w:r>
           </w:p>
         </w:tc>
@@ -11463,36 +9271,10 @@
               <w:spacing w:after="0" w:line="240" w:lineRule="auto"/>
               <w:jc w:val="center"/>
               <w:rPr>
-                <w:rFonts w:hint="default"/>
-                <w:sz w:val="18"/>
-                <w:szCs w:val="18"/>
-                <w:lang w:val="es-MX"/>
-              </w:rPr>
-            </w:pPr>
-            <w:r>
-              <w:rPr>
-                <w:color w:val="FFFFFF" w:themeColor="background1"/>
-                <w14:textFill>
-                  <w14:solidFill>
-                    <w14:schemeClr w14:val="bg1"/>
-                  </w14:solidFill>
-                </w14:textFill>
-              </w:rPr>
-              <w:t xml:space="preserve">Aplicación de examen </w:t>
-            </w:r>
-            <w:r>
-              <w:rPr>
-                <w:rFonts w:hint="default"/>
-                <w:color w:val="FFFFFF" w:themeColor="background1"/>
-                <w:lang w:val="es-MX"/>
-                <w14:textFill>
-                  <w14:solidFill>
-                    <w14:schemeClr w14:val="bg1"/>
-                  </w14:solidFill>
-                </w14:textFill>
-              </w:rPr>
-              <w:t>mensual diciembre</w:t>
-            </w:r>
+                <w:sz w:val="18"/>
+                <w:szCs w:val="18"/>
+              </w:rPr>
+            </w:pPr>
           </w:p>
         </w:tc>
         <w:tc>
@@ -11504,16 +9286,16 @@
               <w:bottom w:val="single" w:color="auto" w:sz="4" w:space="0"/>
               <w:right w:val="single" w:color="auto" w:sz="4" w:space="0"/>
             </w:tcBorders>
-            <w:shd w:val="clear" w:color="auto" w:fill="D0CECE" w:themeFill="background2" w:themeFillShade="E6"/>
-            <w:vAlign w:val="center"/>
-          </w:tcPr>
-          <w:p>
-            <w:pPr>
-              <w:spacing w:after="0" w:line="240" w:lineRule="auto"/>
-              <w:jc w:val="center"/>
-              <w:rPr>
-                <w:sz w:val="18"/>
-                <w:szCs w:val="18"/>
+            <w:shd w:val="clear" w:color="auto" w:fill="00B0F0"/>
+            <w:vAlign w:val="center"/>
+          </w:tcPr>
+          <w:p>
+            <w:pPr>
+              <w:spacing w:after="0" w:line="240" w:lineRule="auto"/>
+              <w:jc w:val="center"/>
+              <w:rPr>
+                <w:sz w:val="14"/>
+                <w:szCs w:val="14"/>
               </w:rPr>
             </w:pPr>
           </w:p>
@@ -11525,7 +9307,7 @@
               <w:left w:val="single" w:color="auto" w:sz="4" w:space="0"/>
               <w:right w:val="single" w:color="auto" w:sz="12" w:space="0"/>
             </w:tcBorders>
-            <w:shd w:val="clear" w:color="auto" w:fill="00B0F0"/>
+            <w:shd w:val="clear" w:color="auto" w:fill="FF0000"/>
             <w:vAlign w:val="center"/>
           </w:tcPr>
           <w:p>
@@ -11580,7 +9362,7 @@
                 <w:sz w:val="18"/>
                 <w:szCs w:val="18"/>
               </w:rPr>
-              <w:t>Libro</w:t>
+              <w:t>Tarea</w:t>
             </w:r>
           </w:p>
         </w:tc>
@@ -11606,12 +9388,12 @@
             </w:pPr>
             <w:r>
               <w:rPr>
-                <w:rFonts w:hint="default" w:ascii="Calibri" w:hAnsi="Calibri" w:cs="Calibri" w:eastAsiaTheme="minorHAnsi"/>
-                <w:sz w:val="22"/>
-                <w:szCs w:val="22"/>
-                <w:lang w:val="es-MX" w:eastAsia="en-US" w:bidi="ar-SA"/>
-              </w:rPr>
-              <w:t>SÍ</w:t>
+                <w:rFonts w:hint="default"/>
+                <w:b w:val="0"/>
+                <w:bCs/>
+                <w:lang w:val="es-MX"/>
+              </w:rPr>
+              <w:t xml:space="preserve"> ¿A qué costo?</w:t>
             </w:r>
           </w:p>
         </w:tc>
@@ -11632,12 +9414,36 @@
               <w:spacing w:after="0" w:line="240" w:lineRule="auto"/>
               <w:jc w:val="center"/>
               <w:rPr>
+                <w:rFonts w:hint="default"/>
                 <w:b w:val="0"/>
                 <w:bCs w:val="0"/>
                 <w:sz w:val="18"/>
                 <w:szCs w:val="18"/>
-              </w:rPr>
-            </w:pPr>
+                <w:lang w:val="es-MX"/>
+              </w:rPr>
+            </w:pPr>
+            <w:r>
+              <w:rPr>
+                <w:rFonts w:hint="default"/>
+                <w:b/>
+                <w:lang w:val="es-MX"/>
+              </w:rPr>
+              <w:t xml:space="preserve"> </w:t>
+            </w:r>
+            <w:r>
+              <w:rPr>
+                <w:b/>
+              </w:rPr>
+              <w:t>TEM</w:t>
+            </w:r>
+            <w:r>
+              <w:rPr>
+                <w:rFonts w:hint="default"/>
+                <w:b/>
+                <w:lang w:val="es-MX"/>
+              </w:rPr>
+              <w:t>ARIO</w:t>
+            </w:r>
           </w:p>
         </w:tc>
         <w:tc>
@@ -11672,16 +9478,16 @@
               <w:bottom w:val="single" w:color="auto" w:sz="4" w:space="0"/>
               <w:right w:val="single" w:color="auto" w:sz="4" w:space="0"/>
             </w:tcBorders>
-            <w:shd w:val="clear" w:color="auto" w:fill="D0CECE" w:themeFill="background2" w:themeFillShade="E6"/>
-            <w:vAlign w:val="center"/>
-          </w:tcPr>
-          <w:p>
-            <w:pPr>
-              <w:spacing w:after="0" w:line="240" w:lineRule="auto"/>
-              <w:jc w:val="center"/>
-              <w:rPr>
-                <w:sz w:val="18"/>
-                <w:szCs w:val="18"/>
+            <w:shd w:val="clear" w:color="auto" w:fill="00B0F0"/>
+            <w:vAlign w:val="center"/>
+          </w:tcPr>
+          <w:p>
+            <w:pPr>
+              <w:spacing w:after="0" w:line="240" w:lineRule="auto"/>
+              <w:jc w:val="center"/>
+              <w:rPr>
+                <w:sz w:val="14"/>
+                <w:szCs w:val="14"/>
               </w:rPr>
             </w:pPr>
           </w:p>
@@ -11693,7 +9499,7 @@
               <w:left w:val="single" w:color="auto" w:sz="4" w:space="0"/>
               <w:right w:val="single" w:color="auto" w:sz="12" w:space="0"/>
             </w:tcBorders>
-            <w:shd w:val="clear" w:color="auto" w:fill="00B0F0"/>
+            <w:shd w:val="clear" w:color="auto" w:fill="FF0000"/>
             <w:vAlign w:val="center"/>
           </w:tcPr>
           <w:p>
@@ -11748,7 +9554,7 @@
                 <w:sz w:val="18"/>
                 <w:szCs w:val="18"/>
               </w:rPr>
-              <w:t>Tarea</w:t>
+              <w:t>Recortable</w:t>
             </w:r>
           </w:p>
         </w:tc>
@@ -11757,68 +9563,64 @@
             <w:tcW w:w="2675" w:type="dxa"/>
             <w:tcBorders>
               <w:left w:val="single" w:color="auto" w:sz="12" w:space="0"/>
-              <w:right w:val="single" w:color="auto" w:sz="4" w:space="0"/>
-            </w:tcBorders>
-            <w:vAlign w:val="center"/>
-          </w:tcPr>
-          <w:p>
-            <w:pPr>
-              <w:spacing w:after="0" w:line="240" w:lineRule="auto"/>
-              <w:jc w:val="center"/>
-              <w:rPr>
-                <w:rFonts w:hint="default"/>
-                <w:sz w:val="18"/>
-                <w:szCs w:val="18"/>
-                <w:lang w:val="es-MX"/>
-              </w:rPr>
-            </w:pPr>
-            <w:r>
-              <w:rPr>
-                <w:rFonts w:hint="default"/>
-                <w:b/>
-                <w:lang w:val="es-MX"/>
-              </w:rPr>
-              <w:t xml:space="preserve"> </w:t>
-            </w:r>
-            <w:r>
-              <w:rPr>
-                <w:b/>
-              </w:rPr>
-              <w:t>TEM</w:t>
-            </w:r>
-            <w:r>
-              <w:rPr>
-                <w:rFonts w:hint="default"/>
-                <w:b/>
-                <w:lang w:val="es-MX"/>
-              </w:rPr>
-              <w:t>ARIO</w:t>
-            </w:r>
-          </w:p>
-        </w:tc>
-        <w:tc>
-          <w:tcPr>
-            <w:tcW w:w="2428" w:type="dxa"/>
-            <w:tcBorders>
-              <w:top w:val="single" w:color="auto" w:sz="4" w:space="0"/>
-              <w:left w:val="single" w:color="auto" w:sz="4" w:space="0"/>
-              <w:bottom w:val="single" w:color="auto" w:sz="4" w:space="0"/>
-              <w:right w:val="single" w:color="auto" w:sz="4" w:space="0"/>
-            </w:tcBorders>
-            <w:shd w:val="clear" w:color="auto" w:fill="FFFFFF" w:themeFill="background1"/>
-            <w:vAlign w:val="center"/>
-          </w:tcPr>
-          <w:p>
-            <w:pPr>
-              <w:spacing w:after="0" w:line="240" w:lineRule="auto"/>
-              <w:jc w:val="center"/>
-              <w:rPr>
+            </w:tcBorders>
+            <w:vAlign w:val="center"/>
+          </w:tcPr>
+          <w:p>
+            <w:pPr>
+              <w:spacing w:after="0" w:line="240" w:lineRule="auto"/>
+              <w:jc w:val="center"/>
+              <w:rPr>
+                <w:rFonts w:hint="default"/>
+                <w:sz w:val="14"/>
+                <w:szCs w:val="14"/>
+                <w:lang w:val="es-MX"/>
+              </w:rPr>
+            </w:pPr>
+            <w:r>
+              <w:rPr>
+                <w:rFonts w:hint="default" w:asciiTheme="minorHAnsi" w:hAnsiTheme="minorHAnsi" w:eastAsiaTheme="minorHAnsi" w:cstheme="minorBidi"/>
                 <w:b w:val="0"/>
                 <w:bCs w:val="0"/>
-                <w:sz w:val="18"/>
-                <w:szCs w:val="18"/>
-              </w:rPr>
-            </w:pPr>
+                <w:sz w:val="22"/>
+                <w:szCs w:val="22"/>
+                <w:lang w:val="es-MX" w:eastAsia="en-US" w:bidi="ar-SA"/>
+              </w:rPr>
+              <w:t>No</w:t>
+            </w:r>
+          </w:p>
+        </w:tc>
+        <w:tc>
+          <w:tcPr>
+            <w:tcW w:w="2428" w:type="dxa"/>
+            <w:tcBorders>
+              <w:top w:val="single" w:color="auto" w:sz="4" w:space="0"/>
+            </w:tcBorders>
+            <w:shd w:val="clear" w:color="auto" w:fill="auto"/>
+            <w:vAlign w:val="center"/>
+          </w:tcPr>
+          <w:p>
+            <w:pPr>
+              <w:spacing w:after="0" w:line="240" w:lineRule="auto"/>
+              <w:jc w:val="center"/>
+              <w:rPr>
+                <w:rFonts w:hint="default" w:asciiTheme="minorHAnsi" w:hAnsiTheme="minorHAnsi" w:eastAsiaTheme="minorHAnsi" w:cstheme="minorBidi"/>
+                <w:sz w:val="14"/>
+                <w:szCs w:val="14"/>
+                <w:lang w:val="es-MX" w:eastAsia="en-US" w:bidi="ar-SA"/>
+              </w:rPr>
+            </w:pPr>
+            <w:r>
+              <w:rPr>
+                <w:rFonts w:hint="default" w:asciiTheme="minorHAnsi" w:hAnsiTheme="minorHAnsi" w:eastAsiaTheme="minorHAnsi" w:cstheme="minorBidi"/>
+                <w:b w:val="0"/>
+                <w:bCs w:val="0"/>
+                <w:sz w:val="22"/>
+                <w:szCs w:val="22"/>
+                <w:lang w:val="es-MX" w:eastAsia="en-US" w:bidi="ar-SA"/>
+              </w:rPr>
+              <w:t>No</w:t>
+            </w:r>
           </w:p>
         </w:tc>
         <w:tc>
@@ -11826,9 +9628,6 @@
             <w:tcW w:w="2723" w:type="dxa"/>
             <w:tcBorders>
               <w:top w:val="single" w:color="auto" w:sz="4" w:space="0"/>
-              <w:left w:val="single" w:color="auto" w:sz="4" w:space="0"/>
-              <w:bottom w:val="single" w:color="auto" w:sz="4" w:space="0"/>
-              <w:right w:val="single" w:color="auto" w:sz="4" w:space="0"/>
             </w:tcBorders>
             <w:shd w:val="clear" w:color="auto" w:fill="843C0B" w:themeFill="accent2" w:themeFillShade="80"/>
             <w:vAlign w:val="center"/>
@@ -11838,8 +9637,8 @@
               <w:spacing w:after="0" w:line="240" w:lineRule="auto"/>
               <w:jc w:val="center"/>
               <w:rPr>
-                <w:sz w:val="18"/>
-                <w:szCs w:val="18"/>
+                <w:sz w:val="14"/>
+                <w:szCs w:val="14"/>
               </w:rPr>
             </w:pPr>
           </w:p>
@@ -11849,20 +9648,17 @@
             <w:tcW w:w="2460" w:type="dxa"/>
             <w:tcBorders>
               <w:top w:val="single" w:color="auto" w:sz="4" w:space="0"/>
-              <w:left w:val="single" w:color="auto" w:sz="4" w:space="0"/>
-              <w:bottom w:val="single" w:color="auto" w:sz="4" w:space="0"/>
-              <w:right w:val="single" w:color="auto" w:sz="4" w:space="0"/>
-            </w:tcBorders>
-            <w:shd w:val="clear" w:color="auto" w:fill="D0CECE" w:themeFill="background2" w:themeFillShade="E6"/>
-            <w:vAlign w:val="center"/>
-          </w:tcPr>
-          <w:p>
-            <w:pPr>
-              <w:spacing w:after="0" w:line="240" w:lineRule="auto"/>
-              <w:jc w:val="center"/>
-              <w:rPr>
-                <w:sz w:val="18"/>
-                <w:szCs w:val="18"/>
+            </w:tcBorders>
+            <w:shd w:val="clear" w:color="auto" w:fill="00B0F0"/>
+            <w:vAlign w:val="center"/>
+          </w:tcPr>
+          <w:p>
+            <w:pPr>
+              <w:spacing w:after="0" w:line="240" w:lineRule="auto"/>
+              <w:jc w:val="center"/>
+              <w:rPr>
+                <w:sz w:val="14"/>
+                <w:szCs w:val="14"/>
               </w:rPr>
             </w:pPr>
           </w:p>
@@ -11871,19 +9667,18 @@
           <w:tcPr>
             <w:tcW w:w="2896" w:type="dxa"/>
             <w:tcBorders>
-              <w:left w:val="single" w:color="auto" w:sz="4" w:space="0"/>
               <w:right w:val="single" w:color="auto" w:sz="12" w:space="0"/>
             </w:tcBorders>
-            <w:shd w:val="clear" w:color="auto" w:fill="00B0F0"/>
-            <w:vAlign w:val="center"/>
-          </w:tcPr>
-          <w:p>
-            <w:pPr>
-              <w:spacing w:after="0" w:line="240" w:lineRule="auto"/>
-              <w:jc w:val="center"/>
-              <w:rPr>
-                <w:sz w:val="18"/>
-                <w:szCs w:val="18"/>
+            <w:shd w:val="clear" w:color="auto" w:fill="FF0000"/>
+            <w:vAlign w:val="center"/>
+          </w:tcPr>
+          <w:p>
+            <w:pPr>
+              <w:spacing w:after="0" w:line="240" w:lineRule="auto"/>
+              <w:jc w:val="center"/>
+              <w:rPr>
+                <w:sz w:val="14"/>
+                <w:szCs w:val="14"/>
               </w:rPr>
             </w:pPr>
           </w:p>
@@ -11911,6 +9706,7 @@
             <w:tcW w:w="1555" w:type="dxa"/>
             <w:tcBorders>
               <w:left w:val="single" w:color="auto" w:sz="12" w:space="0"/>
+              <w:bottom w:val="single" w:color="auto" w:sz="12" w:space="0"/>
               <w:right w:val="single" w:color="auto" w:sz="12" w:space="0"/>
             </w:tcBorders>
             <w:vAlign w:val="center"/>
@@ -11929,7 +9725,7 @@
                 <w:sz w:val="18"/>
                 <w:szCs w:val="18"/>
               </w:rPr>
-              <w:t>Recortable</w:t>
+              <w:t>Copia AMCO</w:t>
             </w:r>
           </w:p>
         </w:tc>
@@ -11938,6 +9734,7 @@
             <w:tcW w:w="2675" w:type="dxa"/>
             <w:tcBorders>
               <w:left w:val="single" w:color="auto" w:sz="12" w:space="0"/>
+              <w:bottom w:val="single" w:color="auto" w:sz="12" w:space="0"/>
             </w:tcBorders>
             <w:vAlign w:val="center"/>
           </w:tcPr>
@@ -11969,148 +9766,20 @@
           <w:tcPr>
             <w:tcW w:w="2428" w:type="dxa"/>
             <w:tcBorders>
-              <w:top w:val="single" w:color="auto" w:sz="4" w:space="0"/>
-            </w:tcBorders>
-            <w:shd w:val="clear" w:color="auto" w:fill="FFFFFF" w:themeFill="background1"/>
-            <w:vAlign w:val="center"/>
-          </w:tcPr>
-          <w:p>
-            <w:pPr>
-              <w:spacing w:after="0" w:line="240" w:lineRule="auto"/>
-              <w:jc w:val="center"/>
-              <w:rPr>
-                <w:b w:val="0"/>
-                <w:bCs w:val="0"/>
+              <w:bottom w:val="single" w:color="auto" w:sz="12" w:space="0"/>
+            </w:tcBorders>
+            <w:shd w:val="clear" w:color="auto" w:fill="auto"/>
+            <w:vAlign w:val="center"/>
+          </w:tcPr>
+          <w:p>
+            <w:pPr>
+              <w:spacing w:after="0" w:line="240" w:lineRule="auto"/>
+              <w:jc w:val="center"/>
+              <w:rPr>
+                <w:rFonts w:hint="default" w:asciiTheme="minorHAnsi" w:hAnsiTheme="minorHAnsi" w:eastAsiaTheme="minorHAnsi" w:cstheme="minorBidi"/>
                 <w:sz w:val="14"/>
                 <w:szCs w:val="14"/>
-              </w:rPr>
-            </w:pPr>
-          </w:p>
-        </w:tc>
-        <w:tc>
-          <w:tcPr>
-            <w:tcW w:w="2723" w:type="dxa"/>
-            <w:tcBorders>
-              <w:top w:val="single" w:color="auto" w:sz="4" w:space="0"/>
-            </w:tcBorders>
-            <w:shd w:val="clear" w:color="auto" w:fill="843C0B" w:themeFill="accent2" w:themeFillShade="80"/>
-            <w:vAlign w:val="center"/>
-          </w:tcPr>
-          <w:p>
-            <w:pPr>
-              <w:spacing w:after="0" w:line="240" w:lineRule="auto"/>
-              <w:jc w:val="center"/>
-              <w:rPr>
-                <w:sz w:val="14"/>
-                <w:szCs w:val="14"/>
-              </w:rPr>
-            </w:pPr>
-          </w:p>
-        </w:tc>
-        <w:tc>
-          <w:tcPr>
-            <w:tcW w:w="2460" w:type="dxa"/>
-            <w:tcBorders>
-              <w:top w:val="single" w:color="auto" w:sz="4" w:space="0"/>
-            </w:tcBorders>
-            <w:shd w:val="clear" w:color="auto" w:fill="D0CECE" w:themeFill="background2" w:themeFillShade="E6"/>
-            <w:vAlign w:val="center"/>
-          </w:tcPr>
-          <w:p>
-            <w:pPr>
-              <w:spacing w:after="0" w:line="240" w:lineRule="auto"/>
-              <w:jc w:val="center"/>
-              <w:rPr>
-                <w:sz w:val="14"/>
-                <w:szCs w:val="14"/>
-              </w:rPr>
-            </w:pPr>
-          </w:p>
-        </w:tc>
-        <w:tc>
-          <w:tcPr>
-            <w:tcW w:w="2896" w:type="dxa"/>
-            <w:tcBorders>
-              <w:right w:val="single" w:color="auto" w:sz="12" w:space="0"/>
-            </w:tcBorders>
-            <w:shd w:val="clear" w:color="auto" w:fill="00B0F0"/>
-            <w:vAlign w:val="center"/>
-          </w:tcPr>
-          <w:p>
-            <w:pPr>
-              <w:spacing w:after="0" w:line="240" w:lineRule="auto"/>
-              <w:jc w:val="center"/>
-              <w:rPr>
-                <w:sz w:val="14"/>
-                <w:szCs w:val="14"/>
-              </w:rPr>
-            </w:pPr>
-          </w:p>
-        </w:tc>
-      </w:tr>
-      <w:tr>
-        <w:tblPrEx>
-          <w:tblBorders>
-            <w:top w:val="single" w:color="auto" w:sz="4" w:space="0"/>
-            <w:left w:val="single" w:color="auto" w:sz="4" w:space="0"/>
-            <w:bottom w:val="single" w:color="auto" w:sz="4" w:space="0"/>
-            <w:right w:val="single" w:color="auto" w:sz="4" w:space="0"/>
-            <w:insideH w:val="single" w:color="auto" w:sz="4" w:space="0"/>
-            <w:insideV w:val="single" w:color="auto" w:sz="4" w:space="0"/>
-          </w:tblBorders>
-          <w:tblCellMar>
-            <w:top w:w="0" w:type="dxa"/>
-            <w:left w:w="108" w:type="dxa"/>
-            <w:bottom w:w="0" w:type="dxa"/>
-            <w:right w:w="108" w:type="dxa"/>
-          </w:tblCellMar>
-        </w:tblPrEx>
-        <w:tc>
-          <w:tcPr>
-            <w:tcW w:w="1555" w:type="dxa"/>
-            <w:tcBorders>
-              <w:left w:val="single" w:color="auto" w:sz="12" w:space="0"/>
-              <w:bottom w:val="single" w:color="auto" w:sz="12" w:space="0"/>
-              <w:right w:val="single" w:color="auto" w:sz="12" w:space="0"/>
-            </w:tcBorders>
-            <w:vAlign w:val="center"/>
-          </w:tcPr>
-          <w:p>
-            <w:pPr>
-              <w:spacing w:after="0" w:line="240" w:lineRule="auto"/>
-              <w:jc w:val="center"/>
-              <w:rPr>
-                <w:sz w:val="18"/>
-                <w:szCs w:val="18"/>
-              </w:rPr>
-            </w:pPr>
-            <w:r>
-              <w:rPr>
-                <w:sz w:val="18"/>
-                <w:szCs w:val="18"/>
-              </w:rPr>
-              <w:t>Copia AMCO</w:t>
-            </w:r>
-          </w:p>
-        </w:tc>
-        <w:tc>
-          <w:tcPr>
-            <w:tcW w:w="2675" w:type="dxa"/>
-            <w:tcBorders>
-              <w:left w:val="single" w:color="auto" w:sz="12" w:space="0"/>
-              <w:bottom w:val="single" w:color="auto" w:sz="12" w:space="0"/>
-            </w:tcBorders>
-            <w:vAlign w:val="center"/>
-          </w:tcPr>
-          <w:p>
-            <w:pPr>
-              <w:spacing w:after="0" w:line="240" w:lineRule="auto"/>
-              <w:jc w:val="center"/>
-              <w:rPr>
-                <w:rFonts w:hint="default"/>
-                <w:sz w:val="14"/>
-                <w:szCs w:val="14"/>
-                <w:lang w:val="es-MX"/>
+                <w:lang w:val="es-MX" w:eastAsia="en-US" w:bidi="ar-SA"/>
               </w:rPr>
             </w:pPr>
             <w:r>
@@ -12124,26 +9793,22 @@
               </w:rPr>
               <w:t>No</w:t>
             </w:r>
-            <w:bookmarkStart w:id="0" w:name="_GoBack"/>
-            <w:bookmarkEnd w:id="0"/>
-          </w:p>
-        </w:tc>
-        <w:tc>
-          <w:tcPr>
-            <w:tcW w:w="2428" w:type="dxa"/>
+          </w:p>
+        </w:tc>
+        <w:tc>
+          <w:tcPr>
+            <w:tcW w:w="2723" w:type="dxa"/>
             <w:tcBorders>
               <w:bottom w:val="single" w:color="auto" w:sz="12" w:space="0"/>
             </w:tcBorders>
-            <w:shd w:val="clear" w:color="auto" w:fill="FFFFFF" w:themeFill="background1"/>
-            <w:vAlign w:val="center"/>
-          </w:tcPr>
-          <w:p>
-            <w:pPr>
-              <w:spacing w:after="0" w:line="240" w:lineRule="auto"/>
-              <w:jc w:val="center"/>
-              <w:rPr>
-                <w:b w:val="0"/>
-                <w:bCs w:val="0"/>
+            <w:shd w:val="clear" w:color="auto" w:fill="843C0B" w:themeFill="accent2" w:themeFillShade="80"/>
+            <w:vAlign w:val="center"/>
+          </w:tcPr>
+          <w:p>
+            <w:pPr>
+              <w:spacing w:after="0" w:line="240" w:lineRule="auto"/>
+              <w:jc w:val="center"/>
+              <w:rPr>
                 <w:sz w:val="14"/>
                 <w:szCs w:val="14"/>
               </w:rPr>
@@ -12152,11 +9817,11 @@
         </w:tc>
         <w:tc>
           <w:tcPr>
-            <w:tcW w:w="2723" w:type="dxa"/>
+            <w:tcW w:w="2460" w:type="dxa"/>
             <w:tcBorders>
               <w:bottom w:val="single" w:color="auto" w:sz="12" w:space="0"/>
             </w:tcBorders>
-            <w:shd w:val="clear" w:color="auto" w:fill="843C0B" w:themeFill="accent2" w:themeFillShade="80"/>
+            <w:shd w:val="clear" w:color="auto" w:fill="00B0F0"/>
             <w:vAlign w:val="center"/>
           </w:tcPr>
           <w:p>
@@ -12172,32 +9837,12 @@
         </w:tc>
         <w:tc>
           <w:tcPr>
-            <w:tcW w:w="2460" w:type="dxa"/>
-            <w:tcBorders>
-              <w:bottom w:val="single" w:color="auto" w:sz="12" w:space="0"/>
-            </w:tcBorders>
-            <w:shd w:val="clear" w:color="auto" w:fill="D0CECE" w:themeFill="background2" w:themeFillShade="E6"/>
-            <w:vAlign w:val="center"/>
-          </w:tcPr>
-          <w:p>
-            <w:pPr>
-              <w:spacing w:after="0" w:line="240" w:lineRule="auto"/>
-              <w:jc w:val="center"/>
-              <w:rPr>
-                <w:sz w:val="14"/>
-                <w:szCs w:val="14"/>
-              </w:rPr>
-            </w:pPr>
-          </w:p>
-        </w:tc>
-        <w:tc>
-          <w:tcPr>
             <w:tcW w:w="2896" w:type="dxa"/>
             <w:tcBorders>
               <w:bottom w:val="single" w:color="auto" w:sz="12" w:space="0"/>
               <w:right w:val="single" w:color="auto" w:sz="12" w:space="0"/>
             </w:tcBorders>
-            <w:shd w:val="clear" w:color="auto" w:fill="00B0F0"/>
+            <w:shd w:val="clear" w:color="auto" w:fill="FF0000"/>
             <w:vAlign w:val="center"/>
           </w:tcPr>
           <w:p>
@@ -12733,7 +10378,7 @@
     <w:lsdException w:uiPriority="99" w:name="footnote text"/>
     <w:lsdException w:uiPriority="99" w:name="annotation text"/>
     <w:lsdException w:qFormat="1" w:uiPriority="99" w:semiHidden="0" w:name="header"/>
-    <w:lsdException w:uiPriority="99" w:semiHidden="0" w:name="footer"/>
+    <w:lsdException w:qFormat="1" w:uiPriority="99" w:semiHidden="0" w:name="footer"/>
     <w:lsdException w:uiPriority="99" w:name="index heading"/>
     <w:lsdException w:qFormat="1" w:uiPriority="35" w:name="caption"/>
     <w:lsdException w:uiPriority="99" w:name="table of figures"/>
@@ -12968,6 +10613,7 @@
     <w:basedOn w:val="1"/>
     <w:link w:val="12"/>
     <w:unhideWhenUsed/>
+    <w:qFormat/>
     <w:uiPriority w:val="99"/>
     <w:pPr>
       <w:tabs>
@@ -13031,6 +10677,7 @@
   </w:style>
   <w:style w:type="character" w:customStyle="1" w:styleId="15">
     <w:name w:val="cf01"/>
+    <w:qFormat/>
     <w:uiPriority w:val="0"/>
     <w:rPr>
       <w:rFonts w:ascii="Consolas" w:hAnsi="Consolas" w:eastAsia="Consolas" w:cs="Consolas"/>
